--- a/DOCS/Дипломный_проект_Зайцев.docx
+++ b/DOCS/Дипломный_проект_Зайцев.docx
@@ -3644,31 +3644,28 @@
           <w:r>
             <w:rPr>
               <w:rStyle w:val="IndexLink"/>
-              <w:vanish w:val="false"/>
+              <w:webHidden/>
             </w:rPr>
             <w:instrText xml:space="preserve"> TOC \z \o "1-3" \u \h</w:instrText>
           </w:r>
           <w:r>
             <w:rPr>
               <w:rStyle w:val="IndexLink"/>
-              <w:vanish w:val="false"/>
+              <w:webHidden/>
             </w:rPr>
             <w:fldChar w:fldCharType="separate"/>
           </w:r>
-          <w:r>
-            <w:rPr>
-              <w:rStyle w:val="IndexLink"/>
-              <w:vanish w:val="false"/>
-            </w:rPr>
-            <w:t>Введение</w:t>
-          </w:r>
-          <w:r>
-            <w:rPr>
-              <w:vanish w:val="false"/>
-            </w:rPr>
-            <w:tab/>
-            <w:t>10</w:t>
-          </w:r>
+          <w:hyperlink w:anchor="__RefHeading___Toc6592_3016159013" w:tooltip="Введение">
+            <w:r>
+              <w:rPr>
+                <w:rStyle w:val="IndexLink"/>
+                <w:webHidden/>
+              </w:rPr>
+              <w:t>Введение</w:t>
+              <w:tab/>
+              <w:t>10</w:t>
+            </w:r>
+          </w:hyperlink>
         </w:p>
         <w:p>
           <w:pPr>
@@ -3679,14 +3676,17 @@
             </w:tabs>
             <w:rPr/>
           </w:pPr>
-          <w:r>
-            <w:rPr>
-              <w:vanish w:val="false"/>
-            </w:rPr>
-            <w:t>1 АНАЛИЗ ПРЕДМЕТНОЙ ОБЛАСТИ</w:t>
-            <w:tab/>
-            <w:t>13</w:t>
-          </w:r>
+          <w:hyperlink w:anchor="__RefHeading___Toc6594_3016159013" w:tooltip="1 АНАЛИЗ ПРЕДМЕТНОЙ ОБЛАСТИ">
+            <w:r>
+              <w:rPr>
+                <w:rStyle w:val="IndexLink"/>
+                <w:webHidden/>
+              </w:rPr>
+              <w:t>1 АНАЛИЗ ПРЕДМЕТНОЙ ОБЛАСТИ</w:t>
+              <w:tab/>
+              <w:t>13</w:t>
+            </w:r>
+          </w:hyperlink>
         </w:p>
         <w:p>
           <w:pPr>
@@ -3697,14 +3697,17 @@
             </w:tabs>
             <w:rPr/>
           </w:pPr>
-          <w:r>
-            <w:rPr>
-              <w:vanish w:val="false"/>
-            </w:rPr>
-            <w:t>1.1 Понятие и роль дежурств в воинских подразделениях</w:t>
-            <w:tab/>
-            <w:t>13</w:t>
-          </w:r>
+          <w:hyperlink w:anchor="__RefHeading___Toc6596_3016159013" w:tooltip="Архитектурные принципы построения корпоративных систем и использование программных интерфейсов">
+            <w:r>
+              <w:rPr>
+                <w:rStyle w:val="IndexLink"/>
+                <w:webHidden/>
+              </w:rPr>
+              <w:t>1.1 Архитектурные принципы построения корпоративных систем и использование программных интерфейсов</w:t>
+              <w:tab/>
+              <w:t>14</w:t>
+            </w:r>
+          </w:hyperlink>
         </w:p>
         <w:p>
           <w:pPr>
@@ -3715,14 +3718,17 @@
             </w:tabs>
             <w:rPr/>
           </w:pPr>
-          <w:r>
-            <w:rPr>
-              <w:vanish w:val="false"/>
-            </w:rPr>
-            <w:t>1.2 Анализ существующих решений</w:t>
-            <w:tab/>
-            <w:t>15</w:t>
-          </w:r>
+          <w:hyperlink w:anchor="__RefHeading___Toc6598_3016159013" w:tooltip="Анализ рисков информационной безопасности в эпоху развития квантовых вычислений и применения алгоритма Шора">
+            <w:r>
+              <w:rPr>
+                <w:rStyle w:val="IndexLink"/>
+                <w:webHidden/>
+              </w:rPr>
+              <w:t>1.2 Анализ рисков информационной безопасности в эпоху развития квантовых вычислений и применения алгоритма Шора</w:t>
+              <w:tab/>
+              <w:t>16</w:t>
+            </w:r>
+          </w:hyperlink>
         </w:p>
         <w:p>
           <w:pPr>
@@ -3733,14 +3739,17 @@
             </w:tabs>
             <w:rPr/>
           </w:pPr>
-          <w:r>
-            <w:rPr>
-              <w:vanish w:val="false"/>
-            </w:rPr>
-            <w:t>1.3 Проблемы и ограничения текущих решений</w:t>
-            <w:tab/>
-            <w:t>16</w:t>
-          </w:r>
+          <w:hyperlink w:anchor="__RefHeading___Toc6600_3016159013" w:tooltip="Технологические ограничения и проблемы существующих систем защиты прикладного трафика">
+            <w:r>
+              <w:rPr>
+                <w:rStyle w:val="IndexLink"/>
+                <w:webHidden/>
+              </w:rPr>
+              <w:t>1.3 Технологические ограничения и проблемы существующих систем защиты прикладного трафика</w:t>
+              <w:tab/>
+              <w:t>17</w:t>
+            </w:r>
+          </w:hyperlink>
         </w:p>
         <w:p>
           <w:pPr>
@@ -3751,14 +3760,17 @@
             </w:tabs>
             <w:rPr/>
           </w:pPr>
-          <w:r>
-            <w:rPr>
-              <w:vanish w:val="false"/>
-            </w:rPr>
-            <w:t>1.4 Формулирование требований к разрабатываемой системе</w:t>
-            <w:tab/>
-            <w:t>17</w:t>
-          </w:r>
+          <w:hyperlink w:anchor="__RefHeading___Toc6602_3016159013" w:tooltip="Формулирование требований к защищенному программному интерфейсу">
+            <w:r>
+              <w:rPr>
+                <w:rStyle w:val="IndexLink"/>
+                <w:webHidden/>
+              </w:rPr>
+              <w:t>1.4 Формулирование требований к защищенному программному интерфейсу</w:t>
+              <w:tab/>
+              <w:t>19</w:t>
+            </w:r>
+          </w:hyperlink>
         </w:p>
         <w:p>
           <w:pPr>
@@ -3769,14 +3781,17 @@
             </w:tabs>
             <w:rPr/>
           </w:pPr>
-          <w:r>
-            <w:rPr>
-              <w:vanish w:val="false"/>
-            </w:rPr>
-            <w:t>1.6 Выводы по результатам анализа</w:t>
-            <w:tab/>
-            <w:t>21</w:t>
-          </w:r>
+          <w:hyperlink w:anchor="__RefHeading___Toc6604_3016159013" w:tooltip="Выводы по результатам анализа">
+            <w:r>
+              <w:rPr>
+                <w:rStyle w:val="IndexLink"/>
+                <w:webHidden/>
+              </w:rPr>
+              <w:t>1.6 Выводы по результатам анализа</w:t>
+              <w:tab/>
+              <w:t>24</w:t>
+            </w:r>
+          </w:hyperlink>
         </w:p>
         <w:p>
           <w:pPr>
@@ -3787,14 +3802,17 @@
             </w:tabs>
             <w:rPr/>
           </w:pPr>
-          <w:r>
-            <w:rPr>
-              <w:vanish w:val="false"/>
-            </w:rPr>
-            <w:t>2 РАЗРАБОТКА БЭКЕНД-СИСТЕМЫ АВТОМАТИЗАЦИИ ДЕЖУРСТВ</w:t>
-            <w:tab/>
-            <w:t>23</w:t>
-          </w:r>
+          <w:hyperlink w:anchor="__RefHeading___Toc6606_3016159013" w:tooltip="ПРОЕКТИРОВАНИЕ И РАЗРАБОТКА ЗАЩИЩЕННОГО RESTFUL API">
+            <w:r>
+              <w:rPr>
+                <w:rStyle w:val="IndexLink"/>
+                <w:webHidden/>
+              </w:rPr>
+              <w:t>2 ПРОЕКТИРОВАНИЕ И РАЗРАБОТКА ЗАЩИЩЕННОГО RESTFUL API</w:t>
+              <w:tab/>
+              <w:t>26</w:t>
+            </w:r>
+          </w:hyperlink>
         </w:p>
         <w:p>
           <w:pPr>
@@ -3805,14 +3823,17 @@
             </w:tabs>
             <w:rPr/>
           </w:pPr>
-          <w:r>
-            <w:rPr>
-              <w:vanish w:val="false"/>
-            </w:rPr>
-            <w:t>2.1 Обоснование выбора технологического стека для реализации бэкенд-части</w:t>
-            <w:tab/>
-            <w:t>24</w:t>
-          </w:r>
+          <w:hyperlink w:anchor="__RefHeading___Toc6608_3016159013" w:tooltip="Обоснование выбора технологического стека и программных средств">
+            <w:r>
+              <w:rPr>
+                <w:rStyle w:val="IndexLink"/>
+                <w:webHidden/>
+              </w:rPr>
+              <w:t>2.1 Обоснование выбора технологического стека и программных средств</w:t>
+              <w:tab/>
+              <w:t>27</w:t>
+            </w:r>
+          </w:hyperlink>
         </w:p>
         <w:p>
           <w:pPr>
@@ -3823,14 +3844,17 @@
             </w:tabs>
             <w:rPr/>
           </w:pPr>
-          <w:r>
-            <w:rPr>
-              <w:vanish w:val="false"/>
-            </w:rPr>
-            <w:t>2.2 Проектирование структуры базы данных и описание моделей</w:t>
-            <w:tab/>
-            <w:t>26</w:t>
-          </w:r>
+          <w:hyperlink w:anchor="__RefHeading___Toc6610_3016159013" w:tooltip="Проектирование реляционной базы данных">
+            <w:r>
+              <w:rPr>
+                <w:rStyle w:val="IndexLink"/>
+                <w:webHidden/>
+              </w:rPr>
+              <w:t>2.2 Проектирование реляционной базы данных</w:t>
+              <w:tab/>
+              <w:t>29</w:t>
+            </w:r>
+          </w:hyperlink>
         </w:p>
         <w:p>
           <w:pPr>
@@ -3841,14 +3865,17 @@
             </w:tabs>
             <w:rPr/>
           </w:pPr>
-          <w:r>
-            <w:rPr>
-              <w:vanish w:val="false"/>
-            </w:rPr>
-            <w:t>2.3 Реализация системы аутентификации и разграничения прав доступа на основе JWT</w:t>
-            <w:tab/>
-            <w:t>29</w:t>
-          </w:r>
+          <w:hyperlink w:anchor="__RefHeading___Toc6612_3016159013" w:tooltip="Проектирование подсистемы аутентификации и разграничения прав доступа">
+            <w:r>
+              <w:rPr>
+                <w:rStyle w:val="IndexLink"/>
+                <w:webHidden/>
+              </w:rPr>
+              <w:t>2.3 Проектирование подсистемы аутентификации и разграничения прав доступа</w:t>
+              <w:tab/>
+              <w:t>31</w:t>
+            </w:r>
+          </w:hyperlink>
         </w:p>
         <w:p>
           <w:pPr>
@@ -3859,14 +3886,17 @@
             </w:tabs>
             <w:rPr/>
           </w:pPr>
-          <w:r>
-            <w:rPr>
-              <w:vanish w:val="false"/>
-            </w:rPr>
-            <w:t>2.4 Разработка REST API для управления пользователями, дежурствами и запросами на замену</w:t>
-            <w:tab/>
-            <w:t>33</w:t>
-          </w:r>
+          <w:hyperlink w:anchor="__RefHeading___Toc6614_3016159013" w:tooltip="Проектирование структуры эндпоинтов REST API и моделей данных">
+            <w:r>
+              <w:rPr>
+                <w:rStyle w:val="IndexLink"/>
+                <w:webHidden/>
+              </w:rPr>
+              <w:t>2.4 Проектирование структуры эндпоинтов REST API и моделей данных</w:t>
+              <w:tab/>
+              <w:t>33</w:t>
+            </w:r>
+          </w:hyperlink>
         </w:p>
         <w:p>
           <w:pPr>
@@ -3877,14 +3907,17 @@
             </w:tabs>
             <w:rPr/>
           </w:pPr>
-          <w:r>
-            <w:rPr>
-              <w:vanish w:val="false"/>
-            </w:rPr>
-            <w:t>2.5 Реализация алгоритма автоматического составления расписания с поддержкой шаблонов</w:t>
-            <w:tab/>
-            <w:t>37</w:t>
-          </w:r>
+          <w:hyperlink w:anchor="__RefHeading___Toc6616_3016159013" w:tooltip="Проектирование схемы промежуточного программного обеспечения прикладного уровня">
+            <w:r>
+              <w:rPr>
+                <w:rStyle w:val="IndexLink"/>
+                <w:webHidden/>
+              </w:rPr>
+              <w:t>2.5 Проектирование схемы промежуточного программного обеспечения прикладного уровня</w:t>
+              <w:tab/>
+              <w:t>35</w:t>
+            </w:r>
+          </w:hyperlink>
         </w:p>
         <w:p>
           <w:pPr>
@@ -3895,14 +3928,17 @@
             </w:tabs>
             <w:rPr/>
           </w:pPr>
-          <w:r>
-            <w:rPr>
-              <w:vanish w:val="false"/>
-            </w:rPr>
-            <w:t>2.6 Логирование и метрики</w:t>
-            <w:tab/>
-            <w:t>39</w:t>
-          </w:r>
+          <w:hyperlink w:anchor="__RefHeading___Toc6618_3016159013" w:tooltip="Проектирование схемы контейнеризации и развертывания">
+            <w:r>
+              <w:rPr>
+                <w:rStyle w:val="IndexLink"/>
+                <w:webHidden/>
+              </w:rPr>
+              <w:t>2.6 Проектирование схемы контейнеризации и развертывания</w:t>
+              <w:tab/>
+              <w:t>38</w:t>
+            </w:r>
+          </w:hyperlink>
         </w:p>
         <w:p>
           <w:pPr>
@@ -3913,14 +3949,17 @@
             </w:tabs>
             <w:rPr/>
           </w:pPr>
-          <w:r>
-            <w:rPr>
-              <w:vanish w:val="false"/>
-            </w:rPr>
-            <w:t>2.7 Выводы по результатам разработки бэкенд-системы</w:t>
-            <w:tab/>
-            <w:t>40</w:t>
-          </w:r>
+          <w:hyperlink w:anchor="__RefHeading___Toc6620_3016159013" w:tooltip="Выводы по результатам проектирования системы">
+            <w:r>
+              <w:rPr>
+                <w:rStyle w:val="IndexLink"/>
+                <w:webHidden/>
+              </w:rPr>
+              <w:t>2.7 Выводы по результатам проектирования системы</w:t>
+              <w:tab/>
+              <w:t>40</w:t>
+            </w:r>
+          </w:hyperlink>
         </w:p>
         <w:p>
           <w:pPr>
@@ -3931,14 +3970,17 @@
             </w:tabs>
             <w:rPr/>
           </w:pPr>
-          <w:r>
-            <w:rPr>
-              <w:vanish w:val="false"/>
-            </w:rPr>
-            <w:t>3 РАЗРАБОТКА ВЕБ-ИНТЕРФЕЙСА ДЛЯ ВЗАИМОДЕЙСТВИЯ С БЭКЕНД-СИСТЕМОЙ</w:t>
-            <w:tab/>
-            <w:t>43</w:t>
-          </w:r>
+          <w:hyperlink w:anchor="__RefHeading___Toc6622_3016159013" w:tooltip="ПРОГРАММНАЯ РЕАЛИЗАЦИЯ И ТЕСТИРОВАНИЕ РАЗРАБОТАННОГО ПРОДУКТА">
+            <w:r>
+              <w:rPr>
+                <w:rStyle w:val="IndexLink"/>
+                <w:webHidden/>
+              </w:rPr>
+              <w:t>3 ПРОГРАММНАЯ РЕАЛИЗАЦИЯ И ТЕСТИРОВАНИЕ РАЗРАБОТАННОГО ПРОДУКТА</w:t>
+              <w:tab/>
+              <w:t>43</w:t>
+            </w:r>
+          </w:hyperlink>
         </w:p>
         <w:p>
           <w:pPr>
@@ -3949,14 +3991,17 @@
             </w:tabs>
             <w:rPr/>
           </w:pPr>
-          <w:r>
-            <w:rPr>
-              <w:vanish w:val="false"/>
-            </w:rPr>
-            <w:t>3.1 Обоснование выбора технологического стека и архитектуры одностраничного приложения</w:t>
-            <w:tab/>
-            <w:t>44</w:t>
-          </w:r>
+          <w:hyperlink w:anchor="__RefHeading___Toc6624_3016159013" w:tooltip="Программная реализация моделей данных и сервисов криптографического ядра">
+            <w:r>
+              <w:rPr>
+                <w:rStyle w:val="IndexLink"/>
+                <w:webHidden/>
+              </w:rPr>
+              <w:t>3.1 Программная реализация моделей данных и сервисов криптографического ядра</w:t>
+              <w:tab/>
+              <w:t>44</w:t>
+            </w:r>
+          </w:hyperlink>
         </w:p>
         <w:p>
           <w:pPr>
@@ -3967,14 +4012,17 @@
             </w:tabs>
             <w:rPr/>
           </w:pPr>
-          <w:r>
-            <w:rPr>
-              <w:vanish w:val="false"/>
-            </w:rPr>
-            <w:t>3.2 Реализация аутентификации, управления JWT-токенами и разграничения навигации по ролям</w:t>
-            <w:tab/>
-            <w:t>45</w:t>
-          </w:r>
+          <w:hyperlink w:anchor="__RefHeading___Toc6626_3016159013" w:tooltip="Реализация криптографического промежуточного ПО (Middleware)">
+            <w:r>
+              <w:rPr>
+                <w:rStyle w:val="IndexLink"/>
+                <w:webHidden/>
+              </w:rPr>
+              <w:t>3.2 Реализация криптографического промежуточного ПО (Middleware)</w:t>
+              <w:tab/>
+              <w:t>47</w:t>
+            </w:r>
+          </w:hyperlink>
         </w:p>
         <w:p>
           <w:pPr>
@@ -3985,14 +4033,17 @@
             </w:tabs>
             <w:rPr/>
           </w:pPr>
-          <w:r>
-            <w:rPr>
-              <w:vanish w:val="false"/>
-            </w:rPr>
-            <w:t>3.3 Разработка календаря и списочного учета дежурств с фильтрацией, а также функционала генерации расписания по шаблону</w:t>
-            <w:tab/>
-            <w:t>48</w:t>
-          </w:r>
+          <w:hyperlink w:anchor="__RefHeading___Toc6628_3016159013" w:tooltip="3.3 Программная интеграция с системой хранения данных и реализация репозиториев">
+            <w:r>
+              <w:rPr>
+                <w:rStyle w:val="IndexLink"/>
+                <w:webHidden/>
+              </w:rPr>
+              <w:t>3.3 Программная интеграция с системой хранения данных и реализация репозиториев</w:t>
+              <w:tab/>
+              <w:t>49</w:t>
+            </w:r>
+          </w:hyperlink>
         </w:p>
         <w:p>
           <w:pPr>
@@ -4003,14 +4054,38 @@
             </w:tabs>
             <w:rPr/>
           </w:pPr>
-          <w:r>
-            <w:rPr>
-              <w:vanish w:val="false"/>
-            </w:rPr>
-            <w:t>3.3 Реализация механизма замен дежурств</w:t>
-            <w:tab/>
-            <w:t>52</w:t>
-          </w:r>
+          <w:hyperlink w:anchor="__RefHeading___Toc1523_1186927540" w:tooltip="3.4 Выводы по результатам программной реализации">
+            <w:r>
+              <w:rPr>
+                <w:rStyle w:val="IndexLink"/>
+                <w:webHidden/>
+              </w:rPr>
+              <w:t>3.4 Выводы по результатам программной реализации</w:t>
+              <w:tab/>
+              <w:t>53</w:t>
+            </w:r>
+          </w:hyperlink>
+        </w:p>
+        <w:p>
+          <w:pPr>
+            <w:pStyle w:val="TOC1"/>
+            <w:tabs>
+              <w:tab w:val="clear" w:pos="708"/>
+              <w:tab w:val="right" w:pos="9354" w:leader="dot"/>
+            </w:tabs>
+            <w:rPr/>
+          </w:pPr>
+          <w:hyperlink w:anchor="__RefHeading___Toc6636_3016159013" w:tooltip="4 ТЕСТИРОВАНИЕ РАЗРАБОТАННОЙ СИСТЕМЫ">
+            <w:r>
+              <w:rPr>
+                <w:rStyle w:val="IndexLink"/>
+                <w:webHidden/>
+              </w:rPr>
+              <w:t>4 ТЕСТИРОВАНИЕ РАЗРАБОТАННОЙ СИСТЕМЫ</w:t>
+              <w:tab/>
+              <w:t>55</w:t>
+            </w:r>
+          </w:hyperlink>
         </w:p>
         <w:p>
           <w:pPr>
@@ -4021,14 +4096,17 @@
             </w:tabs>
             <w:rPr/>
           </w:pPr>
-          <w:r>
-            <w:rPr>
-              <w:vanish w:val="false"/>
-            </w:rPr>
-            <w:t>3.4 Реализация справочных модулей для командира и администратора</w:t>
-            <w:tab/>
-            <w:t>55</w:t>
-          </w:r>
+          <w:hyperlink w:anchor="__RefHeading___Toc6638_3016159013" w:tooltip="4.1 Методология и инструменты тестирования">
+            <w:r>
+              <w:rPr>
+                <w:rStyle w:val="IndexLink"/>
+                <w:webHidden/>
+              </w:rPr>
+              <w:t>4.1 Методология и инструменты тестирования</w:t>
+              <w:tab/>
+              <w:t>55</w:t>
+            </w:r>
+          </w:hyperlink>
         </w:p>
         <w:p>
           <w:pPr>
@@ -4039,32 +4117,17 @@
             </w:tabs>
             <w:rPr/>
           </w:pPr>
-          <w:r>
-            <w:rPr>
-              <w:vanish w:val="false"/>
-            </w:rPr>
-            <w:t>3.5 Выводы по результатам разработки веб-интерфейса</w:t>
-            <w:tab/>
-            <w:t>58</w:t>
-          </w:r>
-        </w:p>
-        <w:p>
-          <w:pPr>
-            <w:pStyle w:val="TOC1"/>
-            <w:tabs>
-              <w:tab w:val="clear" w:pos="708"/>
-              <w:tab w:val="right" w:pos="9354" w:leader="dot"/>
-            </w:tabs>
-            <w:rPr/>
-          </w:pPr>
-          <w:r>
-            <w:rPr>
-              <w:vanish w:val="false"/>
-            </w:rPr>
-            <w:t>4 ТЕСТИРОВАНИЕ РАЗРАБОТАННОЙ СИСТЕМЫ</w:t>
-            <w:tab/>
-            <w:t>60</w:t>
-          </w:r>
+          <w:hyperlink w:anchor="__RefHeading___Toc6640_3016159013" w:tooltip="4.2 Автоматизированное тестирование бэкенда: модульные и интеграционные тесты">
+            <w:r>
+              <w:rPr>
+                <w:rStyle w:val="IndexLink"/>
+                <w:webHidden/>
+              </w:rPr>
+              <w:t>4.2 Автоматизированное тестирование бэкенда: модульные и интеграционные тесты</w:t>
+              <w:tab/>
+              <w:t>57</w:t>
+            </w:r>
+          </w:hyperlink>
         </w:p>
         <w:p>
           <w:pPr>
@@ -4075,14 +4138,17 @@
             </w:tabs>
             <w:rPr/>
           </w:pPr>
-          <w:r>
-            <w:rPr>
-              <w:vanish w:val="false"/>
-            </w:rPr>
-            <w:t>4.1 Методология и инструменты тестирования</w:t>
-            <w:tab/>
-            <w:t>60</w:t>
-          </w:r>
+          <w:hyperlink w:anchor="__RefHeading___Toc6642_3016159013" w:tooltip="4.3 Проверка пользовательского интерфейса">
+            <w:r>
+              <w:rPr>
+                <w:rStyle w:val="IndexLink"/>
+                <w:webHidden/>
+              </w:rPr>
+              <w:t>4.3 Проверка пользовательского интерфейса</w:t>
+              <w:tab/>
+              <w:t>59</w:t>
+            </w:r>
+          </w:hyperlink>
         </w:p>
         <w:p>
           <w:pPr>
@@ -4093,14 +4159,17 @@
             </w:tabs>
             <w:rPr/>
           </w:pPr>
-          <w:r>
-            <w:rPr>
-              <w:vanish w:val="false"/>
-            </w:rPr>
-            <w:t>4.2 Автоматизированное тестирование бэкенда: модульные и интеграционные тесты</w:t>
-            <w:tab/>
-            <w:t>62</w:t>
-          </w:r>
+          <w:hyperlink w:anchor="__RefHeading___Toc6644_3016159013" w:tooltip="4.4 Выводы по результатам тестирования и выявленные ограничения">
+            <w:r>
+              <w:rPr>
+                <w:rStyle w:val="IndexLink"/>
+                <w:webHidden/>
+              </w:rPr>
+              <w:t>4.4 Выводы по результатам тестирования и выявленные ограничения</w:t>
+              <w:tab/>
+              <w:t>60</w:t>
+            </w:r>
+          </w:hyperlink>
         </w:p>
         <w:p>
           <w:pPr>
@@ -4111,14 +4180,17 @@
             </w:tabs>
             <w:rPr/>
           </w:pPr>
-          <w:r>
-            <w:rPr>
-              <w:vanish w:val="false"/>
-            </w:rPr>
-            <w:t>4.3 Проверка пользовательского интерфейса</w:t>
-            <w:tab/>
-            <w:t>64</w:t>
-          </w:r>
+          <w:hyperlink w:anchor="__RefHeading___Toc6646_3016159013" w:tooltip="Заключение">
+            <w:r>
+              <w:rPr>
+                <w:rStyle w:val="IndexLink"/>
+                <w:webHidden/>
+              </w:rPr>
+              <w:t>Заключение</w:t>
+              <w:tab/>
+              <w:t>63</w:t>
+            </w:r>
+          </w:hyperlink>
         </w:p>
         <w:p>
           <w:pPr>
@@ -4129,53 +4201,20 @@
             </w:tabs>
             <w:rPr/>
           </w:pPr>
+          <w:hyperlink w:anchor="__RefHeading___Toc6648_3016159013" w:tooltip="Список использованных источников">
+            <w:r>
+              <w:rPr>
+                <w:rStyle w:val="IndexLink"/>
+                <w:webHidden/>
+              </w:rPr>
+              <w:t>Список использованных источников</w:t>
+              <w:tab/>
+              <w:t>65</w:t>
+            </w:r>
+          </w:hyperlink>
           <w:r>
             <w:rPr>
-              <w:vanish w:val="false"/>
-            </w:rPr>
-            <w:t>4.4 Выводы по результатам тестирования и выявленные ограничения</w:t>
-            <w:tab/>
-            <w:t>65</w:t>
-          </w:r>
-        </w:p>
-        <w:p>
-          <w:pPr>
-            <w:pStyle w:val="TOC2"/>
-            <w:tabs>
-              <w:tab w:val="clear" w:pos="9355"/>
-              <w:tab w:val="right" w:pos="9354" w:leader="dot"/>
-            </w:tabs>
-            <w:rPr/>
-          </w:pPr>
-          <w:r>
-            <w:rPr>
-              <w:vanish w:val="false"/>
-            </w:rPr>
-            <w:t>Заключение</w:t>
-            <w:tab/>
-            <w:t>68</w:t>
-          </w:r>
-        </w:p>
-        <w:p>
-          <w:pPr>
-            <w:pStyle w:val="TOC2"/>
-            <w:tabs>
-              <w:tab w:val="clear" w:pos="9355"/>
-              <w:tab w:val="right" w:pos="9354" w:leader="dot"/>
-            </w:tabs>
-            <w:rPr/>
-          </w:pPr>
-          <w:r>
-            <w:rPr>
-              <w:vanish w:val="false"/>
-            </w:rPr>
-            <w:t>Список использованных источников</w:t>
-            <w:tab/>
-            <w:t>70</w:t>
-          </w:r>
-          <w:r>
-            <w:rPr>
-              <w:vanish w:val="false"/>
+              <w:rStyle w:val="IndexLink"/>
             </w:rPr>
             <w:fldChar w:fldCharType="end"/>
           </w:r>
@@ -5320,368 +5359,40 @@
       </w:pPr>
       <w:r>
         <w:rPr/>
-        <w:t>Современные стандарты разработки корпоративного программного обеспечения и жесткие требования к обеспечению непрерывности бизнес-процессов диктуют необходимость полной изоляции среды исполнения веб-служб от специфики системного окружения целевых серверов. Для обеспечения гарантированной воспроизводимости разработанного защищенного RESTful API, минимизации рисков возникновения конфликтов программных зависимостей и упрощения процедур горизонтального масштабирования в рамках дипломного проекта спроектирована комплексная архитектура контейнеризации. Изоляция исполняемых модулей бэкенд-системы реализуется на базе технологии Docker, позволяющей упаковать асинхронное приложение FastAPI, реляционную СУБД PostgreSQL и сопутствующие конфигурационные файлы в обособленные, независимые контейнеры, функционирующие на уровне общего ядра операционной системы хост-платформы [4, 9].</w:t>
-        <w:br/>
-        <w:br/>
+        <w:t>Современные стандарты разработки корпоративного программного обеспечения и жесткие требования к обеспечению непрерывности бизнес-процессов диктуют необходимость полной изоляции среды исполнения веб-служб от специфики системного окружения целевых серверов. Для обеспечения гарантированной воспроизводимости разработанного защищенного RESTful API, минимизации рисков возникновения конфликтов программных зависимостей и упрощения процедур горизонтального масштабирования в рамках дипломного проекта спроектирована комплексная архитектура контейнеризации. Изоляция исполняемых модулей бэкенд-системы реализуется на базе технологии Docker, позволяющей упаковать асинхронное приложение FastAPI, реляционную СУБД PostgreSQL и сопутствующие конфигурационные файлы в обособленные, независимые контейнеры, функционирующие на уровне общего ядра операционной системы хост-платформы [9].</w:t>
+      </w:r>
+    </w:p>
+    <w:p>
+      <w:pPr>
+        <w:pStyle w:val="Style24"/>
+        <w:rPr/>
+      </w:pPr>
+      <w:r>
+        <w:rPr/>
         <w:t>Центральным элементом разработанной схемы развертывания является декларативное описание многоконтейнерной инфраструктуры с использованием инструмента оркестрации Docker Compose. Данный подход позволяет централизованно управлять жизненным циклом сопряженных сервисов, жестко определять порядок их инициализации и конфигурировать изолированные виртуальные сети. В рамках проектирования сетевой топологии создается закрытая внутренняя подсеть типа bridge, полностью изолированная от прямого доступа из глобальной сети общего пользования (см. рис. 1). Внутри данного защищенного сетевого периметра организуется прямое межконтейнерное взаимодействие между сервером приложений FastAPI и хранилищем PostgreSQL. Внешний доступ предоставляется исключительно к сетевым портам API-интерфейса бэкенда, в то время как порты базы данных остаются открытыми только для внутренних запросов middleware, что формирует дополнительный эшелон защиты против несанкционированных попыток прямого сканирования или инъекций в систему хранения данных [11].</w:t>
-        <w:br/>
-        <w:br/>
-        <w:t>Для обеспечения персистентности информации и предотвращения потери критически важных сессионных контекстов, ролевых моделей и журналов аудита при плановом перезапуске или аварийной остановке контейнеров проектируется механизм именованных логических томов. Данные тома монтируются непосредственно к изолированной файловой системе контейнера СУБД, гарантируя физическое сохранение транзакционных таблиц PostgreSQL на постоянном накопителе хост-сервера. Конфигурирование параметров окружения, включая секретные токены, учетные данные администраторов и технические параметры подключения, выносится в изолированные файлы переменных среды, что исключает жесткое кодирование конфиденциальной информации в манифестах развертывания. Разработанная схема контейнеризации формирует отчуждаемый, платформонезависимый программный продукт, полностью готовый к бесшовному переносу на производственные мощности предприятия или развертыванию в рамках конвейеров непрерывной интеграции и доставки [2, 11].</w:t>
-      </w:r>
-    </w:p>
-    <w:p>
-      <w:pPr>
-        <w:pStyle w:val="Style24"/>
-        <w:ind w:hanging="0"/>
-        <w:rPr/>
-      </w:pPr>
-      <w:r>
-        <w:rPr/>
-      </w:r>
-    </w:p>
-    <w:p>
-      <w:pPr>
-        <w:pStyle w:val="22"/>
-        <w:numPr>
-          <w:ilvl w:val="1"/>
-          <w:numId w:val="3"/>
-        </w:numPr>
-        <w:spacing w:before="0" w:after="0"/>
-        <w:rPr>
-          <w:bCs/>
-        </w:rPr>
-      </w:pPr>
-      <w:bookmarkStart w:id="35" w:name="__RefHeading___Toc6620_3016159013"/>
-      <w:bookmarkStart w:id="36" w:name="_Toc229932421"/>
-      <w:bookmarkEnd w:id="35"/>
-      <w:r>
-        <w:rPr>
-          <w:bCs/>
-        </w:rPr>
-        <w:t>Выводы по результатам разработки бэкенд-системы</w:t>
-      </w:r>
-      <w:bookmarkEnd w:id="36"/>
-    </w:p>
-    <w:p>
-      <w:pPr>
-        <w:pStyle w:val="22"/>
-        <w:spacing w:before="0" w:after="0"/>
-        <w:jc w:val="both"/>
-        <w:rPr>
-          <w:bCs/>
-        </w:rPr>
-      </w:pPr>
-      <w:r>
-        <w:rPr>
-          <w:bCs/>
-        </w:rPr>
-      </w:r>
-    </w:p>
-    <w:p>
-      <w:pPr>
-        <w:pStyle w:val="Style24"/>
-        <w:rPr/>
-      </w:pPr>
-      <w:r>
-        <w:rPr/>
-        <w:t>В рамках данной главы была полностью реализована серверная часть информационной системы автоматизации дежурств научной роты Росгвардии. На основе проведенного анализа предметной области и сформулированных требований был выбран и обоснован технологический стек, включающий Python, Django, Django REST Framework, PostgreSQL, JWT, Docker и Docker Compose [1, 2, 7, 9, 10, 11]. Данный стек обеспечивает необходимый уровень производительности, безопасности и масштабируемости, а также позволяет гибко настраивать систему под изменяющиеся потребности подразделения.</w:t>
-      </w:r>
-    </w:p>
-    <w:p>
-      <w:pPr>
-        <w:pStyle w:val="Style24"/>
-        <w:rPr/>
-      </w:pPr>
-      <w:r>
-        <w:rPr/>
-        <w:t>Спроектированная и реализованная структура базы данных включает все необходимые модели: расширенного пользователя с учетом военной специфики, справочник типов дежурств, экземпляры дежурств на конкретные даты, шаблоны для гибкой настройки недельного расписания, модель правил расписания, хранящую параметры алгоритм, а также модель запросов на замену с полной историей обработки. Связи между моделями организованы с использованием внешних ключей и отношений многие ко многим, что обеспечивает ссылочную целостность и эффективное извлечение данных.</w:t>
-      </w:r>
-    </w:p>
-    <w:p>
-      <w:pPr>
-        <w:pStyle w:val="Style24"/>
-        <w:rPr/>
-      </w:pPr>
-      <w:r>
-        <w:rPr/>
-        <w:t>Разработанная система аутентификации на основе JWT-токенов в сочетании с ролевой моделью доступа обеспечивает надежную идентификацию пользователей и разграничение прав между солдатами, командирами и администраторами в рамках реализованной модели доступа. Каждый API-эндпоинт имеет явно определенные права доступа, что существенно снижает риск несанкционированного выполнения операций.</w:t>
-      </w:r>
-    </w:p>
-    <w:p>
-      <w:pPr>
-        <w:pStyle w:val="Style24"/>
-        <w:rPr/>
-      </w:pPr>
-      <w:r>
-        <w:rPr/>
-        <w:t>Реализованный REST API покрывает основные функциональные требования системы. API построен в соответствии с принципами REST, использует стандартные HTTP-методы и коды статусов, а также снабжен автоматически генерируемой документацией в формате OpenAPI, что облегчает его использование разработчиками клиентских приложений.</w:t>
-      </w:r>
-    </w:p>
-    <w:p>
-      <w:pPr>
-        <w:pStyle w:val="Style24"/>
-        <w:rPr/>
-      </w:pPr>
-      <w:r>
-        <w:rPr/>
-        <w:t>Ключевым достижением главы является реализация алгоритма автоматического составления расписания с поддержкой шаблонов. Алгоритм в одном проходе по датам создает экземпляры дежурств на основе заданных правил по дням недели и распределяет солдат с учетом их статусов (с проверкой даты окончания статуса), текущей загрузки (счетчик duty_count_this_month) и установленных ограничений (правила max_duties_per_month, avoid_consecutive_days, weekend_rotation). В случае, если для дежурства не удается найти достаточное количество подходящих солдат, алгоритм завершает работу без сбоя, создавая дежурство с неполным составом, что обеспечивает его надежность и способность возвращать результат при любых входных данных.</w:t>
-      </w:r>
-    </w:p>
-    <w:p>
-      <w:pPr>
-        <w:pStyle w:val="Style24"/>
-        <w:rPr/>
-      </w:pPr>
-      <w:r>
-        <w:rPr/>
-        <w:t>В результате выполнения всех описанных этапов сформирована полноценная серверная часть системы, предоставляющая REST API для взаимодействия с внешними клиентскими приложениями.</w:t>
-      </w:r>
-      <w:r>
-        <w:br w:type="page"/>
-      </w:r>
-    </w:p>
-    <w:p>
-      <w:pPr>
-        <w:pStyle w:val="Heading1"/>
-        <w:keepNext w:val="false"/>
-        <w:keepLines w:val="false"/>
-        <w:widowControl w:val="false"/>
-        <w:numPr>
-          <w:ilvl w:val="0"/>
-          <w:numId w:val="3"/>
-        </w:numPr>
-        <w:spacing w:before="0" w:after="0"/>
-        <w:rPr>
-          <w:bCs/>
-        </w:rPr>
-      </w:pPr>
-      <w:bookmarkStart w:id="37" w:name="__RefHeading___Toc6622_3016159013"/>
-      <w:bookmarkStart w:id="38" w:name="_Toc229932422"/>
-      <w:bookmarkEnd w:id="26"/>
-      <w:bookmarkEnd w:id="37"/>
-      <w:r>
-        <w:rPr>
-          <w:bCs/>
-        </w:rPr>
-        <w:t>РАЗРАБОТКА ВЕБ-ИНТЕРФЕЙСА ДЛЯ ВЗАИМОДЕЙСТВИЯ С БЭКЕНД-СИСТЕМОЙ</w:t>
-      </w:r>
-      <w:bookmarkEnd w:id="38"/>
-    </w:p>
-    <w:p>
-      <w:pPr>
-        <w:pStyle w:val="Normal"/>
-        <w:rPr/>
-      </w:pPr>
-      <w:r>
-        <w:rPr/>
-      </w:r>
-    </w:p>
-    <w:p>
-      <w:pPr>
-        <w:pStyle w:val="Style24"/>
-        <w:rPr/>
-      </w:pPr>
-      <w:r>
-        <w:rPr/>
-        <w:t>В предыдущей главе была описана реализация серверной части информационной системы автоматизации дежурств научной роты Росгвардии, включая проектирование базы данных, реализацию REST API и разработку алгоритма автоматического составления расписания. Однако бэкенд-система сама по себе не является законченным продуктом – для полноценного использования необходима клиентская часть, предоставляющая удобный интерфейс для взаимодействия пользователей с системой.</w:t>
-      </w:r>
-    </w:p>
-    <w:p>
-      <w:pPr>
-        <w:pStyle w:val="Style24"/>
-        <w:rPr/>
-      </w:pPr>
-      <w:r>
-        <w:rPr/>
-        <w:t>Данная глава посвящена разработке веб-интерфейса, который выступает в роли основного клиентского приложения для командного состава и администраторов, а также может использоваться солдатами наряду с другими клиентами. Веб-интерфейс обеспечивает широкие возможности для управления системой, включая администрирование справочников, настройку правил и шаблонов, а также детальный просмотр и редактирование расписания.</w:t>
-      </w:r>
-    </w:p>
-    <w:p>
-      <w:pPr>
-        <w:pStyle w:val="Style24"/>
-        <w:ind w:firstLine="709"/>
-        <w:rPr/>
-      </w:pPr>
-      <w:r>
-        <w:rPr/>
-        <w:t>В начале главы обосновывается выбор технологического стека для реализации клиентской части и описывается общая архитектура одностраничного приложения (SPA). Далее рассматривается реализация аутентификации и управления JWT-токенами на клиенте, а также организация навигации в зависимости от роли пользователя. Затем подробно описываются основные функциональные модули веб-интерфейса: календарь и списочный учет дежурств, механизм замен, а также справочные модули для командира и администратора. Завершается глава выводами, в которых подводятся итоги разработки клиентской части и оценивается ее вклад в общую функциональность системы.</w:t>
-      </w:r>
-    </w:p>
-    <w:p>
-      <w:pPr>
-        <w:pStyle w:val="Style24"/>
-        <w:ind w:hanging="0"/>
-        <w:rPr/>
-      </w:pPr>
-      <w:r>
-        <w:rPr/>
-      </w:r>
-    </w:p>
-    <w:p>
-      <w:pPr>
-        <w:pStyle w:val="22"/>
-        <w:numPr>
-          <w:ilvl w:val="1"/>
-          <w:numId w:val="3"/>
-        </w:numPr>
-        <w:spacing w:before="0" w:after="0"/>
-        <w:rPr/>
-      </w:pPr>
-      <w:bookmarkStart w:id="39" w:name="__RefHeading___Toc6624_3016159013"/>
-      <w:bookmarkStart w:id="40" w:name="_Toc229932423"/>
-      <w:bookmarkEnd w:id="39"/>
-      <w:r>
-        <w:rPr/>
-        <w:t>Обоснование выбора технологического стека и архитектуры одностраничного приложения</w:t>
-      </w:r>
-      <w:bookmarkEnd w:id="40"/>
-    </w:p>
-    <w:p>
-      <w:pPr>
-        <w:pStyle w:val="22"/>
-        <w:spacing w:before="0" w:after="0"/>
-        <w:jc w:val="both"/>
-        <w:rPr/>
-      </w:pPr>
-      <w:r>
-        <w:rPr/>
-      </w:r>
-    </w:p>
-    <w:p>
-      <w:pPr>
-        <w:pStyle w:val="Style24"/>
-        <w:rPr/>
-      </w:pPr>
-      <w:r>
-        <w:rPr/>
-        <w:t>Для клиентской части системы был выбран подход одностраничного приложения (SPA). Это означает, что страница загружается один раз, а дальше пользователь переключается между разделами без постоянной перезагрузки. Такой подход удобен для системы дежурств, где часто нужно переходить между календарем, списком нарядов и заменами.</w:t>
-      </w:r>
-    </w:p>
-    <w:p>
-      <w:pPr>
-        <w:pStyle w:val="Style24"/>
-        <w:rPr/>
-      </w:pPr>
-      <w:r>
-        <w:rPr/>
-        <w:t>В качестве языка программирования выбран TypeScript [14]. Он позволяет заранее находить ошибки в коде и делает его более понятным. Для сборки проекта используется Vite – современный инструмент, который быстро запускает проект и ускоряет разработку [15].</w:t>
-      </w:r>
-    </w:p>
-    <w:p>
-      <w:pPr>
-        <w:pStyle w:val="Style24"/>
-        <w:rPr/>
-      </w:pPr>
-      <w:r>
-        <w:rPr/>
-        <w:t>Для маршрутизации используется React Router [16]. Он отвечает за то, чтобы при переходе по ссылке открывалась нужная страница, а неавторизованные пользователи перенаправлялись на страницу входа. Для работы с API и кэширования данных используется библиотека TanStack Query [17]. Она автоматически запоминает ответы сервера и обновляет их при необходимости, что ускоряет работу приложения. Для самих HTTP-запросов используется Axios – он удобен для настройки заголовков и обработки ошибок [18].</w:t>
-      </w:r>
-    </w:p>
-    <w:p>
-      <w:pPr>
-        <w:pStyle w:val="Style24"/>
-        <w:rPr/>
-      </w:pPr>
-      <w:r>
-        <w:rPr/>
-        <w:t>Стили написаны на обычном CSS без использования сторонних библиотек. Это дает полный контроль над внешним видом и уменьшает размер приложения.</w:t>
-      </w:r>
-    </w:p>
-    <w:p>
-      <w:pPr>
-        <w:pStyle w:val="Style24"/>
-        <w:rPr/>
-      </w:pPr>
-      <w:r>
-        <w:rPr/>
-        <w:t>Архитектура приложения построена так: есть общий компонент AppLayout с шапкой и меню, ProtectedRoute защищает страницы от неавторизованных пользователей, а CommanderRoute ограничивает доступ к командирским разделам для обычных солдат. Авторизация реализована через React-контекст AuthProvider, который хранит данные о пользователе и предоставляет функции входа и выхода [19].</w:t>
-      </w:r>
-    </w:p>
-    <w:p>
-      <w:pPr>
-        <w:pStyle w:val="Style24"/>
-        <w:ind w:firstLine="709"/>
-        <w:rPr/>
-      </w:pPr>
-      <w:r>
-        <w:rPr/>
-        <w:t>Все запросы к бэкенду проходят через единый экземпляр Axios, настроенный на базовый URL из переменных окружения [18]. Во время разработки используется прокси Vite, чтобы обойти проблемы с CORS (кросс-доменными запросами) [15]. Благодаря такой архитектуре код легко поддерживать и расширять.</w:t>
-      </w:r>
-    </w:p>
-    <w:p>
-      <w:pPr>
-        <w:pStyle w:val="Style24"/>
-        <w:ind w:hanging="0"/>
-        <w:rPr/>
-      </w:pPr>
-      <w:r>
-        <w:rPr/>
-      </w:r>
-    </w:p>
-    <w:p>
-      <w:pPr>
-        <w:pStyle w:val="22"/>
-        <w:numPr>
-          <w:ilvl w:val="1"/>
-          <w:numId w:val="3"/>
-        </w:numPr>
-        <w:spacing w:before="0" w:after="0"/>
-        <w:rPr/>
-      </w:pPr>
-      <w:bookmarkStart w:id="41" w:name="__RefHeading___Toc6626_3016159013"/>
-      <w:bookmarkStart w:id="42" w:name="_Toc229932424"/>
-      <w:bookmarkEnd w:id="41"/>
-      <w:r>
-        <w:rPr/>
-        <w:t>Реализация аутентификации, управления JWT-токенами и разграничения навигации по ролям</w:t>
-      </w:r>
-      <w:bookmarkEnd w:id="42"/>
-    </w:p>
-    <w:p>
-      <w:pPr>
-        <w:pStyle w:val="22"/>
-        <w:spacing w:before="0" w:after="0"/>
-        <w:jc w:val="both"/>
-        <w:rPr/>
-      </w:pPr>
-      <w:r>
-        <w:rPr/>
-      </w:r>
-    </w:p>
-    <w:p>
-      <w:pPr>
-        <w:pStyle w:val="Style24"/>
-        <w:rPr/>
-      </w:pPr>
-      <w:r>
-        <w:rPr/>
-        <w:t>Аутентификация и авторизация являются ключевыми элементами безопасности веб-интерфейса, поскольку система работает с личным составом научной роты Росгвардии и требует строгого разграничения доступа между солдатами, командирами и администраторами.</w:t>
-      </w:r>
-    </w:p>
-    <w:p>
-      <w:pPr>
-        <w:pStyle w:val="Style24"/>
-        <w:ind w:firstLine="709"/>
-        <w:rPr/>
-      </w:pPr>
-      <w:r>
-        <w:rPr/>
-        <w:t>При первом обращении к системе неавторизованный пользователь попадает на страницу логина, представленную на рисунке 2. На этой странице расположена форма с полями для ввода логина и пароля. При отправке формы данные передаются на эндпоинт /api/v1/auth/login/, который возвращает access-токен и refresh-токен в случае успешной аутентификации. Токены сохраняются в localStorage браузера, а пользователь перенаправляется на главную страницу приложения. Если сервер вернул ошибку (например, неверный логин или пароль), пользователю отображается соответствующее сообщение.</w:t>
-      </w:r>
-    </w:p>
-    <w:p>
-      <w:pPr>
-        <w:pStyle w:val="Style24"/>
-        <w:jc w:val="center"/>
-        <w:rPr/>
-      </w:pPr>
-      <w:r>
-        <w:rPr/>
+      </w:r>
+    </w:p>
+    <w:p>
+      <w:pPr>
+        <w:pStyle w:val="Style24"/>
+        <w:rPr>
+          <w:lang w:val="en-US"/>
+        </w:rPr>
+      </w:pPr>
+      <w:r>
         <w:drawing>
-          <wp:inline distT="0" distB="0" distL="0" distR="0">
-            <wp:extent cx="3484880" cy="2495550"/>
+          <wp:anchor distT="0" distB="0" distL="0" distR="0" simplePos="0" relativeHeight="2" behindDoc="0" locked="0" layoutInCell="0" allowOverlap="1">
+            <wp:simplePos x="0" y="0"/>
+            <wp:positionH relativeFrom="column">
+              <wp:align>center</wp:align>
+            </wp:positionH>
+            <wp:positionV relativeFrom="paragraph">
+              <wp:posOffset>635</wp:posOffset>
+            </wp:positionV>
+            <wp:extent cx="4704715" cy="6748145"/>
             <wp:effectExtent l="0" t="0" r="0" b="0"/>
-            <wp:docPr id="1" name="Рисунок 1"/>
+            <wp:wrapTopAndBottom/>
+            <wp:docPr id="1" name="Image1"/>
             <wp:cNvGraphicFramePr>
               <a:graphicFrameLocks xmlns:a="http://schemas.openxmlformats.org/drawingml/2006/main" noChangeAspect="1"/>
             </wp:cNvGraphicFramePr>
@@ -5689,14 +5400,13 @@
               <a:graphicData uri="http://schemas.openxmlformats.org/drawingml/2006/picture">
                 <pic:pic xmlns:pic="http://schemas.openxmlformats.org/drawingml/2006/picture">
                   <pic:nvPicPr>
-                    <pic:cNvPr id="1" name="Рисунок 1"/>
+                    <pic:cNvPr id="1" name="Image1"/>
                     <pic:cNvPicPr>
                       <a:picLocks noChangeAspect="1" noChangeArrowheads="1"/>
                     </pic:cNvPicPr>
                   </pic:nvPicPr>
                   <pic:blipFill>
                     <a:blip r:embed="rId2"/>
-                    <a:srcRect l="17638" t="0" r="16540" b="0"/>
                     <a:stretch>
                       <a:fillRect/>
                     </a:stretch>
@@ -5704,7 +5414,7 @@
                   <pic:spPr bwMode="auto">
                     <a:xfrm>
                       <a:off x="0" y="0"/>
-                      <a:ext cx="3484880" cy="2495550"/>
+                      <a:ext cx="4704715" cy="6748145"/>
                     </a:xfrm>
                     <a:prstGeom prst="rect">
                       <a:avLst/>
@@ -5714,20 +5424,37 @@
                 </pic:pic>
               </a:graphicData>
             </a:graphic>
-          </wp:inline>
+          </wp:anchor>
         </w:drawing>
       </w:r>
-    </w:p>
-    <w:p>
-      <w:pPr>
-        <w:pStyle w:val="Style24"/>
-        <w:ind w:firstLine="709"/>
-        <w:jc w:val="center"/>
-        <w:rPr/>
-      </w:pPr>
-      <w:r>
-        <w:rPr/>
-        <w:t>Рисунок 2 – Страница входа в систему</w:t>
+      <w:r>
+        <w:rPr>
+          <w:lang w:val="en-US"/>
+        </w:rPr>
+        <w:t>Рисунок 1 — Схема контейнеризации и сетевой изоляции компонентов бэкенд-системы</w:t>
+      </w:r>
+    </w:p>
+    <w:p>
+      <w:pPr>
+        <w:pStyle w:val="Style24"/>
+        <w:rPr/>
+      </w:pPr>
+      <w:r>
+        <w:rPr/>
+        <w:t>Для обеспечения персистентности информации и предотвращения потери критически важных сессионных контекстов, ролевых моделей и журналов аудита при плановом перезапуске или аварийной остановке контейнеров проектируется механизм именованных логических томов. Данные тома монтируются непосредственно к изолированной файловой системе контейнера СУБД, гарантируя физическое сохранение транзакционных таблиц PostgreSQL на постоянном накопителе хост-сервера. Конфигурирование параметров окружения, включая секретные токены, учетные данные администраторов и технические параметры подключения, выносится в изолированные файлы переменных среды, что исключает жесткое кодирование конфиденциальной информации в манифестах развертывания. Разработанная схема контейнеризации формирует отчуждаемый, платформонезависимый программный продукт, полностью готовый к бесшовному переносу на производственные мощности предприятия или развертыванию в рамках конвейеров непрерывной интеграции и доставки [4, 9, 11].</w:t>
+      </w:r>
+    </w:p>
+    <w:p>
+      <w:pPr>
+        <w:pStyle w:val="Style24"/>
+        <w:rPr>
+          <w:lang w:val="en-US"/>
+        </w:rPr>
+      </w:pPr>
+      <w:r>
+        <w:rPr>
+          <w:lang w:val="en-US"/>
+        </w:rPr>
       </w:r>
     </w:p>
     <w:p>
@@ -5742,59 +5469,240 @@
     </w:p>
     <w:p>
       <w:pPr>
-        <w:pStyle w:val="Style24"/>
-        <w:rPr/>
-      </w:pPr>
-      <w:r>
-        <w:rPr/>
-        <w:t>После успешного входа access-токен и refresh-токен сохраняются в localStorage. При каждой загрузке приложения проверяется наличие access-токена: если токен существует, отправляется запрос на /api/v1/auth/me/ для получения информации о текущем пользователе. Если запрос успешен, пользователь считается авторизованным, его данные сохраняются в контексте приложения. Если запрос вернул ошибку (токен истек или недействителен), пользователь перенаправляется на страницу входа.</w:t>
-      </w:r>
-    </w:p>
-    <w:p>
-      <w:pPr>
-        <w:pStyle w:val="Style24"/>
-        <w:rPr/>
-      </w:pPr>
-      <w:r>
-        <w:rPr/>
-        <w:t>Для автоматического обновления, истекшего access-токена, настроен интерцептор Axios [18]. Когда приходит ответ с ошибкой 401 (Unauthorized), приложение не сразу перенаправляет пользователя на логин, а сначала пытается обновить токен. Для этого отправляется запрос на /api/v1/auth/refresh/ с сохраненным refresh-токеном. Если обновление прошло успешно, новый access-токен сохраняется в localStorage, а исходный запрос повторяется автоматически с новым токеном. Если обновление не удалось (refresh-токен тоже истек или недействителен), токены удаляются из localStorage, и пользователь перенаправляется на страницу входа.</w:t>
-      </w:r>
-    </w:p>
-    <w:p>
-      <w:pPr>
-        <w:pStyle w:val="Style24"/>
-        <w:rPr/>
-      </w:pPr>
-      <w:r>
-        <w:rPr/>
-        <w:t>При нажатии на кнопку выхода в блоке пользователя вызывается эндпоинт /api/v1/auth/logout/, которому передается refresh-токен для добавления его в черный список на сервере. После этого токены удаляются из localStorage, очищается состояние пользователя в контексте, и выполняется редирект на страницу входа.</w:t>
-      </w:r>
-    </w:p>
-    <w:p>
-      <w:pPr>
-        <w:pStyle w:val="Style24"/>
-        <w:rPr/>
-      </w:pPr>
-      <w:r>
-        <w:rPr/>
-        <w:t>Навигация в приложении организована с учетом роли пользователя. Компонент ProtectedRoute проверяет, авторизован ли пользователь. Если нет, выполняется редирект на /login с сохранением адреса запрашиваемой страницы, чтобы после входа вернуться на нее. Компонент CommanderRoute является оберткой для маршрутов, доступных только командирам и администраторам, интерфейс представлен на рисунке 3. Если солдат попытается перейти по такому адресу вручную, он будет перенаправлен на главную страницу, интерфейс представлен на рисунке 4.</w:t>
-      </w:r>
-    </w:p>
-    <w:p>
-      <w:pPr>
-        <w:pStyle w:val="Style24"/>
-        <w:jc w:val="center"/>
-        <w:rPr>
-          <w:lang w:val="en-US"/>
-        </w:rPr>
-      </w:pPr>
-      <w:r>
-        <w:rPr/>
+        <w:pStyle w:val="22"/>
+        <w:numPr>
+          <w:ilvl w:val="1"/>
+          <w:numId w:val="3"/>
+        </w:numPr>
+        <w:spacing w:before="0" w:after="0"/>
+        <w:rPr>
+          <w:bCs/>
+        </w:rPr>
+      </w:pPr>
+      <w:bookmarkStart w:id="35" w:name="__RefHeading___Toc6620_3016159013"/>
+      <w:bookmarkStart w:id="36" w:name="_Toc229932421"/>
+      <w:bookmarkEnd w:id="35"/>
+      <w:r>
+        <w:rPr>
+          <w:bCs/>
+        </w:rPr>
+        <w:t xml:space="preserve">Выводы по результатам </w:t>
+      </w:r>
+      <w:r>
+        <w:rPr>
+          <w:bCs/>
+        </w:rPr>
+        <w:t>проектирования</w:t>
+      </w:r>
+      <w:r>
+        <w:rPr>
+          <w:bCs/>
+        </w:rPr>
+        <w:t xml:space="preserve"> системы</w:t>
+      </w:r>
+      <w:bookmarkEnd w:id="36"/>
+    </w:p>
+    <w:p>
+      <w:pPr>
+        <w:pStyle w:val="22"/>
+        <w:spacing w:before="0" w:after="0"/>
+        <w:jc w:val="both"/>
+        <w:rPr>
+          <w:bCs/>
+        </w:rPr>
+      </w:pPr>
+      <w:r>
+        <w:rPr>
+          <w:bCs/>
+        </w:rPr>
+      </w:r>
+    </w:p>
+    <w:p>
+      <w:pPr>
+        <w:pStyle w:val="Style24"/>
+        <w:rPr/>
+      </w:pPr>
+      <w:r>
+        <w:rPr/>
+        <w:t>В рамках данной главы была успешно спроектирована архитектура защищенного бэкенд-сервиса, предназначенного для обеспечения квантово-устойчивого межсервисного взаимодействия в корпоративных информационных системах. На основе глубокого анализа предметной области был сформирован и обоснован технологический стек, включающий асинхронный фреймворк FastAPI, реляционную систему управления базами данных PostgreSQL и средства контейнеризации Docker. Данный стек обеспечивает необходимый уровень производительности, транзакционной консистентности и горизонтальной масштабируемости, что является критически важным для обработки интенсивных потоков корпоративного трафика [2, 4, 7, 9].</w:t>
+      </w:r>
+    </w:p>
+    <w:p>
+      <w:pPr>
+        <w:pStyle w:val="Style24"/>
+        <w:rPr/>
+      </w:pPr>
+      <w:r>
+        <w:rPr/>
+        <w:t>Спроектированная структура реляционной базы данных охватывает все необходимые сущности для управления криптографическими контекстами, ролевого разграничения прав доступа и обеспечения аудита безопасности. Модели данных, реализованные с применением принципов нормализации, гарантируют ссылочную целостность сессионных данных и позволяют гибко интегрировать параметры постквантовых алгоритмов инкапсуляции секретов (KEM) без необходимости радикальной перестройки физической архитектуры хранилища. Использование UUID-идентификаторов и внешних ключей в связках таблиц пользователей и криптографических сессий исключает возможность несанкционированного доступа и обеспечивает прозрачность управления жизненным циклом ключей [8, 11].</w:t>
+      </w:r>
+    </w:p>
+    <w:p>
+      <w:pPr>
+        <w:pStyle w:val="Style24"/>
+        <w:rPr/>
+      </w:pPr>
+      <w:r>
+        <w:rPr/>
+        <w:t>Разработанная подсистема аутентификации на основе компактных токенов безопасности JWT (RFC 7519) в сочетании с динамическим связыванием сигнатуры токена с гибридным постквантовым ключом сессии обеспечивает надежную идентификацию субъектов и защиту от атак перехвата. Каждый программный маршрут API снабжен явными механизмами проверки прав доступа, интегрированными в цепочку промежуточного программного обеспечения, что минимизирует риски несанкционированного выполнения операций на стороне сервера. Реализованный подход к управлению привилегиями позволяет гибко настраивать политики безопасности в соответствии с актуальными корпоративными требованиями [13, 16].</w:t>
+      </w:r>
+    </w:p>
+    <w:p>
+      <w:pPr>
+        <w:pStyle w:val="Style24"/>
+        <w:rPr/>
+      </w:pPr>
+      <w:r>
+        <w:rPr/>
+        <w:t>Ключевым достижением главы является архитектурное проектирование промежуточного программного обеспечения (middleware), осуществляющего сквозную дешифрацию полезной нагрузки JSON-пакетов непосредственно в прикладном контексте. Данное решение позволило изолировать сложную криптографическую логику от бизнес-контроллеров приложения, обеспечив при этом полноценную защиту данных (End-to-End) на прикладном уровне модели OSI. Проведенное проектирование системы контейнеризации с использованием Docker Compose обеспечивает полную платформенную независимость продукта, гарантируя его готовность к быстрому развертыванию в защищенных контурах информационной инфраструктуры предприятия [12, 14, 19].</w:t>
+      </w:r>
+      <w:r>
+        <w:br w:type="page"/>
+      </w:r>
+    </w:p>
+    <w:p>
+      <w:pPr>
+        <w:pStyle w:val="Heading1"/>
+        <w:keepNext w:val="false"/>
+        <w:keepLines w:val="false"/>
+        <w:widowControl w:val="false"/>
+        <w:numPr>
+          <w:ilvl w:val="0"/>
+          <w:numId w:val="3"/>
+        </w:numPr>
+        <w:spacing w:before="0" w:after="0"/>
+        <w:rPr>
+          <w:bCs/>
+        </w:rPr>
+      </w:pPr>
+      <w:bookmarkStart w:id="37" w:name="__RefHeading___Toc6622_3016159013"/>
+      <w:bookmarkStart w:id="38" w:name="_Toc229932422"/>
+      <w:bookmarkEnd w:id="26"/>
+      <w:bookmarkEnd w:id="37"/>
+      <w:bookmarkEnd w:id="38"/>
+      <w:r>
+        <w:rPr>
+          <w:bCs/>
+        </w:rPr>
+        <w:t>ПРОГРАММНАЯ РЕАЛИЗАЦИЯ И ТЕСТИРОВАНИЕ РАЗРАБОТАННОГО ПРОДУКТА</w:t>
+      </w:r>
+    </w:p>
+    <w:p>
+      <w:pPr>
+        <w:pStyle w:val="Normal"/>
+        <w:rPr/>
+      </w:pPr>
+      <w:r>
+        <w:rPr/>
+      </w:r>
+    </w:p>
+    <w:p>
+      <w:pPr>
+        <w:pStyle w:val="Style24"/>
+        <w:rPr/>
+      </w:pPr>
+      <w:r>
+        <w:rPr/>
+        <w:t>Третья глава дипломного проекта посвящена практическому воплощению сформированных ранее проектных решений, развертыванию инфраструктурных компонентов и комплексному верификационному тестированию разработанной бэкенд-системы. Если в предыдущих разделах фокус исследования был направлен на теоретический анализ квантовых угроз и логическое моделирование архитектурных слоев приложения, то в рамках текущего раздела детально описывается непосредственный процесс написания исходного кода, конфигурации программных контейнеров и оценки метрик производительности криптографического промежуточного программного обеспечения. Реализация всех программных модулей осуществлена в строгом соответствии с принципами асинхронности, строгой типизации данных и сквозного шифрования полезной нагрузки JSON-пакетов на прикладном уровне корпоративной информационной системы [2, 6].</w:t>
+      </w:r>
+    </w:p>
+    <w:p>
+      <w:pPr>
+        <w:pStyle w:val="Style24"/>
+        <w:rPr/>
+      </w:pPr>
+      <w:r>
+        <w:rPr/>
+        <w:t>В начале главы приводится подробное описание программной реализации ключевых компонентов веб-приложения, включая асинхронные контроллеры фреймворка FastAPI, модели декларативного описания таблиц СУБД PostgreSQL и алгоритмы функционирования middleware. Особое внимание уделяется листингам исходного кода, демонстрирующим интеграцию классических асимметричных протоколов и постквантовых механизмов инкапсуляции секретов на криптографических решетках, выполняющих функции динамической генерации сессионных секретов. Далее последовательно раскрывается процесс технической сборки и оркестрации изолированных контейнеров средствами Docker и Docker Compose, гарантирующий платформонезависимость разработанного продукта и безопасность внутренней сетевой топологии [4, 9, 11].</w:t>
+      </w:r>
+    </w:p>
+    <w:p>
+      <w:pPr>
+        <w:pStyle w:val="Style24"/>
+        <w:rPr/>
+      </w:pPr>
+      <w:r>
+        <w:rPr/>
+        <w:t>Завершается глава развернутым разделом, посвященным тестированию, отладке и верификации работоспособности бэкенд-платформы. В этой части описывается методология проведения модульного и интеграционного тестирования критических программных маршрутов, приводятся результаты симуляции сетевых запросов и фиксируются точные временные метки выполнения криптографических трансформаций промежуточным ПО. Анализ полученных метрик производительности позволяет оценить реальные вычислительные накладные расходы на поддержание постквантовой защиты прикладного трафика и подтверждает техническую зрелость, отказоустойчивость и готовность спроектированного RESTful API к опытно-промышленной эксплуатации в контуре предприятия [13, 15].</w:t>
+      </w:r>
+    </w:p>
+    <w:p>
+      <w:pPr>
+        <w:pStyle w:val="Style24"/>
+        <w:rPr/>
+      </w:pPr>
+      <w:r>
+        <w:rPr/>
+      </w:r>
+    </w:p>
+    <w:p>
+      <w:pPr>
+        <w:pStyle w:val="22"/>
+        <w:numPr>
+          <w:ilvl w:val="1"/>
+          <w:numId w:val="3"/>
+        </w:numPr>
+        <w:spacing w:before="0" w:after="0"/>
+        <w:rPr/>
+      </w:pPr>
+      <w:bookmarkStart w:id="39" w:name="__RefHeading___Toc6624_3016159013"/>
+      <w:bookmarkStart w:id="40" w:name="_Toc229932423"/>
+      <w:bookmarkEnd w:id="39"/>
+      <w:bookmarkEnd w:id="40"/>
+      <w:r>
+        <w:rPr/>
+        <w:t>Программная реализация моделей данных и сервисов криптографического ядра</w:t>
+      </w:r>
+    </w:p>
+    <w:p>
+      <w:pPr>
+        <w:pStyle w:val="22"/>
+        <w:spacing w:before="0" w:after="0"/>
+        <w:rPr/>
+      </w:pPr>
+      <w:r>
+        <w:rPr/>
+      </w:r>
+    </w:p>
+    <w:p>
+      <w:pPr>
+        <w:pStyle w:val="Style24"/>
+        <w:rPr/>
+      </w:pPr>
+      <w:r>
+        <w:rPr/>
+        <w:t>Программная реализация спроектированной бэкенд-системы выполнена с использованием асинхронного веб-фреймворка FastAPI, что позволило обеспечить высокую отзывчивость системы при выполнении ресурсоемких криптографических вычислений. Ядром приложения является сервис криптографических операций HybridCryptoService, инкапсулирующий логику взаимодействия с библиотеками pqcrypto и cryptography. В реализации данного компонента применена гибридная схема согласования ключей, объединяющая постквантовый механизм инкапсуляции секретов ML-KEM-768 и классический протокол обмена на эллиптических кривых X25519. Данный подход гарантирует, что даже в случае будущей компрометации одного из алгоритмов, итоговый сессионный ключ останется защищенным благодаря независимости математических баз использованных методов [5, 18].</w:t>
+      </w:r>
+    </w:p>
+    <w:p>
+      <w:pPr>
+        <w:pStyle w:val="Style24"/>
+        <w:rPr/>
+      </w:pPr>
+      <w:r>
+        <w:rPr/>
+        <w:t>Листинг программного модуля, отвечающего за инициализацию сессий, представлен на рис. 4 (см. скриншот кода crypto.py). После получения публичных параметров клиента сервер выполняет инкапсуляцию ML-KEM-768 и генерирует эфемерную пару X25519 для классического согласования ключей. Для вычисления общего секретного материала применяется функция HKDF-SHA256, параметры которой (соль и info) заданы константами в модуле app/crypto.py. Использование хеш-функции SHA256 обеспечивает равномерное распределение энтропии итогового ключа, что критически важно для стойкости последующих операций аутентификации сессии и защищенного доступа к API (с возможностью расширения до симметричного шифрования полезной нагрузки). Хранение контекстов активных сессий осуществляется в оперативной памяти сервера с привязкой к уникальному идентификатору (UUID), что минимизирует задержки доступа при обработке последующих запросов к защищенным маршрутам API [13, 19].</w:t>
+      </w:r>
+    </w:p>
+    <w:p>
+      <w:pPr>
+        <w:pStyle w:val="Style24"/>
+        <w:rPr/>
+      </w:pPr>
+      <w:r>
         <w:drawing>
-          <wp:inline distT="0" distB="0" distL="0" distR="0">
-            <wp:extent cx="4858385" cy="1432560"/>
+          <wp:anchor distT="0" distB="0" distL="0" distR="0" simplePos="0" relativeHeight="3" behindDoc="0" locked="0" layoutInCell="0" allowOverlap="1">
+            <wp:simplePos x="0" y="0"/>
+            <wp:positionH relativeFrom="column">
+              <wp:align>center</wp:align>
+            </wp:positionH>
+            <wp:positionV relativeFrom="paragraph">
+              <wp:posOffset>635</wp:posOffset>
+            </wp:positionV>
+            <wp:extent cx="5940425" cy="5450205"/>
             <wp:effectExtent l="0" t="0" r="0" b="0"/>
-            <wp:docPr id="2" name="Рисунок 3"/>
+            <wp:wrapSquare wrapText="largest"/>
+            <wp:docPr id="2" name="Image2"/>
             <wp:cNvGraphicFramePr>
               <a:graphicFrameLocks xmlns:a="http://schemas.openxmlformats.org/drawingml/2006/main" noChangeAspect="1"/>
             </wp:cNvGraphicFramePr>
@@ -5802,7 +5710,7 @@
               <a:graphicData uri="http://schemas.openxmlformats.org/drawingml/2006/picture">
                 <pic:pic xmlns:pic="http://schemas.openxmlformats.org/drawingml/2006/picture">
                   <pic:nvPicPr>
-                    <pic:cNvPr id="2" name="Рисунок 3"/>
+                    <pic:cNvPr id="2" name="Image2"/>
                     <pic:cNvPicPr>
                       <a:picLocks noChangeAspect="1" noChangeArrowheads="1"/>
                     </pic:cNvPicPr>
@@ -5816,7 +5724,7 @@
                   <pic:spPr bwMode="auto">
                     <a:xfrm>
                       <a:off x="0" y="0"/>
-                      <a:ext cx="4858385" cy="1432560"/>
+                      <a:ext cx="5940425" cy="5450205"/>
                     </a:xfrm>
                     <a:prstGeom prst="rect">
                       <a:avLst/>
@@ -5826,44 +5734,61 @@
                 </pic:pic>
               </a:graphicData>
             </a:graphic>
-          </wp:inline>
+          </wp:anchor>
         </w:drawing>
       </w:r>
-    </w:p>
-    <w:p>
-      <w:pPr>
-        <w:pStyle w:val="Style24"/>
-        <w:jc w:val="center"/>
-        <w:rPr/>
-      </w:pPr>
-      <w:r>
-        <w:rPr/>
-        <w:t>Рисунок 3 – Внешний вид меню навигации для роли командира и администратора</w:t>
-      </w:r>
-    </w:p>
-    <w:p>
-      <w:pPr>
-        <w:pStyle w:val="Style24"/>
-        <w:ind w:hanging="0"/>
-        <w:rPr/>
-      </w:pPr>
-      <w:r>
-        <w:rPr/>
-      </w:r>
-    </w:p>
-    <w:p>
-      <w:pPr>
-        <w:pStyle w:val="Style24"/>
-        <w:jc w:val="center"/>
-        <w:rPr/>
-      </w:pPr>
-      <w:r>
-        <w:rPr/>
+      <w:r>
+        <w:rPr/>
+        <w:t>Рисунок 4 — Листинг реализации сервиса гибридного рукопожатия</w:t>
+      </w:r>
+    </w:p>
+    <w:p>
+      <w:pPr>
+        <w:pStyle w:val="Style24"/>
+        <w:rPr/>
+      </w:pPr>
+      <w:r>
+        <w:rPr/>
+      </w:r>
+    </w:p>
+    <w:p>
+      <w:pPr>
+        <w:pStyle w:val="Style24"/>
+        <w:rPr/>
+      </w:pPr>
+      <w:r>
+        <w:rPr/>
+        <w:t>Интеграция разработанного криптографического сервиса в контур FastAPI реализована посредством кастомных моделей Pydantic, которые обеспечивают строгую типизацию входных JSON-структур (см. рис. 5, скриншот models.py). При поступлении запроса на эндпоинт /api/handshake фреймворк автоматически производит десериализацию данных, валидируя минимальную длину строковых полей ключевого материала. Подобная архитектурная интеграция позволяет отсекать некорректные или вредоносные запросы на уровне абстракции фреймворка, предотвращая их попадание в бизнес-логику сервера. Обработчики API, описанные в main.py, оперируют объектами, прошедшими проверку, что гарантирует безопасность передачи параметров ключей между различными уровнями серверного приложения и обеспечивает чистоту входящих данных, поступающих в математическое ядро системы [2, 14].</w:t>
+      </w:r>
+    </w:p>
+    <w:p>
+      <w:pPr>
+        <w:pStyle w:val="Style24"/>
+        <w:rPr/>
+      </w:pPr>
+      <w:r>
+        <w:rPr/>
+      </w:r>
+    </w:p>
+    <w:p>
+      <w:pPr>
+        <w:pStyle w:val="Style24"/>
+        <w:rPr/>
+      </w:pPr>
+      <w:r>
         <w:drawing>
-          <wp:inline distT="0" distB="0" distL="0" distR="0">
-            <wp:extent cx="4829175" cy="1162685"/>
+          <wp:anchor distT="0" distB="0" distL="0" distR="0" simplePos="0" relativeHeight="4" behindDoc="0" locked="0" layoutInCell="0" allowOverlap="1">
+            <wp:simplePos x="0" y="0"/>
+            <wp:positionH relativeFrom="column">
+              <wp:align>center</wp:align>
+            </wp:positionH>
+            <wp:positionV relativeFrom="paragraph">
+              <wp:posOffset>635</wp:posOffset>
+            </wp:positionV>
+            <wp:extent cx="5059680" cy="4084955"/>
             <wp:effectExtent l="0" t="0" r="0" b="0"/>
-            <wp:docPr id="3" name="Рисунок 4"/>
+            <wp:wrapSquare wrapText="largest"/>
+            <wp:docPr id="3" name="Image3"/>
             <wp:cNvGraphicFramePr>
               <a:graphicFrameLocks xmlns:a="http://schemas.openxmlformats.org/drawingml/2006/main" noChangeAspect="1"/>
             </wp:cNvGraphicFramePr>
@@ -5871,7 +5796,7 @@
               <a:graphicData uri="http://schemas.openxmlformats.org/drawingml/2006/picture">
                 <pic:pic xmlns:pic="http://schemas.openxmlformats.org/drawingml/2006/picture">
                   <pic:nvPicPr>
-                    <pic:cNvPr id="3" name="Рисунок 4"/>
+                    <pic:cNvPr id="3" name="Image3"/>
                     <pic:cNvPicPr>
                       <a:picLocks noChangeAspect="1" noChangeArrowheads="1"/>
                     </pic:cNvPicPr>
@@ -5885,7 +5810,7 @@
                   <pic:spPr bwMode="auto">
                     <a:xfrm>
                       <a:off x="0" y="0"/>
-                      <a:ext cx="4829175" cy="1162685"/>
+                      <a:ext cx="5059680" cy="4084955"/>
                     </a:xfrm>
                     <a:prstGeom prst="rect">
                       <a:avLst/>
@@ -5895,19 +5820,12 @@
                 </pic:pic>
               </a:graphicData>
             </a:graphic>
-          </wp:inline>
+          </wp:anchor>
         </w:drawing>
       </w:r>
-    </w:p>
-    <w:p>
-      <w:pPr>
-        <w:pStyle w:val="Style24"/>
-        <w:jc w:val="center"/>
-        <w:rPr/>
-      </w:pPr>
-      <w:r>
-        <w:rPr/>
-        <w:t>Рисунок 4 – Внешний вид меню навигации для роли солдат</w:t>
+      <w:r>
+        <w:rPr/>
+        <w:t>Рисунок 5 — Листинг Pydantic-моделей запроса и ответа протокола handshake</w:t>
       </w:r>
     </w:p>
     <w:p>
@@ -5922,27 +5840,86 @@
     </w:p>
     <w:p>
       <w:pPr>
-        <w:pStyle w:val="Style24"/>
-        <w:rPr/>
-      </w:pPr>
-      <w:r>
-        <w:rPr/>
-        <w:t>Компонент AppLayout отвечает за общую структуру страницы. В верхней панели отображается название системы, горизонтальное меню навигации и блок текущего пользователя. В блоке пользователя показаны имя и роль (солдат, командир или администратор), а также находится кнопка выхода. При нажатии на имя пользователя открывается страница профиля, представленная на рисунке 5.</w:t>
-      </w:r>
-    </w:p>
-    <w:p>
-      <w:pPr>
-        <w:pStyle w:val="Style24"/>
-        <w:jc w:val="center"/>
-        <w:rPr/>
-      </w:pPr>
-      <w:r>
-        <w:rPr/>
+        <w:pStyle w:val="22"/>
+        <w:numPr>
+          <w:ilvl w:val="1"/>
+          <w:numId w:val="3"/>
+        </w:numPr>
+        <w:spacing w:before="0" w:after="0"/>
+        <w:rPr/>
+      </w:pPr>
+      <w:bookmarkStart w:id="41" w:name="__RefHeading___Toc6626_3016159013"/>
+      <w:bookmarkStart w:id="42" w:name="_Toc229932424"/>
+      <w:bookmarkEnd w:id="41"/>
+      <w:r>
+        <w:rPr/>
+        <w:t>Р</w:t>
+      </w:r>
+      <w:bookmarkEnd w:id="42"/>
+      <w:r>
+        <w:rPr/>
+        <w:t>еализация криптографического промежуточного ПО (Middleware)</w:t>
+      </w:r>
+    </w:p>
+    <w:p>
+      <w:pPr>
+        <w:pStyle w:val="22"/>
+        <w:spacing w:before="0" w:after="0"/>
+        <w:jc w:val="both"/>
+        <w:rPr/>
+      </w:pPr>
+      <w:r>
+        <w:rPr/>
+      </w:r>
+    </w:p>
+    <w:p>
+      <w:pPr>
+        <w:pStyle w:val="Style24"/>
+        <w:rPr/>
+      </w:pPr>
+      <w:r>
+        <w:rPr/>
+        <w:t>Для обеспечения прозрачной защиты прикладных данных на уровне API был разработан программный модуль промежуточного уровня (middleware), интегрированный в жизненный цикл обработки запросов веб-фреймворка FastAPI. Реализация данного компонента основана на паттерне перехвата, позволяющем выполнять криптографические трансформации над полезной нагрузкой (payload) до момента передачи данных в основные бизнес-контроллеры приложения. С точки зрения архитектуры, модуль CryptoMiddleware представляет собой асинхронный обработчик, который анализирует каждый входящий HTTP-запрос, верифицирует состояние сессии и, при наличии подтвержденного криптографического контекста, осуществляет сквозную дешифрацию информационных пакетов с использованием симметричного алгоритма AES-256-GCM [6, 8].</w:t>
+      </w:r>
+    </w:p>
+    <w:p>
+      <w:pPr>
+        <w:pStyle w:val="Style24"/>
+        <w:rPr/>
+      </w:pPr>
+      <w:r>
+        <w:rPr/>
+        <w:t>Листинг программного модуля, отвечающего за перехват и обработку запросов, представлен на рис. 6 (см. скриншот кода app/middleware.py). Основной метод перехвата dispatch последовательно выполняет следующие операции: идентификация пользователя по заголовку X-Session-ID, извлечение параметров сессионного ключа через репозиторий SessionRepository и применение алгоритма симметричной дешифрации к телу запроса (для методов POST и PUT). Важной особенностью реализации является жесткая обработка ошибок на низком уровне: в случае обнаружения нарушения целостности данных, отсутствия сессии или истечения срока действия ключа, модуль инициирует немедленный сброс соединения с возвратом кода 401 Unauthorized, что предотвращает утечку даже фрагментов защищаемой информации [14, 16].</w:t>
+      </w:r>
+    </w:p>
+    <w:p>
+      <w:pPr>
+        <w:pStyle w:val="Style24"/>
+        <w:rPr/>
+      </w:pPr>
+      <w:r>
+        <w:rPr/>
+      </w:r>
+    </w:p>
+    <w:p>
+      <w:pPr>
+        <w:pStyle w:val="Style24"/>
+        <w:rPr/>
+      </w:pPr>
+      <w:r>
         <w:drawing>
-          <wp:inline distT="0" distB="0" distL="0" distR="0">
-            <wp:extent cx="4847590" cy="2303145"/>
+          <wp:anchor distT="0" distB="0" distL="0" distR="0" simplePos="0" relativeHeight="5" behindDoc="0" locked="0" layoutInCell="0" allowOverlap="1">
+            <wp:simplePos x="0" y="0"/>
+            <wp:positionH relativeFrom="column">
+              <wp:align>center</wp:align>
+            </wp:positionH>
+            <wp:positionV relativeFrom="paragraph">
+              <wp:posOffset>635</wp:posOffset>
+            </wp:positionV>
+            <wp:extent cx="5940425" cy="3328035"/>
             <wp:effectExtent l="0" t="0" r="0" b="0"/>
-            <wp:docPr id="4" name="Рисунок 5"/>
+            <wp:wrapSquare wrapText="largest"/>
+            <wp:docPr id="4" name="Image4"/>
             <wp:cNvGraphicFramePr>
               <a:graphicFrameLocks xmlns:a="http://schemas.openxmlformats.org/drawingml/2006/main" noChangeAspect="1"/>
             </wp:cNvGraphicFramePr>
@@ -5950,7 +5927,7 @@
               <a:graphicData uri="http://schemas.openxmlformats.org/drawingml/2006/picture">
                 <pic:pic xmlns:pic="http://schemas.openxmlformats.org/drawingml/2006/picture">
                   <pic:nvPicPr>
-                    <pic:cNvPr id="4" name="Рисунок 5"/>
+                    <pic:cNvPr id="4" name="Image4"/>
                     <pic:cNvPicPr>
                       <a:picLocks noChangeAspect="1" noChangeArrowheads="1"/>
                     </pic:cNvPicPr>
@@ -5964,7 +5941,7 @@
                   <pic:spPr bwMode="auto">
                     <a:xfrm>
                       <a:off x="0" y="0"/>
-                      <a:ext cx="4847590" cy="2303145"/>
+                      <a:ext cx="5940425" cy="3328035"/>
                     </a:xfrm>
                     <a:prstGeom prst="rect">
                       <a:avLst/>
@@ -5974,49 +5951,31 @@
                 </pic:pic>
               </a:graphicData>
             </a:graphic>
-          </wp:inline>
+          </wp:anchor>
         </w:drawing>
       </w:r>
-    </w:p>
-    <w:p>
-      <w:pPr>
-        <w:pStyle w:val="Style24"/>
-        <w:jc w:val="center"/>
-        <w:rPr/>
-      </w:pPr>
-      <w:r>
-        <w:rPr/>
-        <w:t>Рисунок 5 – Интерфейс профиля пользователя</w:t>
-      </w:r>
-    </w:p>
-    <w:p>
-      <w:pPr>
-        <w:pStyle w:val="Style24"/>
-        <w:ind w:hanging="0"/>
-        <w:rPr/>
-      </w:pPr>
-      <w:r>
-        <w:rPr/>
-      </w:r>
-    </w:p>
-    <w:p>
-      <w:pPr>
-        <w:pStyle w:val="Style24"/>
-        <w:rPr/>
-      </w:pPr>
-      <w:r>
-        <w:rPr/>
-        <w:t>Для управления состоянием авторизации создан React-контекст AuthProvider, который оборачивает все приложение [19]. Он хранит информацию о текущем пользователе, флаг загрузки и функции для входа и выхода. Любой компонент внутри приложения может получить доступ к этим данным с помощью хука useAuth. Это позволяет, например, скрывать кнопку создания наряда, если пользователь не командир, или показывать разные пункты меню в зависимости от роли.</w:t>
-      </w:r>
-    </w:p>
-    <w:p>
-      <w:pPr>
-        <w:pStyle w:val="Style24"/>
-        <w:rPr/>
-      </w:pPr>
-      <w:r>
-        <w:rPr/>
-        <w:t>Реализованная система аутентификации обеспечивает безопасный доступ к веб-интерфейсу, автоматическое обновление истекших токенов и строгое разграничение функциональности в зависимости от роли пользователя, что полностью соответствует требованиям, предъявляемым к системе автоматизации дежурств.</w:t>
+      <w:r>
+        <w:rPr/>
+        <w:t>Рисунок 6 — Листинг реализации криптографического Middleware для сквозной обработки запросов</w:t>
+      </w:r>
+    </w:p>
+    <w:p>
+      <w:pPr>
+        <w:pStyle w:val="Style24"/>
+        <w:rPr/>
+      </w:pPr>
+      <w:r>
+        <w:rPr/>
+      </w:r>
+    </w:p>
+    <w:p>
+      <w:pPr>
+        <w:pStyle w:val="Style24"/>
+        <w:rPr/>
+      </w:pPr>
+      <w:r>
+        <w:rPr/>
+        <w:t>При проектировании логики дешифрации особое внимание было уделено вопросам производительности и защиты от атак сторонних каналов. Реализованный алгоритм исключает ветвление кода в зависимости от содержимого данных, что минимизирует риски статистического анализа времени отклика системы. Для исходящих ответов сервера middleware выполняет симметричную операцию: перехватывает JSON-пакет, генерирует уникальный вектор инициализации (nonce), упаковывает данные в зашифрованный конверт (AES-GCM) и добавляет служебные метаданные сессии, обеспечивая тем самым реализацию концепции полного сквозного шифрования (End-to-End Encryption) в распределенной среде. Данный программный подход позволяет полностью отделить логику защиты от бизнес-логики приложения, обеспечивая высокую масштабируемость, чистоту кода и простоту сопровождения программного комплекса в соответствии с современными требованиями к корпоративному ПО [13, 19].</w:t>
       </w:r>
     </w:p>
     <w:p>
@@ -6040,9 +5999,13 @@
       <w:bookmarkEnd w:id="43"/>
       <w:r>
         <w:rPr/>
-        <w:t>3.3 Разработка календаря и списочного учета дежурств с фильтрацией, а также функционала генерации расписания по шаблону</w:t>
+        <w:t xml:space="preserve">3.3 </w:t>
       </w:r>
       <w:bookmarkEnd w:id="44"/>
+      <w:r>
+        <w:rPr/>
+        <w:t>Программная интеграция с системой хранения данных и реализация репозиториев</w:t>
+      </w:r>
     </w:p>
     <w:p>
       <w:pPr>
@@ -6062,32 +6025,68 @@
       </w:pPr>
       <w:r>
         <w:rPr/>
-        <w:t>Данный раздел объединяет две основные страницы веб-интерфейса, связанные с отображением и управлением дежурствами: страницу «Расписание» с календарем и страницу «Дежурства» со списком всех нарядов. Обе страницы используют данные из REST API и учитывают роль пользователя при отображении информации.</w:t>
-      </w:r>
-    </w:p>
-    <w:p>
-      <w:pPr>
-        <w:pStyle w:val="Style24"/>
-        <w:rPr/>
-      </w:pPr>
-      <w:r>
-        <w:rPr/>
-        <w:t>На странице «Расписание» реализовано два режима отображения: месячный и недельный. По умолчанию открывается месячный календарь, представленный на рисунке 6, с сеткой 7 на 6 ячеек, где каждая ячейка соответствует одному дню. В ячейке отображаются типы дежурств, назначенных на этот день, их статусы и количество назначенных солдат.</w:t>
-      </w:r>
-    </w:p>
-    <w:p>
-      <w:pPr>
-        <w:pStyle w:val="Style24"/>
-        <w:jc w:val="center"/>
-        <w:rPr/>
-      </w:pPr>
-      <w:r>
-        <w:rPr/>
+        <w:t>Программная реализация слоя персистентного хранения данных потребовала интеграции асинхронных механизмов взаимодействия с реляционной СУБД PostgreSQL, что продиктовано высокими требованиями к транзакционной целостности, отказоустойчивости и безопасности корпоративных веб-служб. В соответствии с архитектурным дизайном системы, управление криптографическими контекстами и ведение журналов аудита безопасности должно быть полностью изолировано от верхнеуровневой логики обработки HTTP-запросов. Для решения данной инфраструктурной задачи в рамках разработанного бэкенда был применен паттерн проектирования «Репозиторий» (Repository Pattern), инкапсулированный в модуле SessionRepository. Данная абстракция позволила отделить логику формирования SQL-запросов и манипуляции объектно-реляционными моделями от криптографического промежуточного программного обеспечения и эндпоинтов фреймворка FastAPI, обеспечив слабую связанность компонентов и упростив последующее сопровождение программного комплекса [4, 7].</w:t>
+      </w:r>
+    </w:p>
+    <w:p>
+      <w:pPr>
+        <w:pStyle w:val="Style24"/>
+        <w:rPr/>
+      </w:pPr>
+      <w:r>
+        <w:rPr/>
+        <w:t>Техническая реализация взаимодействия с базой данных основана на связке объектно-реляционной системы SQLAlchemy и асинхронного драйвера пула соединений asyncpg. Это исключает возникновение блокирующих операций ввода-вывода (I/O-bound) в основном событийно-ориентированном цикле (event loop) приложения, гарантируя высокую пропускную способность API при интенсивных конкурентных нагрузках. Листинг программного кода, описывающий логику функционирования асинхронного репозитория, представлен на рисунке 7 (см. скриншот файла app/session_repository.py). Механизм сохранения сессионного контекста инициируется автоматически в обработчике маршрута main.py сразу после успешного завершения фазы гибридного handshake-протокола. В базу данных передаются уникальный UUID сессии, криптографический отпечаток ключа (fingerprint) и метка времени создания записи, фиксируемая в UTC-формате [8, 11].</w:t>
+      </w:r>
+    </w:p>
+    <w:p>
+      <w:pPr>
+        <w:pStyle w:val="Style24"/>
+        <w:rPr/>
+      </w:pPr>
+      <w:r>
+        <w:rPr/>
+        <w:t>Критически важным аспектом реализации слоя данных является обеспечение конфиденциальности выработанных симметричных ключей. В целях соблюдения строгих корпоративных стандартов безопасности симметричные сессионные ключи категорически запрещено сохранять в таблицах базы данных в открытом текстовом виде. Для нейтрализации рисков компрометации данных при возможном несанкционированном доступе к дампам СУБД или файловой системе сервера базы данных, в разработанном репозитории внедрен промежуточный контур защиты на основе библиотеки cryptography. Перед выполнением операции INSERT выработанный в ходе постквантово-классического синтеза сессионный ключ подвергается локальному симметричному шифрованию с использованием алгоритма Fernet (симметричное шифрование на базе AES-128 в режиме CBC с аутентификацией HMAC-SHA256) под управлением мастер-ключа сервера (SECRET_KEY), извлекаемого из защищенных переменных окружения. В реляционную таблицу crypto_sessions записывается исключительно зашифрованный байтовый блоб, а обратная процедура дешифрации и восстановления ключа происходит исключительно в оперативной памяти процесса при вызове метода get_session_key со стороны промежуточного ПО [14, 16].</w:t>
+      </w:r>
+    </w:p>
+    <w:p>
+      <w:pPr>
+        <w:pStyle w:val="Style24"/>
+        <w:rPr/>
+      </w:pPr>
+      <w:r>
+        <w:rPr/>
+        <w:t>Дополнительным эшелоном защиты, развернутым на уровне репозитория и функционирующим в тесной связке с криптографическим middleware, выступает подсистема сквозного журналирования инцидентов (Security Audit). При фиксации любых аномальных или вредоносных запросов к защищенным ресурсам API — таких как отсутствие обязательного заголовка X-Session-ID, передача несуществующего идентификатора или обнаружение поврежденного криптографического конверта AES-GCM — middleware перехватывает управление и инициирует асинхронный вызов метода log_security_event. Данная операция осуществляет атомарную запись в транзакционную таблицу логов security_audit_logs, фиксируя тип зафиксированной угрозы, ассоциированный сетевой адрес источника (IP-адрес клиента) и точное время инцидента с использованием асинхронных контекстных менеджеров транзакций. Реализованная схема гарантирует полную неизменяемость и персистентность журналов аудита, формируя объективную основу для последующего ретроспективного анализа угроз и мониторинга безопасности корпоративной информационной системы [2, 11, 19].</w:t>
+        <w:br/>
+      </w:r>
+    </w:p>
+    <w:p>
+      <w:pPr>
+        <w:pStyle w:val="Style24"/>
+        <w:rPr/>
+      </w:pPr>
+      <w:r>
+        <w:rPr/>
+      </w:r>
+    </w:p>
+    <w:p>
+      <w:pPr>
+        <w:pStyle w:val="Style24"/>
+        <w:rPr/>
+      </w:pPr>
+      <w:r>
         <w:drawing>
-          <wp:inline distT="0" distB="0" distL="0" distR="0">
-            <wp:extent cx="3543300" cy="3842385"/>
+          <wp:anchor distT="0" distB="0" distL="0" distR="0" simplePos="0" relativeHeight="6" behindDoc="0" locked="0" layoutInCell="0" allowOverlap="1">
+            <wp:simplePos x="0" y="0"/>
+            <wp:positionH relativeFrom="column">
+              <wp:align>center</wp:align>
+            </wp:positionH>
+            <wp:positionV relativeFrom="paragraph">
+              <wp:posOffset>635</wp:posOffset>
+            </wp:positionV>
+            <wp:extent cx="5940425" cy="8289290"/>
             <wp:effectExtent l="0" t="0" r="0" b="0"/>
-            <wp:docPr id="5" name="Рисунок 20"/>
+            <wp:wrapTopAndBottom/>
+            <wp:docPr id="5" name="Image5"/>
             <wp:cNvGraphicFramePr>
               <a:graphicFrameLocks xmlns:a="http://schemas.openxmlformats.org/drawingml/2006/main" noChangeAspect="1"/>
             </wp:cNvGraphicFramePr>
@@ -6095,7 +6094,7 @@
               <a:graphicData uri="http://schemas.openxmlformats.org/drawingml/2006/picture">
                 <pic:pic xmlns:pic="http://schemas.openxmlformats.org/drawingml/2006/picture">
                   <pic:nvPicPr>
-                    <pic:cNvPr id="5" name="Рисунок 20"/>
+                    <pic:cNvPr id="5" name="Image5"/>
                     <pic:cNvPicPr>
                       <a:picLocks noChangeAspect="1" noChangeArrowheads="1"/>
                     </pic:cNvPicPr>
@@ -6109,7 +6108,7 @@
                   <pic:spPr bwMode="auto">
                     <a:xfrm>
                       <a:off x="0" y="0"/>
-                      <a:ext cx="3543300" cy="3842385"/>
+                      <a:ext cx="5940425" cy="8289290"/>
                     </a:xfrm>
                     <a:prstGeom prst="rect">
                       <a:avLst/>
@@ -6119,19 +6118,117 @@
                 </pic:pic>
               </a:graphicData>
             </a:graphic>
-          </wp:inline>
+          </wp:anchor>
         </w:drawing>
       </w:r>
-    </w:p>
-    <w:p>
-      <w:pPr>
-        <w:pStyle w:val="Style24"/>
-        <w:jc w:val="center"/>
-        <w:rPr/>
-      </w:pPr>
-      <w:r>
-        <w:rPr/>
-        <w:t>Рисунок 6 – Страница «Расписание» в режиме месячного календаря</w:t>
+      <w:r>
+        <w:rPr/>
+        <w:t>Рисунок 7 — Листинг асинхронного репозитория для управления зашифрованными сессиями в СУБД PostgreSQL</w:t>
+        <w:br/>
+      </w:r>
+    </w:p>
+    <w:p>
+      <w:pPr>
+        <w:pStyle w:val="22"/>
+        <w:rPr/>
+      </w:pPr>
+      <w:bookmarkStart w:id="45" w:name="__RefHeading___Toc1523_1186927540"/>
+      <w:bookmarkEnd w:id="45"/>
+      <w:r>
+        <w:rPr/>
+        <w:t>3.4 Выводы по результатам программной реализации</w:t>
+      </w:r>
+    </w:p>
+    <w:p>
+      <w:pPr>
+        <w:pStyle w:val="22"/>
+        <w:spacing w:before="0" w:after="0"/>
+        <w:rPr/>
+      </w:pPr>
+      <w:r>
+        <w:rPr/>
+      </w:r>
+    </w:p>
+    <w:p>
+      <w:pPr>
+        <w:pStyle w:val="Style24"/>
+        <w:rPr/>
+      </w:pPr>
+      <w:r>
+        <w:rPr/>
+        <w:t>В рамках третьей главы дипломного проекта была успешно выполнена практическая реализация ключевых программных модулей спроектированной бэкенд-системы. Переход от теоретического и архитектурного моделирования к непосредственному написанию исходного кода подтвердил жизнеспособность выбранного технологического стека. Применение асинхронного веб-фреймворка FastAPI в тесной интеграции с современными криптографическими библиотеками позволило создать высокопроизводительное серверное ядро, способное эффективно обрабатывать ресурсоемкие операции постквантовой инкапсуляции ключей без блокировки основного потока выполнения [2, 5].</w:t>
+        <w:br/>
+        <w:br/>
+        <w:t>Реализованная архитектура гибридного согласования ключей, объединяющая алгоритмы ML-KEM-768 и X25519, обеспечивает надежный фундамент безопасности, математически устойчивый к перспективным угрозам со стороны квантовых вычислителей. Внедрение концепции криптографического промежуточного программного обеспечения (middleware) для сквозной дешифрации прикладного трафика доказало свою архитектурную эффективность. Данный подход позволил полностью изолировать сложную логику защиты информации от бизнес-контроллеров приложения, обеспечив тем самым высокую модульность, тестируемость и чистоту кодовой базы в строгом соответствии с принципами разработки корпоративного программного обеспечения [13, 18].</w:t>
+        <w:br/>
+        <w:br/>
+        <w:t>Интеграция системы с реляционной СУБД PostgreSQL с использованием паттерна репозитория и механизмов дополнительного симметричного шифрования сессионных секретов на уровне базы данных гарантирует высочайший уровень защищенности конфиденциальной информации. Разработанные модули автоматического журналирования инцидентов формируют необходимую базу для проведения аудита информационной безопасности. Полученные на данном этапе программные артефакты полностью удовлетворяют требованиям технического задания и формируют готовую платформу для последующего этапа контейнеризации, развертывания и комплексного нагрузочного тестирования [15, 19].</w:t>
+      </w:r>
+    </w:p>
+    <w:p>
+      <w:pPr>
+        <w:pStyle w:val="22"/>
+        <w:jc w:val="both"/>
+        <w:rPr>
+          <w:szCs w:val="28"/>
+        </w:rPr>
+      </w:pPr>
+      <w:r>
+        <w:rPr>
+          <w:szCs w:val="28"/>
+        </w:rPr>
+      </w:r>
+      <w:r>
+        <w:br w:type="page"/>
+      </w:r>
+    </w:p>
+    <w:p>
+      <w:pPr>
+        <w:pStyle w:val="Heading1"/>
+        <w:keepNext w:val="false"/>
+        <w:keepLines w:val="false"/>
+        <w:widowControl w:val="false"/>
+        <w:spacing w:before="0" w:after="0"/>
+        <w:rPr>
+          <w:bCs/>
+        </w:rPr>
+      </w:pPr>
+      <w:bookmarkStart w:id="46" w:name="__RefHeading___Toc6636_3016159013"/>
+      <w:bookmarkStart w:id="47" w:name="_Toc229932429"/>
+      <w:bookmarkEnd w:id="46"/>
+      <w:r>
+        <w:rPr/>
+        <w:t xml:space="preserve">4 </w:t>
+      </w:r>
+      <w:bookmarkEnd w:id="47"/>
+      <w:r>
+        <w:rPr>
+          <w:bCs/>
+        </w:rPr>
+        <w:t>РАЗВЕРТЫВАНИЕ И ТЕСТИРОВАНИЕ РАЗРАБОТАННОЙ СИСТЕМЫ</w:t>
+      </w:r>
+    </w:p>
+    <w:p>
+      <w:pPr>
+        <w:pStyle w:val="Normal"/>
+        <w:rPr/>
+      </w:pPr>
+      <w:r>
+        <w:rPr/>
+      </w:r>
+    </w:p>
+    <w:p>
+      <w:pPr>
+        <w:pStyle w:val="Style24"/>
+        <w:rPr/>
+      </w:pPr>
+      <w:r>
+        <w:rPr/>
+        <w:t>Ч</w:t>
+      </w:r>
+      <w:r>
+        <w:rPr/>
+        <w:t>етвертая глава дипломного проекта посвящена финальным этапам жизненного цикла разработки программного обеспечения: подготовке инфраструктуры, опытно-промышленному развертыванию бэкенд-платформы и комплексному тестированию реализованных криптографических алгоритмов. Основная цель данного раздела заключается во всесторонней верификации разработанного продукта на предмет соответствия заявленным функциональным и нефункциональным требованиям, включая оценку отказоустойчивости, изоляции сервисов и производительности при обработке постквантовых вычислительных нагрузок. В рамках главы подробно рассматриваются конфигурационные манифесты для оркестрации контейнеров, описывается методология проведения нагрузочного тестирования и приводится глубокий анализ полученных метрик [4, 9, 15].</w:t>
       </w:r>
     </w:p>
     <w:p>
@@ -6146,27 +6243,84 @@
     </w:p>
     <w:p>
       <w:pPr>
-        <w:pStyle w:val="Style24"/>
-        <w:rPr/>
-      </w:pPr>
-      <w:r>
-        <w:rPr/>
-        <w:t>При переключении в недельный режим отображается один ряд из семи дней, начиная с выбранной даты, представленный на рисунке 7. Недельный режим удобен для детального планирования, так как позволяет видеть дежурства на каждый день с большей подробностью.</w:t>
-      </w:r>
-    </w:p>
-    <w:p>
-      <w:pPr>
-        <w:pStyle w:val="Style24"/>
-        <w:jc w:val="center"/>
-        <w:rPr/>
-      </w:pPr>
-      <w:r>
-        <w:rPr/>
+        <w:pStyle w:val="22"/>
+        <w:spacing w:before="0" w:after="0"/>
+        <w:rPr/>
+      </w:pPr>
+      <w:bookmarkStart w:id="48" w:name="__RefHeading___Toc6638_3016159013"/>
+      <w:bookmarkStart w:id="49" w:name="_Toc229932430"/>
+      <w:bookmarkEnd w:id="48"/>
+      <w:r>
+        <w:rPr/>
+        <w:t xml:space="preserve">4.1 </w:t>
+      </w:r>
+      <w:bookmarkEnd w:id="49"/>
+      <w:r>
+        <w:rPr/>
+        <w:t>Контейнеризация и оркестрация программного комплекса</w:t>
+      </w:r>
+    </w:p>
+    <w:p>
+      <w:pPr>
+        <w:pStyle w:val="22"/>
+        <w:spacing w:before="0" w:after="0"/>
+        <w:jc w:val="both"/>
+        <w:rPr/>
+      </w:pPr>
+      <w:r>
+        <w:rPr/>
+      </w:r>
+    </w:p>
+    <w:p>
+      <w:pPr>
+        <w:pStyle w:val="Style24"/>
+        <w:rPr/>
+      </w:pPr>
+      <w:r>
+        <w:rPr/>
+        <w:t>Обеспечение платформенной независимости, гарантированной воспроизводимости среды исполнения и изоляции зависимостей является критически важным требованием при развертывании защищенных распределенных систем автоматизации корпоративного уровня. Для реализации данных требований в рамках разработки бэкенд-платформы RESTful API процессы сборки и оркестрации были полностью автоматизированы с использованием технологии контейнеризации Docker и инструмента декларативного описания многоконтейнерных сред Docker Compose. Данный подход позволил изолировать асинхронное приложение FastAPI и реляционную СУБД PostgreSQL от конфигурации хост-платформы, минимизировав риски возникновения конфликтов на уровне системных библиотек и решив проблему сборки нативных C-расширений, необходимых для корректного функционирования криптографического пакета постквантовой инкапсуляции секретов [4, 9].</w:t>
+      </w:r>
+    </w:p>
+    <w:p>
+      <w:pPr>
+        <w:pStyle w:val="Style24"/>
+        <w:rPr/>
+      </w:pPr>
+      <w:r>
+        <w:rPr/>
+        <w:t>Для генерации оптимизированного и защищенного Docker-образа серверного приложения был спроектирован и реализован многоэтапный манифест сборки, листинг которого представлен на рисунке 8 (см. листинг файла Dockerfile). Использование паттерна многоэтапной сборки (multi-stage build) позволило разграничить фазу компиляции зависимостей и фазу непосредственного выполнения приложения. На первом этапе (builder) в базовом образе python:3.11-slim разворачиваются необходимые системные утилиты сборки и компиляторы для компиляции библиотек, после чего скомпилированные бинарные колеса (wheels) переносятся на финальный этап сборки, полностью очищенный от избыточного инструментария разработки. Данное решение позволило существенно сократить итоговый размер целевого контейнера и уменьшить поверхность потенциальной атаки. Кроме того, в целях соблюдения стандартов информационной безопасности, запуск процесса uvicorn внутри контейнера осуществляется от имени непривилегированного системного пользователя, созданного в изолированной файловой системе, что исключает возможность эскалации привилегий злоумышленником в случае компрометации веб-сервера [11, 14].</w:t>
+      </w:r>
+    </w:p>
+    <w:p>
+      <w:pPr>
+        <w:pStyle w:val="Style24"/>
+        <w:rPr/>
+      </w:pPr>
+      <w:r>
+        <w:rPr/>
+        <w:t>Практическая верификация развернутой многоконтейнерной архитектуры и проверка сетевой изоляции сервисов осуществлялись непосредственно в терминальной среде целевого сервера. Результаты проверки статуса выполнения и конфигурации активных контейнеров после применения манифеста оркестрации зафиксированы на рисунке 9 (см. скриншот вывода терминала). Согласно полученным системным метрикам, оба спроектированных сервиса — веб-приложение FastAPI и база данных PostgreSQL — функционируют стабильно в рамках выделенной изолированной подсети типа bridge. Служебный порт СУБД полностью скрыт от внешней среды хост-машины, а транзакционные данные персистентно сохраняются на физическом накопителе за счет монтирования именованного логического тома. Конфигурирование параметров окружения, включая секретные ключи для алгоритма Fernet и параметры аутентификации в СУБД, успешно изолировано в файле переменных среды .env, что подтверждает техническую зрелость и готовность инфраструктуры к проведению комплексных испытаний под нагрузкой [2, 11, 19].</w:t>
+        <w:br/>
+      </w:r>
+    </w:p>
+    <w:p>
+      <w:pPr>
+        <w:pStyle w:val="Style24"/>
+        <w:rPr/>
+      </w:pPr>
+      <w:r>
         <w:drawing>
-          <wp:inline distT="0" distB="0" distL="0" distR="0">
-            <wp:extent cx="3655060" cy="2038350"/>
+          <wp:anchor distT="0" distB="0" distL="0" distR="0" simplePos="0" relativeHeight="7" behindDoc="0" locked="0" layoutInCell="0" allowOverlap="1">
+            <wp:simplePos x="0" y="0"/>
+            <wp:positionH relativeFrom="column">
+              <wp:align>center</wp:align>
+            </wp:positionH>
+            <wp:positionV relativeFrom="paragraph">
+              <wp:posOffset>635</wp:posOffset>
+            </wp:positionV>
+            <wp:extent cx="5434330" cy="6704965"/>
             <wp:effectExtent l="0" t="0" r="0" b="0"/>
-            <wp:docPr id="6" name="Рисунок 21"/>
+            <wp:wrapTopAndBottom/>
+            <wp:docPr id="6" name="Image6"/>
             <wp:cNvGraphicFramePr>
               <a:graphicFrameLocks xmlns:a="http://schemas.openxmlformats.org/drawingml/2006/main" noChangeAspect="1"/>
             </wp:cNvGraphicFramePr>
@@ -6174,7 +6328,7 @@
               <a:graphicData uri="http://schemas.openxmlformats.org/drawingml/2006/picture">
                 <pic:pic xmlns:pic="http://schemas.openxmlformats.org/drawingml/2006/picture">
                   <pic:nvPicPr>
-                    <pic:cNvPr id="6" name="Рисунок 21"/>
+                    <pic:cNvPr id="6" name="Image6"/>
                     <pic:cNvPicPr>
                       <a:picLocks noChangeAspect="1" noChangeArrowheads="1"/>
                     </pic:cNvPicPr>
@@ -6188,7 +6342,7 @@
                   <pic:spPr bwMode="auto">
                     <a:xfrm>
                       <a:off x="0" y="0"/>
-                      <a:ext cx="3655060" cy="2038350"/>
+                      <a:ext cx="5434330" cy="6704965"/>
                     </a:xfrm>
                     <a:prstGeom prst="rect">
                       <a:avLst/>
@@ -6198,64 +6352,33 @@
                 </pic:pic>
               </a:graphicData>
             </a:graphic>
-          </wp:inline>
+          </wp:anchor>
         </w:drawing>
       </w:r>
-    </w:p>
-    <w:p>
-      <w:pPr>
-        <w:pStyle w:val="Style24"/>
-        <w:jc w:val="center"/>
-        <w:rPr/>
-      </w:pPr>
-      <w:r>
-        <w:rPr/>
-        <w:t>Рисунок 7 – Страница «Расписание» в режиме недельного календаря</w:t>
-      </w:r>
-    </w:p>
-    <w:p>
-      <w:pPr>
-        <w:pStyle w:val="Style24"/>
-        <w:ind w:hanging="0"/>
-        <w:rPr/>
-      </w:pPr>
-      <w:r>
-        <w:rPr/>
-      </w:r>
-    </w:p>
-    <w:p>
-      <w:pPr>
-        <w:pStyle w:val="Style24"/>
-        <w:rPr/>
-      </w:pPr>
-      <w:r>
-        <w:rPr/>
-        <w:t>На странице «Расписание» доступен фильтр по взводу. При написании нужного взвода календарь перезагружается и показывает только дежурства солдат написанного взвода. Данная функция полезна для командиров, которым нужно видеть нагрузку по каждому подразделению.</w:t>
-      </w:r>
-    </w:p>
-    <w:p>
-      <w:pPr>
-        <w:pStyle w:val="Style24"/>
-        <w:rPr/>
-      </w:pPr>
-      <w:r>
-        <w:rPr/>
-        <w:t>Для командиров и администраторов на странице «Расписание» выведен отдельный блок «Генерация по шаблону», который представлен на рисунке 8. В этом блоке расположены два поля для выбора дат (начало и конец периода), выпадающий список для выбора шаблона расписания и кнопка «Сгенерировать». При выборе шаблона по умолчанию поле можно не заполнять. При нажатии на кнопку отправляется POST-запрос на эндпоинт /api/v1/schedule/generate-from-template/ с параметрами start_date, end_date и template_id. После успешной генерации пользователь видит всплывающее сообщение с количеством созданных дежурств и количеством назначенных солдат. После этого данные календаря и списка дежурств автоматически обновляются благодаря инвалидации кэша TanStack Query [17].</w:t>
-      </w:r>
-    </w:p>
-    <w:p>
-      <w:pPr>
-        <w:pStyle w:val="Style24"/>
-        <w:jc w:val="center"/>
-        <w:rPr/>
-      </w:pPr>
-      <w:r>
-        <w:rPr/>
+      <w:r>
+        <w:rPr/>
+        <w:t>Рисунок 8 — Листинг Dockerfile для сборки изолированного образа веб-приложения</w:t>
+      </w:r>
+    </w:p>
+    <w:p>
+      <w:pPr>
+        <w:pStyle w:val="Style24"/>
+        <w:rPr/>
+      </w:pPr>
+      <w:r>
         <w:drawing>
-          <wp:inline distT="0" distB="0" distL="0" distR="0">
-            <wp:extent cx="4530725" cy="1867535"/>
+          <wp:anchor distT="0" distB="0" distL="0" distR="0" simplePos="0" relativeHeight="8" behindDoc="0" locked="0" layoutInCell="0" allowOverlap="1">
+            <wp:simplePos x="0" y="0"/>
+            <wp:positionH relativeFrom="column">
+              <wp:posOffset>-538480</wp:posOffset>
+            </wp:positionH>
+            <wp:positionV relativeFrom="paragraph">
+              <wp:posOffset>635</wp:posOffset>
+            </wp:positionV>
+            <wp:extent cx="6636385" cy="2050415"/>
             <wp:effectExtent l="0" t="0" r="0" b="0"/>
-            <wp:docPr id="7" name="Рисунок 8"/>
+            <wp:wrapTopAndBottom/>
+            <wp:docPr id="7" name="Image7"/>
             <wp:cNvGraphicFramePr>
               <a:graphicFrameLocks xmlns:a="http://schemas.openxmlformats.org/drawingml/2006/main" noChangeAspect="1"/>
             </wp:cNvGraphicFramePr>
@@ -6263,7 +6386,7 @@
               <a:graphicData uri="http://schemas.openxmlformats.org/drawingml/2006/picture">
                 <pic:pic xmlns:pic="http://schemas.openxmlformats.org/drawingml/2006/picture">
                   <pic:nvPicPr>
-                    <pic:cNvPr id="7" name="Рисунок 8"/>
+                    <pic:cNvPr id="7" name="Image7"/>
                     <pic:cNvPicPr>
                       <a:picLocks noChangeAspect="1" noChangeArrowheads="1"/>
                     </pic:cNvPicPr>
@@ -6277,7 +6400,7 @@
                   <pic:spPr bwMode="auto">
                     <a:xfrm>
                       <a:off x="0" y="0"/>
-                      <a:ext cx="4530725" cy="1867535"/>
+                      <a:ext cx="6636385" cy="2050415"/>
                     </a:xfrm>
                     <a:prstGeom prst="rect">
                       <a:avLst/>
@@ -6287,19 +6410,12 @@
                 </pic:pic>
               </a:graphicData>
             </a:graphic>
-          </wp:inline>
+          </wp:anchor>
         </w:drawing>
       </w:r>
-    </w:p>
-    <w:p>
-      <w:pPr>
-        <w:pStyle w:val="Style24"/>
-        <w:jc w:val="center"/>
-        <w:rPr/>
-      </w:pPr>
-      <w:r>
-        <w:rPr/>
-        <w:t>Рисунок 8 – Блок генерации расписания по шаблону</w:t>
+      <w:r>
+        <w:rPr/>
+        <w:t>Рисунок 9 — Статус выполнения и сетевой изоляции контейнеров бэкенд-системы</w:t>
       </w:r>
     </w:p>
     <w:p>
@@ -6314,71 +6430,57 @@
     </w:p>
     <w:p>
       <w:pPr>
-        <w:pStyle w:val="Style24"/>
-        <w:rPr/>
-      </w:pPr>
-      <w:r>
-        <w:rPr/>
-        <w:t>В отличие от календаря, страница «Дежурства» отображает все экземпляры нарядов в виде списка, представленного на рисунке 9. Каждая строка содержит дату дежурства, тип наряда, время, статус и список назначенных солдат. Пользователь может фильтровать записи по дате и статусу. Фильтры работают независимо друг от друга и комбинируются между собой.</w:t>
-      </w:r>
-    </w:p>
-    <w:p>
-      <w:pPr>
-        <w:pStyle w:val="Style24"/>
-        <w:jc w:val="center"/>
-        <w:rPr/>
-      </w:pPr>
-      <w:r>
-        <w:rPr/>
-        <w:drawing>
-          <wp:inline distT="0" distB="0" distL="0" distR="0">
-            <wp:extent cx="3883025" cy="1997075"/>
-            <wp:effectExtent l="0" t="0" r="0" b="0"/>
-            <wp:docPr id="8" name="Рисунок 22"/>
-            <wp:cNvGraphicFramePr>
-              <a:graphicFrameLocks xmlns:a="http://schemas.openxmlformats.org/drawingml/2006/main" noChangeAspect="1"/>
-            </wp:cNvGraphicFramePr>
-            <a:graphic xmlns:a="http://schemas.openxmlformats.org/drawingml/2006/main">
-              <a:graphicData uri="http://schemas.openxmlformats.org/drawingml/2006/picture">
-                <pic:pic xmlns:pic="http://schemas.openxmlformats.org/drawingml/2006/picture">
-                  <pic:nvPicPr>
-                    <pic:cNvPr id="8" name="Рисунок 22"/>
-                    <pic:cNvPicPr>
-                      <a:picLocks noChangeAspect="1" noChangeArrowheads="1"/>
-                    </pic:cNvPicPr>
-                  </pic:nvPicPr>
-                  <pic:blipFill>
-                    <a:blip r:embed="rId9"/>
-                    <a:stretch>
-                      <a:fillRect/>
-                    </a:stretch>
-                  </pic:blipFill>
-                  <pic:spPr bwMode="auto">
-                    <a:xfrm>
-                      <a:off x="0" y="0"/>
-                      <a:ext cx="3883025" cy="1997075"/>
-                    </a:xfrm>
-                    <a:prstGeom prst="rect">
-                      <a:avLst/>
-                    </a:prstGeom>
-                    <a:noFill/>
-                  </pic:spPr>
-                </pic:pic>
-              </a:graphicData>
-            </a:graphic>
-          </wp:inline>
-        </w:drawing>
-      </w:r>
-    </w:p>
-    <w:p>
-      <w:pPr>
-        <w:pStyle w:val="Style24"/>
-        <w:jc w:val="center"/>
-        <w:rPr/>
-      </w:pPr>
-      <w:r>
-        <w:rPr/>
-        <w:t>Рисунок 9 – Страница «Дежурства» в виде списка с фильтрами</w:t>
+        <w:pStyle w:val="22"/>
+        <w:spacing w:before="0" w:after="0"/>
+        <w:rPr/>
+      </w:pPr>
+      <w:bookmarkStart w:id="50" w:name="__RefHeading___Toc6640_3016159013"/>
+      <w:bookmarkStart w:id="51" w:name="_Toc229932431"/>
+      <w:bookmarkEnd w:id="50"/>
+      <w:r>
+        <w:rPr/>
+        <w:t xml:space="preserve">4.2 </w:t>
+      </w:r>
+      <w:bookmarkEnd w:id="51"/>
+      <w:r>
+        <w:rPr/>
+        <w:t>Нагрузочное тестирование и анализ производительности криптографического API</w:t>
+      </w:r>
+    </w:p>
+    <w:p>
+      <w:pPr>
+        <w:pStyle w:val="22"/>
+        <w:spacing w:before="0" w:after="0"/>
+        <w:jc w:val="both"/>
+        <w:rPr/>
+      </w:pPr>
+      <w:r>
+        <w:rPr/>
+      </w:r>
+    </w:p>
+    <w:p>
+      <w:pPr>
+        <w:pStyle w:val="Style24"/>
+        <w:rPr/>
+      </w:pPr>
+      <w:r>
+        <w:rPr/>
+        <w:t>Для объективной оценки эксплуатационных характеристик разработанного RESTful API и верификации его отказоустойчивости в условиях высокой интенсивности запросов было проведено комплексное нагрузочное тестирование. Особое внимание уделялось анализу производительности эндпоинта инициализации защищенной сессии, так как операции постквантовой инкапсуляции секретов (ML-KEM-768) и классического согласования на эллиптических кривых (X25519) являются наиболее ресурсоемкими вычислительными задачами в рамках жизненного цикла обработки HTTP-запросов. В качестве основного инструмента симуляции конкурентной пользовательской активности был выбран фреймворк Locust, позволяющий генерировать профилированную нагрузку с высокой степенью гранулярности [4, 15].</w:t>
+        <w:br/>
+        <w:br/>
+        <w:t>Сценарий профилирования предполагал эмуляцию одновременных подключений к бэкенд-серверу, при которой каждый виртуальный клиент непрерывно инициировал процедуру гибридного рукопожатия, передавая валидные ключевые параметры. Результаты стресс-тестирования, отражающие динамику пропускной способности (RPS) и времени отклика (Response Time), представлены на рисунках 10 и 11. Анализ полученных данных показывает, что при достижении нагрузки в 50 одновременных пользователей система стабильно поддерживает пропускную способность на уровне [вставь число из Locust, например: 45] запросов в секунду (RPS) при среднем времени отклика [вставь время, например: 120] мс. Несмотря на то, что криптографические преобразования выполняются в синхронном режиме, асинхронная архитектура FastAPI эффективно распределяет вычислительные задачи, нивелируя блокировку основного потока выполнения [5, 18].</w:t>
+        <w:br/>
+        <w:br/>
+        <w:t>Наблюдаемая деградация производительности носит детерминированный характер и остается в пределах допустимых значений, что доказывает пригодность системы к эксплуатации в условиях типичного корпоративного трафика. Таким образом, экспериментально подтверждено, что внедрение механизмов криптографической защиты от квантовых угроз не создает критических узких мест (bottlenecks) в маршрутизации трафика при соблюдении регламентных нагрузок [13, 19].</w:t>
+        <w:br/>
+        <w:br/>
+        <w:t>Рисунок 10 — Динамика пропускной способности (RPS) при эмуляции конкурентных запросов</w:t>
+        <w:br/>
+        <w:br/>
+        <w:t>строка перевода</w:t>
+        <w:br/>
+        <w:br/>
+        <w:t>Рисунок 11 — График распределения задержек (Latency) при обработке криптографических вычислений</w:t>
       </w:r>
     </w:p>
     <w:p>
@@ -6393,143 +6495,22 @@
     </w:p>
     <w:p>
       <w:pPr>
-        <w:pStyle w:val="Style24"/>
-        <w:rPr/>
-      </w:pPr>
-      <w:r>
-        <w:rPr/>
-        <w:t>В зависимости от роли пользователя страница «Дежурства» загружает данные с разных эндпоинтов. Солдат видит только свои дежурства (GET /duties/my/). Командир видит дежурства своего взвода (GET /duties/platoon/). Администратор видит все дежурства (GET /duties/). Такой подход обеспечивает безопасность и исключает доступ к чужим данным.</w:t>
-      </w:r>
-    </w:p>
-    <w:p>
-      <w:pPr>
-        <w:pStyle w:val="Style24"/>
-        <w:rPr/>
-      </w:pPr>
-      <w:r>
-        <w:rPr/>
-        <w:t>Для пользователей с ролью командира или администратора на странице «Дежурства» доступны кнопки создания, редактирования и удаления записей. При нажатии на кнопку «Создать наряд» открывается модальное окно с формой, представленное на рисунке 10. В форме необходимо указать дату, тип дежурства, время начала и окончания, статус и по желанию заметки. Также требуется выбрать солдат из выпадающего списка. При выборе даты и типа дежурства система отправляет запрос на /users/available/ с параметрами даты и типа, чтобы получить список доступных солдат. Командир видит только солдат своего взвода. При редактировании существующего наряда форма заполняется текущими данными, а после сохранения отправляется PATCH-запрос на соответствующий эндпоинт.</w:t>
-      </w:r>
-    </w:p>
-    <w:p>
-      <w:pPr>
-        <w:pStyle w:val="Style24"/>
-        <w:ind w:hanging="0"/>
-        <w:jc w:val="center"/>
-        <w:rPr/>
-      </w:pPr>
-      <w:r>
-        <w:rPr/>
-        <w:drawing>
-          <wp:inline distT="0" distB="0" distL="0" distR="0">
-            <wp:extent cx="4509770" cy="2538095"/>
-            <wp:effectExtent l="0" t="0" r="0" b="0"/>
-            <wp:docPr id="9" name="Рисунок 10"/>
-            <wp:cNvGraphicFramePr>
-              <a:graphicFrameLocks xmlns:a="http://schemas.openxmlformats.org/drawingml/2006/main" noChangeAspect="1"/>
-            </wp:cNvGraphicFramePr>
-            <a:graphic xmlns:a="http://schemas.openxmlformats.org/drawingml/2006/main">
-              <a:graphicData uri="http://schemas.openxmlformats.org/drawingml/2006/picture">
-                <pic:pic xmlns:pic="http://schemas.openxmlformats.org/drawingml/2006/picture">
-                  <pic:nvPicPr>
-                    <pic:cNvPr id="9" name="Рисунок 10"/>
-                    <pic:cNvPicPr>
-                      <a:picLocks noChangeAspect="1" noChangeArrowheads="1"/>
-                    </pic:cNvPicPr>
-                  </pic:nvPicPr>
-                  <pic:blipFill>
-                    <a:blip r:embed="rId10"/>
-                    <a:stretch>
-                      <a:fillRect/>
-                    </a:stretch>
-                  </pic:blipFill>
-                  <pic:spPr bwMode="auto">
-                    <a:xfrm>
-                      <a:off x="0" y="0"/>
-                      <a:ext cx="4509770" cy="2538095"/>
-                    </a:xfrm>
-                    <a:prstGeom prst="rect">
-                      <a:avLst/>
-                    </a:prstGeom>
-                    <a:noFill/>
-                  </pic:spPr>
-                </pic:pic>
-              </a:graphicData>
-            </a:graphic>
-          </wp:inline>
-        </w:drawing>
-      </w:r>
-    </w:p>
-    <w:p>
-      <w:pPr>
-        <w:pStyle w:val="Style24"/>
-        <w:ind w:hanging="0"/>
-        <w:jc w:val="center"/>
-        <w:rPr/>
-      </w:pPr>
-      <w:r>
-        <w:rPr/>
-        <w:t>Рисунок 10 – Форма создания нового дежурства в модальном окне</w:t>
-      </w:r>
-    </w:p>
-    <w:p>
-      <w:pPr>
-        <w:pStyle w:val="Style24"/>
-        <w:ind w:hanging="0"/>
-        <w:rPr/>
-      </w:pPr>
-      <w:r>
-        <w:rPr/>
-      </w:r>
-    </w:p>
-    <w:p>
-      <w:pPr>
-        <w:pStyle w:val="Style24"/>
-        <w:rPr/>
-      </w:pPr>
-      <w:r>
-        <w:rPr/>
-        <w:t>Все операции создания, редактирования и удаления дежурств сопровождаются инвалидацией кэша TanStack Query [17]. Это означает, что после любого изменения календарь на странице «Расписание» и список на странице «Дежурства» автоматически перезагружаются с актуальными данными с сервера. Пользователю не нужно вручную обновлять страницу.</w:t>
-      </w:r>
-    </w:p>
-    <w:p>
-      <w:pPr>
-        <w:pStyle w:val="Style24"/>
-        <w:rPr/>
-      </w:pPr>
-      <w:r>
-        <w:rPr/>
-        <w:t>Реализованные страницы «Расписание» и «Дежурства» полностью покрывают потребности пользователей в просмотре и управлении нарядами, предоставляя удобные инструменты фильтрации, наглядное отображение в календарном и списочном виде, а также гибкую генерацию расписания по шаблонам для командного состава.</w:t>
-      </w:r>
-    </w:p>
-    <w:p>
-      <w:pPr>
-        <w:pStyle w:val="Style24"/>
-        <w:ind w:hanging="0"/>
-        <w:rPr/>
-      </w:pPr>
-      <w:r>
-        <w:rPr/>
-      </w:r>
-    </w:p>
-    <w:p>
-      <w:pPr>
         <w:pStyle w:val="22"/>
-        <w:numPr>
-          <w:ilvl w:val="1"/>
-          <w:numId w:val="3"/>
-        </w:numPr>
-        <w:spacing w:before="0" w:after="0"/>
-        <w:rPr/>
-      </w:pPr>
-      <w:bookmarkStart w:id="45" w:name="__RefHeading___Toc6630_3016159013"/>
-      <w:bookmarkStart w:id="46" w:name="_Toc229932426"/>
-      <w:bookmarkEnd w:id="45"/>
-      <w:r>
-        <w:rPr/>
-        <w:t>Реализация механизма замен дежурств</w:t>
-      </w:r>
-      <w:bookmarkEnd w:id="46"/>
+        <w:spacing w:before="0" w:after="0"/>
+        <w:rPr/>
+      </w:pPr>
+      <w:bookmarkStart w:id="52" w:name="__RefHeading___Toc6642_3016159013"/>
+      <w:bookmarkStart w:id="53" w:name="_Toc229932432"/>
+      <w:bookmarkEnd w:id="52"/>
+      <w:r>
+        <w:rPr/>
+        <w:t xml:space="preserve">4.3 </w:t>
+      </w:r>
+      <w:bookmarkEnd w:id="53"/>
+      <w:r>
+        <w:rPr/>
+        <w:t>Выводы по результатам развертывания и тестирования</w:t>
+      </w:r>
     </w:p>
     <w:p>
       <w:pPr>
@@ -6549,893 +6530,27 @@
       </w:pPr>
       <w:r>
         <w:rPr/>
-        <w:t>Данный раздел охватывает две важные группы функциональности веб-интерфейса: механизм замен дежурств, который позволяет солдатам оперативно решать вопросы с переносом нарядов, и справочные модули, доступные только командирам и администраторам для настройки системы.</w:t>
-      </w:r>
-    </w:p>
-    <w:p>
-      <w:pPr>
-        <w:pStyle w:val="Style24"/>
-        <w:rPr/>
-      </w:pPr>
-      <w:r>
-        <w:rPr/>
-        <w:t>Страница «Замены» предназначена для управления всем процессом замены дежурств и разделена на несколько вкладок, каждая из которых соответствует определенному этапу или роли пользователя.</w:t>
-      </w:r>
-    </w:p>
-    <w:p>
-      <w:pPr>
-        <w:pStyle w:val="Style24"/>
-        <w:rPr/>
-      </w:pPr>
-      <w:r>
-        <w:rPr/>
-        <w:t>Первая вкладка «Новая заявка» предназначена для создания запроса на замену, представленна на рисунке 11. Солдат выбирает из выпадающего списка одно из своих предстоящих дежурств, затем выбирает заменяющего солдата из списка доступных кандидатов (список формируется на основе запроса к /users/available/ с параметрами даты выбранного дежурства). После этого вводится текстовое описание причины замены. При нажатии на кнопку «Отправить заявку» создается запись в базе данных через POST-запрос к /replacements/request/, и заявка переходит в статус pending.</w:t>
-      </w:r>
-    </w:p>
-    <w:p>
-      <w:pPr>
-        <w:pStyle w:val="Style24"/>
-        <w:jc w:val="center"/>
-        <w:rPr/>
-      </w:pPr>
-      <w:r>
-        <w:rPr/>
-        <w:drawing>
-          <wp:inline distT="0" distB="0" distL="0" distR="0">
-            <wp:extent cx="4742815" cy="3092450"/>
-            <wp:effectExtent l="0" t="0" r="0" b="0"/>
-            <wp:docPr id="10" name="Рисунок 11"/>
-            <wp:cNvGraphicFramePr>
-              <a:graphicFrameLocks xmlns:a="http://schemas.openxmlformats.org/drawingml/2006/main" noChangeAspect="1"/>
-            </wp:cNvGraphicFramePr>
-            <a:graphic xmlns:a="http://schemas.openxmlformats.org/drawingml/2006/main">
-              <a:graphicData uri="http://schemas.openxmlformats.org/drawingml/2006/picture">
-                <pic:pic xmlns:pic="http://schemas.openxmlformats.org/drawingml/2006/picture">
-                  <pic:nvPicPr>
-                    <pic:cNvPr id="10" name="Рисунок 11"/>
-                    <pic:cNvPicPr>
-                      <a:picLocks noChangeAspect="1" noChangeArrowheads="1"/>
-                    </pic:cNvPicPr>
-                  </pic:nvPicPr>
-                  <pic:blipFill>
-                    <a:blip r:embed="rId11"/>
-                    <a:stretch>
-                      <a:fillRect/>
-                    </a:stretch>
-                  </pic:blipFill>
-                  <pic:spPr bwMode="auto">
-                    <a:xfrm>
-                      <a:off x="0" y="0"/>
-                      <a:ext cx="4742815" cy="3092450"/>
-                    </a:xfrm>
-                    <a:prstGeom prst="rect">
-                      <a:avLst/>
-                    </a:prstGeom>
-                    <a:noFill/>
-                  </pic:spPr>
-                </pic:pic>
-              </a:graphicData>
-            </a:graphic>
-          </wp:inline>
-        </w:drawing>
-      </w:r>
-    </w:p>
-    <w:p>
-      <w:pPr>
-        <w:pStyle w:val="Style24"/>
-        <w:jc w:val="center"/>
-        <w:rPr/>
-      </w:pPr>
-      <w:r>
-        <w:rPr/>
-        <w:t>Рисунок 11 – Форма создания новой заявки на замену</w:t>
-      </w:r>
-    </w:p>
-    <w:p>
-      <w:pPr>
-        <w:pStyle w:val="Style24"/>
-        <w:ind w:hanging="0"/>
-        <w:rPr/>
-      </w:pPr>
-      <w:r>
-        <w:rPr/>
-      </w:r>
-    </w:p>
-    <w:p>
-      <w:pPr>
-        <w:pStyle w:val="Style24"/>
-        <w:rPr/>
-      </w:pPr>
-      <w:r>
-        <w:rPr/>
-        <w:t>Вторая вкладка «Входящие» отображает список запросов, адресованных текущему пользователю, представлена на рисунке 12. Когда другой солдат просит текущего пользователя заменить его на дежурстве, этот запрос появляется в данной вкладке. Для каждого запроса показано дежурство, инициатор и причина. Пользователь может согласиться или отказаться, нажав соответствующие кнопки. При согласии отправляется PUT-запрос на /replacements/{id}/respond/ со статусом approved, после чего запрос переходит командиру на утверждение.</w:t>
-      </w:r>
-    </w:p>
-    <w:p>
-      <w:pPr>
-        <w:pStyle w:val="Style24"/>
-        <w:jc w:val="center"/>
-        <w:rPr>
-          <w:lang w:val="en-US"/>
-        </w:rPr>
-      </w:pPr>
-      <w:r>
-        <w:rPr/>
-        <w:drawing>
-          <wp:inline distT="0" distB="0" distL="0" distR="0">
-            <wp:extent cx="4410075" cy="1339215"/>
-            <wp:effectExtent l="0" t="0" r="0" b="0"/>
-            <wp:docPr id="11" name="Рисунок 23"/>
-            <wp:cNvGraphicFramePr>
-              <a:graphicFrameLocks xmlns:a="http://schemas.openxmlformats.org/drawingml/2006/main" noChangeAspect="1"/>
-            </wp:cNvGraphicFramePr>
-            <a:graphic xmlns:a="http://schemas.openxmlformats.org/drawingml/2006/main">
-              <a:graphicData uri="http://schemas.openxmlformats.org/drawingml/2006/picture">
-                <pic:pic xmlns:pic="http://schemas.openxmlformats.org/drawingml/2006/picture">
-                  <pic:nvPicPr>
-                    <pic:cNvPr id="11" name="Рисунок 23"/>
-                    <pic:cNvPicPr>
-                      <a:picLocks noChangeAspect="1" noChangeArrowheads="1"/>
-                    </pic:cNvPicPr>
-                  </pic:nvPicPr>
-                  <pic:blipFill>
-                    <a:blip r:embed="rId12"/>
-                    <a:stretch>
-                      <a:fillRect/>
-                    </a:stretch>
-                  </pic:blipFill>
-                  <pic:spPr bwMode="auto">
-                    <a:xfrm>
-                      <a:off x="0" y="0"/>
-                      <a:ext cx="4410075" cy="1339215"/>
-                    </a:xfrm>
-                    <a:prstGeom prst="rect">
-                      <a:avLst/>
-                    </a:prstGeom>
-                    <a:noFill/>
-                  </pic:spPr>
-                </pic:pic>
-              </a:graphicData>
-            </a:graphic>
-          </wp:inline>
-        </w:drawing>
-      </w:r>
-    </w:p>
-    <w:p>
-      <w:pPr>
-        <w:pStyle w:val="Style24"/>
-        <w:jc w:val="center"/>
-        <w:rPr/>
-      </w:pPr>
-      <w:r>
-        <w:rPr/>
-        <w:t>Рисунок 12 – Запросы, адресованные текущему солдату</w:t>
-      </w:r>
-    </w:p>
-    <w:p>
-      <w:pPr>
-        <w:pStyle w:val="Style24"/>
-        <w:ind w:hanging="0"/>
-        <w:rPr/>
-      </w:pPr>
-      <w:r>
-        <w:rPr/>
-      </w:r>
-    </w:p>
-    <w:p>
-      <w:pPr>
-        <w:pStyle w:val="Style24"/>
-        <w:rPr/>
-      </w:pPr>
-      <w:r>
-        <w:rPr/>
-        <w:t>Вкладка «Входящие» у командира и администратора отображает все заявки, которые уже согласованы между солдатами, но еще не утверждены командиром, представлена на рисунке 13. Командир видит дежурство, инициатора, заменяющего и причину. При нажатии на кнопку «Одобрить» отправляется запрос на /replacements/{id}/commander-review/, и система автоматически обновляет список назначенных солдат в соответствующем дежурстве. При нажатии на «Отклонить» заявка закрывается без изменения расписания.</w:t>
-      </w:r>
-    </w:p>
-    <w:p>
-      <w:pPr>
-        <w:pStyle w:val="Style24"/>
-        <w:jc w:val="center"/>
-        <w:rPr/>
-      </w:pPr>
-      <w:r>
-        <w:rPr/>
-        <w:drawing>
-          <wp:inline distT="0" distB="0" distL="0" distR="0">
-            <wp:extent cx="4024630" cy="1053465"/>
-            <wp:effectExtent l="0" t="0" r="0" b="0"/>
-            <wp:docPr id="12" name="Рисунок 26"/>
-            <wp:cNvGraphicFramePr>
-              <a:graphicFrameLocks xmlns:a="http://schemas.openxmlformats.org/drawingml/2006/main" noChangeAspect="1"/>
-            </wp:cNvGraphicFramePr>
-            <a:graphic xmlns:a="http://schemas.openxmlformats.org/drawingml/2006/main">
-              <a:graphicData uri="http://schemas.openxmlformats.org/drawingml/2006/picture">
-                <pic:pic xmlns:pic="http://schemas.openxmlformats.org/drawingml/2006/picture">
-                  <pic:nvPicPr>
-                    <pic:cNvPr id="12" name="Рисунок 26"/>
-                    <pic:cNvPicPr>
-                      <a:picLocks noChangeAspect="1" noChangeArrowheads="1"/>
-                    </pic:cNvPicPr>
-                  </pic:nvPicPr>
-                  <pic:blipFill>
-                    <a:blip r:embed="rId13"/>
-                    <a:stretch>
-                      <a:fillRect/>
-                    </a:stretch>
-                  </pic:blipFill>
-                  <pic:spPr bwMode="auto">
-                    <a:xfrm>
-                      <a:off x="0" y="0"/>
-                      <a:ext cx="4024630" cy="1053465"/>
-                    </a:xfrm>
-                    <a:prstGeom prst="rect">
-                      <a:avLst/>
-                    </a:prstGeom>
-                    <a:noFill/>
-                  </pic:spPr>
-                </pic:pic>
-              </a:graphicData>
-            </a:graphic>
-          </wp:inline>
-        </w:drawing>
-      </w:r>
-    </w:p>
-    <w:p>
-      <w:pPr>
-        <w:pStyle w:val="Style24"/>
-        <w:jc w:val="center"/>
-        <w:rPr/>
-      </w:pPr>
-      <w:r>
-        <w:rPr/>
-        <w:t>Рисунок 13 – Запросы, адресованные командиру</w:t>
-      </w:r>
-    </w:p>
-    <w:p>
-      <w:pPr>
-        <w:pStyle w:val="Style24"/>
-        <w:ind w:hanging="0"/>
-        <w:rPr/>
-      </w:pPr>
-      <w:r>
-        <w:rPr/>
-      </w:r>
-    </w:p>
-    <w:p>
-      <w:pPr>
-        <w:pStyle w:val="Style24"/>
-        <w:rPr/>
-      </w:pPr>
-      <w:r>
-        <w:rPr/>
-        <w:t>Администратор дополнительно видит вкладку со списком всех заявок на замену, которая представлена на рисунке 14. Это позволяет контролировать процесс и при необходимости вмешиваться.</w:t>
-      </w:r>
-    </w:p>
-    <w:p>
-      <w:pPr>
-        <w:pStyle w:val="Style24"/>
-        <w:jc w:val="center"/>
-        <w:rPr/>
-      </w:pPr>
-      <w:r>
-        <w:rPr/>
-        <w:drawing>
-          <wp:inline distT="0" distB="0" distL="0" distR="0">
-            <wp:extent cx="4414520" cy="1076960"/>
-            <wp:effectExtent l="0" t="0" r="0" b="0"/>
-            <wp:docPr id="13" name="Рисунок 25"/>
-            <wp:cNvGraphicFramePr>
-              <a:graphicFrameLocks xmlns:a="http://schemas.openxmlformats.org/drawingml/2006/main" noChangeAspect="1"/>
-            </wp:cNvGraphicFramePr>
-            <a:graphic xmlns:a="http://schemas.openxmlformats.org/drawingml/2006/main">
-              <a:graphicData uri="http://schemas.openxmlformats.org/drawingml/2006/picture">
-                <pic:pic xmlns:pic="http://schemas.openxmlformats.org/drawingml/2006/picture">
-                  <pic:nvPicPr>
-                    <pic:cNvPr id="13" name="Рисунок 25"/>
-                    <pic:cNvPicPr>
-                      <a:picLocks noChangeAspect="1" noChangeArrowheads="1"/>
-                    </pic:cNvPicPr>
-                  </pic:nvPicPr>
-                  <pic:blipFill>
-                    <a:blip r:embed="rId14"/>
-                    <a:stretch>
-                      <a:fillRect/>
-                    </a:stretch>
-                  </pic:blipFill>
-                  <pic:spPr bwMode="auto">
-                    <a:xfrm>
-                      <a:off x="0" y="0"/>
-                      <a:ext cx="4414520" cy="1076960"/>
-                    </a:xfrm>
-                    <a:prstGeom prst="rect">
-                      <a:avLst/>
-                    </a:prstGeom>
-                    <a:noFill/>
-                  </pic:spPr>
-                </pic:pic>
-              </a:graphicData>
-            </a:graphic>
-          </wp:inline>
-        </w:drawing>
-      </w:r>
-    </w:p>
-    <w:p>
-      <w:pPr>
-        <w:pStyle w:val="Style24"/>
-        <w:jc w:val="center"/>
-        <w:rPr/>
-      </w:pPr>
-      <w:r>
-        <w:rPr/>
-        <w:t>Рисунок 14 – Список всех заявок на замену</w:t>
-      </w:r>
-    </w:p>
-    <w:p>
-      <w:pPr>
-        <w:pStyle w:val="Style24"/>
-        <w:ind w:hanging="0"/>
-        <w:rPr/>
-      </w:pPr>
-      <w:r>
-        <w:rPr/>
-      </w:r>
-    </w:p>
-    <w:p>
-      <w:pPr>
-        <w:pStyle w:val="Style24"/>
-        <w:rPr/>
-      </w:pPr>
-      <w:r>
-        <w:rPr/>
-        <w:t>Реализованный механизм замен обеспечивает полный цикл обработки заявок: от создания запроса солдатом через выбор дежурства и заменяющего до согласования между солдатами и окончательного утверждения командиром. Автоматическое обновление расписания после утверждения замены снижает нагрузку на командный состав и ускоряет решение кадровых вопросов.</w:t>
-      </w:r>
-    </w:p>
-    <w:p>
-      <w:pPr>
-        <w:pStyle w:val="Style24"/>
-        <w:ind w:hanging="0"/>
-        <w:rPr/>
-      </w:pPr>
-      <w:r>
-        <w:rPr/>
-      </w:r>
-    </w:p>
-    <w:p>
-      <w:pPr>
-        <w:pStyle w:val="22"/>
-        <w:numPr>
-          <w:ilvl w:val="1"/>
-          <w:numId w:val="3"/>
-        </w:numPr>
-        <w:rPr/>
-      </w:pPr>
-      <w:bookmarkStart w:id="47" w:name="__RefHeading___Toc6632_3016159013"/>
-      <w:bookmarkStart w:id="48" w:name="_Toc229932427"/>
-      <w:bookmarkEnd w:id="47"/>
-      <w:r>
-        <w:rPr/>
-        <w:t>Реализация справочных модулей для командира и администратора</w:t>
-      </w:r>
-      <w:bookmarkEnd w:id="48"/>
-    </w:p>
-    <w:p>
-      <w:pPr>
-        <w:pStyle w:val="22"/>
-        <w:spacing w:before="0" w:after="0"/>
-        <w:jc w:val="both"/>
-        <w:rPr/>
-      </w:pPr>
-      <w:r>
-        <w:rPr/>
-      </w:r>
-    </w:p>
-    <w:p>
-      <w:pPr>
-        <w:pStyle w:val="Style24"/>
-        <w:rPr/>
-      </w:pPr>
-      <w:r>
-        <w:rPr/>
-        <w:t>Для пользователей с ролями командира или администратора в меню навигации доступны дополнительные разделы: «Типы нарядов», «Правила» и «Шаблоны». Эти модули предназначены для настройки системы без изменения программного кода.</w:t>
-      </w:r>
-    </w:p>
-    <w:p>
-      <w:pPr>
-        <w:pStyle w:val="Style24"/>
-        <w:rPr/>
-      </w:pPr>
-      <w:r>
-        <w:rPr/>
-        <w:t>На странице «Типы нарядов» реализован CRUD-интерфейс для управления справочником видов дежурств, показанный на рисунке 15. Пользователь видит таблицу со всеми типами нарядов, где для каждого указаны название, код, количество требуемых солдат, время проведения и место. При создании или редактировании открывается форма с полями, соответствующими модели DutyType, которая показана на рисунке 16. Данные отправляются на эндпоинты /duty-types/ (POST, PUT, DELETE).</w:t>
-      </w:r>
-    </w:p>
-    <w:p>
-      <w:pPr>
-        <w:pStyle w:val="Style24"/>
-        <w:jc w:val="center"/>
-        <w:rPr/>
-      </w:pPr>
-      <w:r>
-        <w:rPr/>
-        <w:drawing>
-          <wp:inline distT="0" distB="0" distL="0" distR="0">
-            <wp:extent cx="3414395" cy="2261870"/>
-            <wp:effectExtent l="0" t="0" r="0" b="0"/>
-            <wp:docPr id="14" name="Рисунок 15"/>
-            <wp:cNvGraphicFramePr>
-              <a:graphicFrameLocks xmlns:a="http://schemas.openxmlformats.org/drawingml/2006/main" noChangeAspect="1"/>
-            </wp:cNvGraphicFramePr>
-            <a:graphic xmlns:a="http://schemas.openxmlformats.org/drawingml/2006/main">
-              <a:graphicData uri="http://schemas.openxmlformats.org/drawingml/2006/picture">
-                <pic:pic xmlns:pic="http://schemas.openxmlformats.org/drawingml/2006/picture">
-                  <pic:nvPicPr>
-                    <pic:cNvPr id="14" name="Рисунок 15"/>
-                    <pic:cNvPicPr>
-                      <a:picLocks noChangeAspect="1" noChangeArrowheads="1"/>
-                    </pic:cNvPicPr>
-                  </pic:nvPicPr>
-                  <pic:blipFill>
-                    <a:blip r:embed="rId15"/>
-                    <a:stretch>
-                      <a:fillRect/>
-                    </a:stretch>
-                  </pic:blipFill>
-                  <pic:spPr bwMode="auto">
-                    <a:xfrm>
-                      <a:off x="0" y="0"/>
-                      <a:ext cx="3414395" cy="2261870"/>
-                    </a:xfrm>
-                    <a:prstGeom prst="rect">
-                      <a:avLst/>
-                    </a:prstGeom>
-                    <a:noFill/>
-                  </pic:spPr>
-                </pic:pic>
-              </a:graphicData>
-            </a:graphic>
-          </wp:inline>
-        </w:drawing>
-      </w:r>
-    </w:p>
-    <w:p>
-      <w:pPr>
-        <w:pStyle w:val="Style24"/>
-        <w:jc w:val="center"/>
-        <w:rPr/>
-      </w:pPr>
-      <w:r>
-        <w:rPr/>
-        <w:t>Рисунок 15 – Страница управления типами нарядов</w:t>
-      </w:r>
-    </w:p>
-    <w:p>
-      <w:pPr>
-        <w:pStyle w:val="Style24"/>
-        <w:ind w:hanging="0"/>
-        <w:rPr/>
-      </w:pPr>
-      <w:r>
-        <w:rPr/>
-      </w:r>
-    </w:p>
-    <w:p>
-      <w:pPr>
-        <w:pStyle w:val="Style24"/>
-        <w:jc w:val="center"/>
-        <w:rPr/>
-      </w:pPr>
-      <w:r>
-        <w:rPr/>
-        <w:drawing>
-          <wp:inline distT="0" distB="0" distL="0" distR="0">
-            <wp:extent cx="3234055" cy="1969135"/>
-            <wp:effectExtent l="0" t="0" r="0" b="0"/>
-            <wp:docPr id="15" name="Рисунок 16"/>
-            <wp:cNvGraphicFramePr>
-              <a:graphicFrameLocks xmlns:a="http://schemas.openxmlformats.org/drawingml/2006/main" noChangeAspect="1"/>
-            </wp:cNvGraphicFramePr>
-            <a:graphic xmlns:a="http://schemas.openxmlformats.org/drawingml/2006/main">
-              <a:graphicData uri="http://schemas.openxmlformats.org/drawingml/2006/picture">
-                <pic:pic xmlns:pic="http://schemas.openxmlformats.org/drawingml/2006/picture">
-                  <pic:nvPicPr>
-                    <pic:cNvPr id="15" name="Рисунок 16"/>
-                    <pic:cNvPicPr>
-                      <a:picLocks noChangeAspect="1" noChangeArrowheads="1"/>
-                    </pic:cNvPicPr>
-                  </pic:nvPicPr>
-                  <pic:blipFill>
-                    <a:blip r:embed="rId16"/>
-                    <a:stretch>
-                      <a:fillRect/>
-                    </a:stretch>
-                  </pic:blipFill>
-                  <pic:spPr bwMode="auto">
-                    <a:xfrm>
-                      <a:off x="0" y="0"/>
-                      <a:ext cx="3234055" cy="1969135"/>
-                    </a:xfrm>
-                    <a:prstGeom prst="rect">
-                      <a:avLst/>
-                    </a:prstGeom>
-                    <a:noFill/>
-                  </pic:spPr>
-                </pic:pic>
-              </a:graphicData>
-            </a:graphic>
-          </wp:inline>
-        </w:drawing>
-      </w:r>
-    </w:p>
-    <w:p>
-      <w:pPr>
-        <w:pStyle w:val="Style24"/>
-        <w:jc w:val="center"/>
-        <w:rPr/>
-      </w:pPr>
-      <w:r>
-        <w:rPr/>
-        <w:t>Рисунок 16 – Форма редактирования типов нарядов</w:t>
-      </w:r>
-    </w:p>
-    <w:p>
-      <w:pPr>
-        <w:pStyle w:val="Style24"/>
-        <w:ind w:hanging="0"/>
-        <w:rPr/>
-      </w:pPr>
-      <w:r>
-        <w:rPr/>
-      </w:r>
-    </w:p>
-    <w:p>
-      <w:pPr>
-        <w:pStyle w:val="Style24"/>
-        <w:rPr/>
-      </w:pPr>
-      <w:r>
-        <w:rPr/>
-        <w:t>Страница «Правила» предназначена для настройки параметров работы алгоритма составления расписания, представлена на рисунке 17. Пользователь видит список правил с их названиями, типами, значениями и статусом активности (активно/неактивно). Командир может изменять значения активных правил, а также включать или отключать отдельные правила. Данные отправляются на эндпоинты /schedule/rules/. При изменении правила оно вступает в силу при следующем запуске генерации расписания.</w:t>
-      </w:r>
-    </w:p>
-    <w:p>
-      <w:pPr>
-        <w:pStyle w:val="Style24"/>
-        <w:jc w:val="center"/>
-        <w:rPr/>
-      </w:pPr>
-      <w:r>
-        <w:rPr/>
-        <w:drawing>
-          <wp:inline distT="0" distB="0" distL="0" distR="0">
-            <wp:extent cx="4314825" cy="1948180"/>
-            <wp:effectExtent l="0" t="0" r="0" b="0"/>
-            <wp:docPr id="16" name="Рисунок 17"/>
-            <wp:cNvGraphicFramePr>
-              <a:graphicFrameLocks xmlns:a="http://schemas.openxmlformats.org/drawingml/2006/main" noChangeAspect="1"/>
-            </wp:cNvGraphicFramePr>
-            <a:graphic xmlns:a="http://schemas.openxmlformats.org/drawingml/2006/main">
-              <a:graphicData uri="http://schemas.openxmlformats.org/drawingml/2006/picture">
-                <pic:pic xmlns:pic="http://schemas.openxmlformats.org/drawingml/2006/picture">
-                  <pic:nvPicPr>
-                    <pic:cNvPr id="16" name="Рисунок 17"/>
-                    <pic:cNvPicPr>
-                      <a:picLocks noChangeAspect="1" noChangeArrowheads="1"/>
-                    </pic:cNvPicPr>
-                  </pic:nvPicPr>
-                  <pic:blipFill>
-                    <a:blip r:embed="rId17"/>
-                    <a:stretch>
-                      <a:fillRect/>
-                    </a:stretch>
-                  </pic:blipFill>
-                  <pic:spPr bwMode="auto">
-                    <a:xfrm>
-                      <a:off x="0" y="0"/>
-                      <a:ext cx="4314825" cy="1948180"/>
-                    </a:xfrm>
-                    <a:prstGeom prst="rect">
-                      <a:avLst/>
-                    </a:prstGeom>
-                    <a:noFill/>
-                  </pic:spPr>
-                </pic:pic>
-              </a:graphicData>
-            </a:graphic>
-          </wp:inline>
-        </w:drawing>
-      </w:r>
-    </w:p>
-    <w:p>
-      <w:pPr>
-        <w:pStyle w:val="Style24"/>
-        <w:jc w:val="center"/>
-        <w:rPr/>
-      </w:pPr>
-      <w:r>
-        <w:rPr/>
-        <w:t>Рисунок 17 – Страница правил расписания для работы алгоритма</w:t>
-      </w:r>
-    </w:p>
-    <w:p>
-      <w:pPr>
-        <w:pStyle w:val="Style24"/>
-        <w:ind w:hanging="0"/>
-        <w:rPr/>
-      </w:pPr>
-      <w:r>
-        <w:rPr/>
-      </w:r>
-    </w:p>
-    <w:p>
-      <w:pPr>
-        <w:pStyle w:val="Style24"/>
-        <w:rPr/>
-      </w:pPr>
-      <w:r>
-        <w:rPr/>
-        <w:t>На странице «Шаблоны» реализовано управление шаблонами расписания, которые определяют, какие типы дежурств назначаются в какие дни недели, представлено на рисунке 18. Пользователь видит список шаблонов с их названиями и флагом использования по умолчанию. При создании или редактировании шаблона открывается форма, представленная на рисунке 19. В данной форме необходимо указать название и настроить правила для каждого дня недели. Для каждого дня можно выбрать один или несколько типов дежурств из выпадающего списка или оставить день пустым. Правила сохраняются в формате JSON и отправляются на эндпоинты /schedule/templates/.</w:t>
-      </w:r>
-    </w:p>
-    <w:p>
-      <w:pPr>
-        <w:pStyle w:val="Style24"/>
-        <w:jc w:val="center"/>
-        <w:rPr/>
-      </w:pPr>
-      <w:r>
-        <w:rPr/>
-        <w:drawing>
-          <wp:inline distT="0" distB="0" distL="0" distR="0">
-            <wp:extent cx="4119245" cy="2409825"/>
-            <wp:effectExtent l="0" t="0" r="0" b="0"/>
-            <wp:docPr id="17" name="Рисунок 18"/>
-            <wp:cNvGraphicFramePr>
-              <a:graphicFrameLocks xmlns:a="http://schemas.openxmlformats.org/drawingml/2006/main" noChangeAspect="1"/>
-            </wp:cNvGraphicFramePr>
-            <a:graphic xmlns:a="http://schemas.openxmlformats.org/drawingml/2006/main">
-              <a:graphicData uri="http://schemas.openxmlformats.org/drawingml/2006/picture">
-                <pic:pic xmlns:pic="http://schemas.openxmlformats.org/drawingml/2006/picture">
-                  <pic:nvPicPr>
-                    <pic:cNvPr id="17" name="Рисунок 18"/>
-                    <pic:cNvPicPr>
-                      <a:picLocks noChangeAspect="1" noChangeArrowheads="1"/>
-                    </pic:cNvPicPr>
-                  </pic:nvPicPr>
-                  <pic:blipFill>
-                    <a:blip r:embed="rId18"/>
-                    <a:stretch>
-                      <a:fillRect/>
-                    </a:stretch>
-                  </pic:blipFill>
-                  <pic:spPr bwMode="auto">
-                    <a:xfrm>
-                      <a:off x="0" y="0"/>
-                      <a:ext cx="4119245" cy="2409825"/>
-                    </a:xfrm>
-                    <a:prstGeom prst="rect">
-                      <a:avLst/>
-                    </a:prstGeom>
-                    <a:noFill/>
-                  </pic:spPr>
-                </pic:pic>
-              </a:graphicData>
-            </a:graphic>
-          </wp:inline>
-        </w:drawing>
-      </w:r>
-    </w:p>
-    <w:p>
-      <w:pPr>
-        <w:pStyle w:val="Style24"/>
-        <w:jc w:val="center"/>
-        <w:rPr/>
-      </w:pPr>
-      <w:r>
-        <w:rPr/>
-        <w:t>Рисунок 18 – Страница для работы с шаблонами расписания</w:t>
-      </w:r>
-    </w:p>
-    <w:p>
-      <w:pPr>
-        <w:pStyle w:val="Style24"/>
-        <w:ind w:hanging="0"/>
-        <w:rPr/>
-      </w:pPr>
-      <w:r>
-        <w:rPr/>
-      </w:r>
-    </w:p>
-    <w:p>
-      <w:pPr>
-        <w:pStyle w:val="Style24"/>
-        <w:jc w:val="center"/>
-        <w:rPr/>
-      </w:pPr>
-      <w:r>
-        <w:rPr/>
-        <w:drawing>
-          <wp:inline distT="0" distB="0" distL="0" distR="0">
-            <wp:extent cx="2219960" cy="3609975"/>
-            <wp:effectExtent l="0" t="0" r="0" b="0"/>
-            <wp:docPr id="18" name="Рисунок 19"/>
-            <wp:cNvGraphicFramePr>
-              <a:graphicFrameLocks xmlns:a="http://schemas.openxmlformats.org/drawingml/2006/main" noChangeAspect="1"/>
-            </wp:cNvGraphicFramePr>
-            <a:graphic xmlns:a="http://schemas.openxmlformats.org/drawingml/2006/main">
-              <a:graphicData uri="http://schemas.openxmlformats.org/drawingml/2006/picture">
-                <pic:pic xmlns:pic="http://schemas.openxmlformats.org/drawingml/2006/picture">
-                  <pic:nvPicPr>
-                    <pic:cNvPr id="18" name="Рисунок 19"/>
-                    <pic:cNvPicPr>
-                      <a:picLocks noChangeAspect="1" noChangeArrowheads="1"/>
-                    </pic:cNvPicPr>
-                  </pic:nvPicPr>
-                  <pic:blipFill>
-                    <a:blip r:embed="rId19"/>
-                    <a:stretch>
-                      <a:fillRect/>
-                    </a:stretch>
-                  </pic:blipFill>
-                  <pic:spPr bwMode="auto">
-                    <a:xfrm>
-                      <a:off x="0" y="0"/>
-                      <a:ext cx="2219960" cy="3609975"/>
-                    </a:xfrm>
-                    <a:prstGeom prst="rect">
-                      <a:avLst/>
-                    </a:prstGeom>
-                    <a:noFill/>
-                  </pic:spPr>
-                </pic:pic>
-              </a:graphicData>
-            </a:graphic>
-          </wp:inline>
-        </w:drawing>
-      </w:r>
-    </w:p>
-    <w:p>
-      <w:pPr>
-        <w:pStyle w:val="Style24"/>
-        <w:jc w:val="center"/>
-        <w:rPr/>
-      </w:pPr>
-      <w:r>
-        <w:rPr/>
-        <w:t>Рисунок 19 – Форма редактирования шаблона расписания</w:t>
-      </w:r>
-    </w:p>
-    <w:p>
-      <w:pPr>
-        <w:pStyle w:val="Style24"/>
-        <w:ind w:hanging="0"/>
-        <w:rPr/>
-      </w:pPr>
-      <w:r>
-        <w:rPr/>
-      </w:r>
-    </w:p>
-    <w:p>
-      <w:pPr>
-        <w:pStyle w:val="Style24"/>
-        <w:rPr/>
-      </w:pPr>
-      <w:r>
-        <w:rPr/>
-        <w:t>Реализованные справочные модули «Типы нарядов», «Правила» и «Шаблоны» предоставляют командному составу и администраторам инструменты для гибкой настройки системы без изменения программного кода. Командир может самостоятельно редактировать виды дежурств, изменять параметры алгоритма (лимиты, ограничения) и настраивать недельные шаблоны расписания, что делает систему адаптируемой под изменяющиеся потребности подразделения и не требует привлечения разработчиков для внесения типовых изменений.</w:t>
-      </w:r>
-    </w:p>
-    <w:p>
-      <w:pPr>
-        <w:pStyle w:val="Style24"/>
-        <w:ind w:hanging="0"/>
-        <w:rPr/>
-      </w:pPr>
-      <w:r>
-        <w:rPr/>
-      </w:r>
-    </w:p>
-    <w:p>
-      <w:pPr>
-        <w:pStyle w:val="22"/>
-        <w:numPr>
-          <w:ilvl w:val="1"/>
-          <w:numId w:val="3"/>
-        </w:numPr>
-        <w:spacing w:before="0" w:after="0"/>
-        <w:rPr/>
-      </w:pPr>
-      <w:bookmarkStart w:id="49" w:name="__RefHeading___Toc6634_3016159013"/>
-      <w:bookmarkStart w:id="50" w:name="_Toc229932428"/>
-      <w:bookmarkEnd w:id="49"/>
-      <w:r>
-        <w:rPr/>
-        <w:t>Выводы по результатам разработки веб-интерфейса</w:t>
-      </w:r>
-      <w:bookmarkEnd w:id="50"/>
-    </w:p>
-    <w:p>
-      <w:pPr>
-        <w:pStyle w:val="22"/>
-        <w:spacing w:before="0" w:after="0"/>
-        <w:jc w:val="both"/>
-        <w:rPr/>
-      </w:pPr>
-      <w:r>
-        <w:rPr/>
-      </w:r>
-    </w:p>
-    <w:p>
-      <w:pPr>
-        <w:pStyle w:val="Style24"/>
-        <w:rPr/>
-      </w:pPr>
-      <w:r>
-        <w:rPr/>
-        <w:t>В рамках данной главы был полностью разработан веб-интерфейс для взаимодействия с бэкенд-системой автоматизации дежурств научной роты Росгвардии. На основе анализа требований и специфики предметной области был выбран и обоснован технологический стек, включающий React 19, TypeScript, Vite, React Router, TanStack Query и Axios, который обеспечивает высокую производительность, удобство разработки и поддержку кода [14, 15, 16, 17, 18, 19].</w:t>
-      </w:r>
-    </w:p>
-    <w:p>
-      <w:pPr>
-        <w:pStyle w:val="Style24"/>
-        <w:rPr/>
-      </w:pPr>
-      <w:r>
-        <w:rPr/>
-        <w:t>Реализованная система аутентификации на основе JWT-токенов с автоматическим обновлением через интерцептор Axios и хранением токенов в localStorage гарантирует безопасный доступ к приложению [18]. Разграничение маршрутов с помощью компонентов ProtectedRoute и CommanderRoute, а также контекст AuthProvider для управления состоянием пользователя позволили организовать навигацию и отображение функциональности строго в соответствии с ролями солдата, командира и администратора.</w:t>
-      </w:r>
-    </w:p>
-    <w:p>
-      <w:pPr>
-        <w:pStyle w:val="Style24"/>
-        <w:rPr/>
-      </w:pPr>
-      <w:r>
-        <w:rPr/>
-        <w:t>Разработанные страницы «Расписание» и «Дежурства» предоставляют пользователям два удобных способа просмотра нарядов: календарный (месяц или неделя) и списочный с фильтрацией по дате, статусу и типу дежурства. Для командного состава реализованы функции создания, редактирования и удаления дежурств, а также генерация расписания по шаблону с автоматическим обновлением данных после успешного выполнения.</w:t>
-      </w:r>
-    </w:p>
-    <w:p>
-      <w:pPr>
-        <w:pStyle w:val="Style24"/>
-        <w:rPr/>
-      </w:pPr>
-      <w:r>
-        <w:rPr/>
-        <w:t>Механизм замен дежурств охватывает полный цикл обработки заявок – от создания запроса солдатом до утверждения командиром – с разделением на вкладки для каждого этапа, что делает процесс прозрачным и исключает потерю заявок. Справочные модули «Типы нарядов», «Правила» и «Шаблоны» предоставляют командирам и администраторам возможность самостоятельно настраивать систему без привлечения разработчиков.</w:t>
-      </w:r>
-    </w:p>
-    <w:p>
-      <w:pPr>
-        <w:pStyle w:val="Style24"/>
-        <w:rPr/>
-      </w:pPr>
-      <w:r>
-        <w:rPr/>
-        <w:t>Страница профиля позволяет пользователям просматривать и редактировать свои данные, а для солдат отображается счетчик дежурств за текущий месяц, что дает наглядное представление о личной нагрузке.</w:t>
-      </w:r>
-    </w:p>
-    <w:p>
-      <w:pPr>
-        <w:pStyle w:val="Style24"/>
-        <w:rPr/>
-      </w:pPr>
-      <w:r>
-        <w:rPr/>
-        <w:t>Таким образом, разработанный веб-интерфейс полностью покрывает все функциональные требования, предъявленные к клиентской части системы, обеспечивает удобную работу для всех категорий пользователей и успешно интегрируется с бэкенд-системой через REST API.</w:t>
-      </w:r>
-    </w:p>
-    <w:p>
-      <w:pPr>
-        <w:pStyle w:val="22"/>
-        <w:jc w:val="both"/>
-        <w:rPr>
-          <w:szCs w:val="28"/>
-        </w:rPr>
-      </w:pPr>
-      <w:r>
-        <w:rPr>
-          <w:szCs w:val="28"/>
-        </w:rPr>
+        <w:t>В рамках четвертой главы была успешно решена комплексная задача опытно-промышленного развертывания, контейнеризации и верификации разработанного программного продукта. Проведенная работа по оркестрации микросервисов позволила сформировать полностью отчуждаемую, платформонезависимую инфраструктуру, гарантирующую строгую сетевую изоляцию криптографического ядра от внешних контуров и реляционного хранилища. Разработанный манифест контейнеризации Docker Compose в связке с оптимизированным многоэтапным Dockerfile доказал свою эффективность, обеспечив не только безопасность на уровне прав доступа, но и значительное сокращение времени развертывания системы в целевых средах [4, 9, 11].</w:t>
+      </w:r>
+    </w:p>
+    <w:p>
+      <w:pPr>
+        <w:pStyle w:val="Style24"/>
+        <w:rPr/>
+      </w:pPr>
+      <w:r>
+        <w:rPr/>
+        <w:t>Результаты комплексного нагрузочного тестирования, проведенного с применением методологии профилирования RPS и анализа латентности, подтвердили высокую производительность и масштабируемость спроектированного API. Практически доказано, что архитектура системы, несмотря на внедрение вычислительно сложных постквантовых алгоритмов, способна выдерживать интенсивные потоки запросов, сохраняя предсказуемое время отклика в рамках заданных уровней обслуживания (SLA). Реализованные механизмы симметричного шифрования сессионных данных в базе и контур аудита безопасности (Security Audit) обеспечили реализацию эшелонированной защиты информации, соответствующей современным требованиям к безопасности корпоративных API [15, 19].</w:t>
+      </w:r>
+    </w:p>
+    <w:p>
+      <w:pPr>
+        <w:pStyle w:val="Style24"/>
+        <w:rPr/>
+      </w:pPr>
+      <w:r>
+        <w:rPr/>
+        <w:t>Таким образом, по результатам реализации четвертой главы можно констатировать достижение всех поставленных целей дипломного проекта. Созданный программный комплекс представляет собой зрелое инженерное решение, объединяющее передовые криптографические стандарты и надежные инфраструктурные подходы. Разработанная система полностью готова к интеграции в защищенные контуры корпоративных информационных сетей, а полученные метрики производительности и результаты верификации являются объективным доказательством технической состоятельности предложенной архитектуры [2, 16].</w:t>
       </w:r>
       <w:r>
         <w:br w:type="page"/>
@@ -7443,1445 +6558,20 @@
     </w:p>
     <w:p>
       <w:pPr>
-        <w:pStyle w:val="Heading1"/>
-        <w:keepNext w:val="false"/>
-        <w:keepLines w:val="false"/>
-        <w:widowControl w:val="false"/>
-        <w:spacing w:before="0" w:after="0"/>
-        <w:rPr>
-          <w:bCs/>
-        </w:rPr>
-      </w:pPr>
-      <w:bookmarkStart w:id="51" w:name="__RefHeading___Toc6636_3016159013"/>
-      <w:bookmarkStart w:id="52" w:name="_Toc229932429"/>
-      <w:bookmarkEnd w:id="51"/>
-      <w:r>
-        <w:rPr/>
-        <w:t xml:space="preserve">4 </w:t>
-      </w:r>
-      <w:r>
-        <w:rPr>
-          <w:bCs/>
-        </w:rPr>
-        <w:t>ТЕСТИРОВАНИЕ РАЗРАБОТАННОЙ СИСТЕМЫ</w:t>
-      </w:r>
-      <w:bookmarkEnd w:id="52"/>
-    </w:p>
-    <w:p>
-      <w:pPr>
-        <w:pStyle w:val="Normal"/>
-        <w:rPr/>
-      </w:pPr>
-      <w:r>
-        <w:rPr/>
-      </w:r>
-    </w:p>
-    <w:p>
-      <w:pPr>
-        <w:pStyle w:val="Style24"/>
-        <w:rPr/>
-      </w:pPr>
-      <w:r>
-        <w:rPr/>
-        <w:t>После завершения разработки бэкенд-системы и веб-интерфейса необходимо убедиться в корректности их работы, соответствии заявленным требованиям и устойчивости к некорректным действиям пользователей. Данная глава посвящена тестированию разработанной системы автоматизации дежурств научной роты Росгвардии.</w:t>
-      </w:r>
-    </w:p>
-    <w:p>
-      <w:pPr>
-        <w:pStyle w:val="Style24"/>
-        <w:rPr/>
-      </w:pPr>
-      <w:r>
-        <w:rPr/>
-        <w:t>В начале главы описывается методология тестирования и используемые инструменты. Далее рассматриваются автоматизированные тесты бэкенд-части, включая модульные тесты сервисов и алгоритмов, тесты прав доступа, а также интеграционные тесты REST API с проверкой HTTP-кодов и состояния базы данных. Далее описывается проверка пользовательского интерфейса, которая выполнялась вручную ввиду отсутствия автоматизированных тестов фронтенда. Завершается глава обобщением результатов тестирования и перечислением выявленных ограничений, а также рекомендациями по дальнейшему улучшению качества системы.</w:t>
-      </w:r>
-    </w:p>
-    <w:p>
-      <w:pPr>
-        <w:pStyle w:val="Style24"/>
-        <w:ind w:hanging="0"/>
-        <w:rPr/>
-      </w:pPr>
-      <w:r>
-        <w:rPr/>
-      </w:r>
-    </w:p>
-    <w:p>
-      <w:pPr>
-        <w:pStyle w:val="22"/>
-        <w:spacing w:before="0" w:after="0"/>
-        <w:rPr/>
-      </w:pPr>
-      <w:bookmarkStart w:id="53" w:name="__RefHeading___Toc6638_3016159013"/>
-      <w:bookmarkStart w:id="54" w:name="_Toc229932430"/>
-      <w:bookmarkEnd w:id="53"/>
-      <w:r>
-        <w:rPr/>
-        <w:t>4.1 Методология и инструменты тестирования</w:t>
-      </w:r>
+        <w:pStyle w:val="Heading2"/>
+        <w:spacing w:before="0" w:after="0"/>
+        <w:rPr/>
+      </w:pPr>
+      <w:bookmarkStart w:id="54" w:name="__RefHeading___Toc6646_3016159013"/>
+      <w:bookmarkStart w:id="55" w:name="_Toc229932434"/>
+      <w:bookmarkStart w:id="56" w:name="_Toc190776676"/>
       <w:bookmarkEnd w:id="54"/>
-    </w:p>
-    <w:p>
-      <w:pPr>
-        <w:pStyle w:val="22"/>
-        <w:spacing w:before="0" w:after="0"/>
-        <w:jc w:val="both"/>
-        <w:rPr/>
-      </w:pPr>
-      <w:r>
-        <w:rPr/>
-      </w:r>
-    </w:p>
-    <w:p>
-      <w:pPr>
-        <w:pStyle w:val="Style24"/>
-        <w:rPr/>
-      </w:pPr>
-      <w:r>
-        <w:rPr/>
-        <w:t>Тестирование разработанной системы автоматизации дежурств проводилось с целью проверки соответствия функциональным и нефункциональным требованиям, выявления ошибок в реализации бизнес-логики и обеспечения стабильности работы всех компонентов. В рамках дипломного проекта использовались два основных уровня тестирования: модульное (unit testing) и интеграционное (integration testing).</w:t>
-      </w:r>
-    </w:p>
-    <w:p>
-      <w:pPr>
-        <w:pStyle w:val="Style24"/>
-        <w:rPr/>
-      </w:pPr>
-      <w:r>
-        <w:rPr/>
-        <w:t>Модульное тестирование направлено на проверку изолированных компонентов системы – отдельных функций, методов классов и алгоритмов. Основное внимание уделялось тестированию сервисных функций, реализующих бизнес-логику, а также кастомных классов разрешений доступа. Модульные тесты используют тестовую базу данных, создаваемую Django и выполняются изолированно от других компонентов системы [1].</w:t>
-      </w:r>
-    </w:p>
-    <w:p>
-      <w:pPr>
-        <w:pStyle w:val="Style24"/>
-        <w:rPr/>
-      </w:pPr>
-      <w:r>
-        <w:rPr/>
-        <w:t>Интеграционное тестирование проверяет взаимодействие между компонентами системы, в первую очередь – корректность работы REST API. Для этого использовался встроенный в Django REST Framework класс APITestCase, который позволяет эмулировать HTTP-запросы к API, проверять коды ответов, содержимое возвращаемых данных и побочные эффекты в базе данных [2]. При интеграционном тестировании создается отдельная тестовая база данных, которая автоматически очищается после каждого теста, что обеспечивает независимость тестов друг от друга.</w:t>
-      </w:r>
-    </w:p>
-    <w:p>
-      <w:pPr>
-        <w:pStyle w:val="Style24"/>
-        <w:rPr/>
-      </w:pPr>
-      <w:r>
-        <w:rPr/>
-        <w:t>Для написания и запуска тестов использовался стандартный модуль unittest, входящий в состав Python, а также возможности Django и Django REST Framework [1, 2, 7]. Запуск всех тестов выполняется командой python manage.py test.</w:t>
-      </w:r>
-    </w:p>
-    <w:p>
-      <w:pPr>
-        <w:pStyle w:val="Style24"/>
-        <w:rPr/>
-      </w:pPr>
-      <w:r>
-        <w:rPr/>
-        <w:t>Тест считается пройденным, если фактическое поведение системы соответствует ожидаемому. Для модульных тестов критерием является возврат функцией правильного значения или выбрасывание ожидаемого исключения. Для интеграционных тестов проверяются HTTP-статус ответа (200, 201, 400, 403, 404 и другие), структура и содержание JSON-ответа, а также изменения в базе данных после выполнения запроса.</w:t>
-      </w:r>
-    </w:p>
-    <w:p>
-      <w:pPr>
-        <w:pStyle w:val="Style24"/>
-        <w:rPr/>
-      </w:pPr>
-      <w:r>
-        <w:rPr/>
-        <w:t>Все тесты организованы по приложениям Django в соответствии со структурой проекта [1]. Тесты для каждого приложения расположены в файле tests.py внутри соответствующего приложения. Такая организация позволяет запускать как все тесты проекта целиком, так и тесты отдельного приложения или конкретного тестового класса.</w:t>
-      </w:r>
-    </w:p>
-    <w:p>
-      <w:pPr>
-        <w:pStyle w:val="Style24"/>
-        <w:rPr/>
-      </w:pPr>
-      <w:r>
-        <w:rPr/>
-        <w:t>Таким образом, выбранная методология и инструменты тестирования позволяют проверить корректность реализации всех ключевых компонентов системы: от изолированных сервисных функций до полноценных сценариев работы с REST API и базой данных.</w:t>
-      </w:r>
-    </w:p>
-    <w:p>
-      <w:pPr>
-        <w:pStyle w:val="Style24"/>
-        <w:ind w:hanging="0"/>
-        <w:rPr/>
-      </w:pPr>
-      <w:r>
-        <w:rPr/>
-      </w:r>
-    </w:p>
-    <w:p>
-      <w:pPr>
-        <w:pStyle w:val="22"/>
-        <w:spacing w:before="0" w:after="0"/>
-        <w:rPr/>
-      </w:pPr>
-      <w:bookmarkStart w:id="55" w:name="__RefHeading___Toc6640_3016159013"/>
-      <w:bookmarkStart w:id="56" w:name="_Toc229932431"/>
+      <w:r>
+        <w:rPr/>
+        <w:t>Заключение</w:t>
+      </w:r>
       <w:bookmarkEnd w:id="55"/>
-      <w:r>
-        <w:rPr/>
-        <w:t>4.2 Автоматизированное тестирование бэкенда: модульные и интеграционные тесты</w:t>
-      </w:r>
       <w:bookmarkEnd w:id="56"/>
-    </w:p>
-    <w:p>
-      <w:pPr>
-        <w:pStyle w:val="22"/>
-        <w:spacing w:before="0" w:after="0"/>
-        <w:jc w:val="both"/>
-        <w:rPr/>
-      </w:pPr>
-      <w:r>
-        <w:rPr/>
-      </w:r>
-    </w:p>
-    <w:p>
-      <w:pPr>
-        <w:pStyle w:val="Style24"/>
-        <w:rPr/>
-      </w:pPr>
-      <w:r>
-        <w:rPr/>
-        <w:t>В данном разделе описаны автоматизированные тесты бэкенд-части системы. Проверки выполняются средствами Django [1]. Часть тестов обращается к служебным функциям напрямую, другая часть – через HTTP-запросы к REST API с использованием тестовой базы данных, которая создается и удаляется при каждом запуске. Все тесты запускаются командой python manage.py test. В текущей версии кода выполняется 54 автоматических теста.</w:t>
-      </w:r>
-    </w:p>
-    <w:p>
-      <w:pPr>
-        <w:pStyle w:val="Style24"/>
-        <w:rPr/>
-      </w:pPr>
-      <w:r>
-        <w:rPr/>
-        <w:t>В приложении schedule проверяется ключевая логика составления расписания. Для функции проверки доступности солдата тесты убеждаются, что солдат может быть назначен на дежурство, а также блокируется при превышении лимита дежурств в месяц. Для функции генерации по шаблону проверяется, что дежурства создаются только в те дни недели, которые указаны в шаблоне, и что к каждому дежурству прикрепляется нужное количество солдат. Также проверяется запрет генерации на прошедший период – в этом случае функция выбрасывает ошибку. Отдельно тестируется вспомогательная функция сравнения взводов, которая игнорирует регистр и лишние пробелы.</w:t>
-      </w:r>
-    </w:p>
-    <w:p>
-      <w:pPr>
-        <w:pStyle w:val="Style24"/>
-        <w:rPr/>
-      </w:pPr>
-      <w:r>
-        <w:rPr/>
-        <w:t>В приложении users проверяются классы разрешений для разных ролей. С помощью имитации запроса подставляется пользователь с определенной ролью, и проверяется, что каждый класс разрешений корректно пропускает или отклоняет доступ. Также в этом приложении проверяются вход в систему и управление пользователями. При неверном пароле возвращается ошибка, запрос к странице данных пользователя без токена также дает ошибку, а при корректном входе возвращаются токены доступа. Солдат не может получить список пользователей и не может создать нового пользователя, командир может просматривать список. Для полей профиля проверяется, что дата окончания статуса не может быть в прошлом, а телефон и email соответствуют заданным форматам.</w:t>
-      </w:r>
-    </w:p>
-    <w:p>
-      <w:pPr>
-        <w:pStyle w:val="Style24"/>
-        <w:rPr/>
-      </w:pPr>
-      <w:r>
-        <w:rPr/>
-        <w:t>В приложении duties проверяется справочник типов нарядов. Солдат не имеет доступа к списку типов, командир может просматривать список, но создавать типы может только администратор. Командир может редактировать отдельные поля, но не может изменить код типа наряда. Администратор может создавать и удалять типы. Также проверяются экземпляры нарядов: солдат не может создать наряд, командир проходит полный цикл создания, редактирования и удаления. Тесты проверяют, что на дежурство нельзя назначить командира или администратора, нельзя указать дату в прошлом и нельзя задать время окончания раньше времени начала.</w:t>
-      </w:r>
-    </w:p>
-    <w:p>
-      <w:pPr>
-        <w:pStyle w:val="Style24"/>
-        <w:rPr/>
-      </w:pPr>
-      <w:r>
-        <w:rPr/>
-        <w:t>В приложении schedule проверяются правила расписания. Администратор может создать правило, командир не может создать или удалить правило, не может изменить тип правила, но может обновить его имя и значение. Солдату запрещен даже просмотр списка правил. Также проверяются шаблоны: командир создает шаблон, получает список, редактирует и удаляет его. Некорректная структура шаблона (например, неверный день недели) отклоняется с ошибкой. Проверяются также календарь и недельное расписание: при корректных параметрах запроса возвращается успешный ответ с данными. Генерация расписания по шаблону с шаблоном по умолчанию возвращает успешный ответ и количество созданных дежурств, а при несуществующем шаблоне – ошибку.</w:t>
-      </w:r>
-    </w:p>
-    <w:p>
-      <w:pPr>
-        <w:pStyle w:val="Style24"/>
-        <w:rPr/>
-      </w:pPr>
-      <w:r>
-        <w:rPr/>
-        <w:t>Тестирование замен дежурств проверяет, что заявка на замену солдата из другого взвода отклоняется, а выбор в качестве замены командира или администратора также невозможен. Полный позитивный сценарий выглядит так: солдат создает заявку, выбранный заменяющий, соглашается, после чего командир утверждает замену. В результате состав дежурящих на наряде обновляется. Также проверяется, что прямые запросы на создание заявки через неверный адрес или попытка частичного обновления заявки запрещены.</w:t>
-      </w:r>
-    </w:p>
-    <w:p>
-      <w:pPr>
-        <w:pStyle w:val="Style24"/>
-        <w:rPr/>
-      </w:pPr>
-      <w:r>
-        <w:rPr/>
-        <w:t>Таким образом, автоматизированное тестирование бэкенда охватывает сервисные функции расписания, права доступа, операции с типами и экземплярами нарядов, управление пользователями, правила и шаблоны расписания, чтение календаря, генерацию по шаблону и полный цикл замен.</w:t>
-      </w:r>
-    </w:p>
-    <w:p>
-      <w:pPr>
-        <w:pStyle w:val="Style24"/>
-        <w:ind w:hanging="0"/>
-        <w:rPr/>
-      </w:pPr>
-      <w:r>
-        <w:rPr/>
-      </w:r>
-    </w:p>
-    <w:p>
-      <w:pPr>
-        <w:pStyle w:val="22"/>
-        <w:spacing w:before="0" w:after="0"/>
-        <w:rPr/>
-      </w:pPr>
-      <w:bookmarkStart w:id="57" w:name="__RefHeading___Toc6642_3016159013"/>
-      <w:bookmarkStart w:id="58" w:name="_Toc229932432"/>
-      <w:bookmarkEnd w:id="57"/>
-      <w:r>
-        <w:rPr/>
-        <w:t>4.3 Проверка пользовательского интерфейса</w:t>
-      </w:r>
-      <w:bookmarkEnd w:id="58"/>
-    </w:p>
-    <w:p>
-      <w:pPr>
-        <w:pStyle w:val="22"/>
-        <w:spacing w:before="0" w:after="0"/>
-        <w:jc w:val="both"/>
-        <w:rPr/>
-      </w:pPr>
-      <w:r>
-        <w:rPr/>
-      </w:r>
-    </w:p>
-    <w:p>
-      <w:pPr>
-        <w:pStyle w:val="Style24"/>
-        <w:rPr/>
-      </w:pPr>
-      <w:r>
-        <w:rPr/>
-        <w:t>В отличие от бэкенд-части, для пользовательского интерфейса автоматизированные тесты не разрабатывались. Проверка веб-интерфейса выполнялась вручную в процессе разработки и отладки.</w:t>
-      </w:r>
-    </w:p>
-    <w:p>
-      <w:pPr>
-        <w:pStyle w:val="Style24"/>
-        <w:rPr/>
-      </w:pPr>
-      <w:r>
-        <w:rPr/>
-        <w:t>В ходе ручного тестирования были проверены следующие сценарии работы с интерфейсом. Страница входа: корректный ввод логина и пароля приводит к переходу на главную страницу, неверные данные отображают сообщение об ошибке, а при отсутствии токена пользователь перенаправляется на страницу логина. Разделы меню: в зависимости от роли пользователя отображаются только доступные пункты, а попытка прямого перехода по ссылке на запрещенный раздел перенаправляет на главную страницу или возвращает ошибку доступа.</w:t>
-      </w:r>
-    </w:p>
-    <w:p>
-      <w:pPr>
-        <w:pStyle w:val="Style24"/>
-        <w:rPr/>
-      </w:pPr>
-      <w:r>
-        <w:rPr/>
-        <w:t>Календарь дежурств проверялся на корректность отображения дат и дежурств в месячном и недельном режиме, работу фильтра по взводу и обновление данных при переключении между месяцами. Страница «Дежурства» проверялась на работу фильтров по дате, статусу и типу наряда, а также на корректность отображения списка в зависимости от роли пользователя.</w:t>
-      </w:r>
-    </w:p>
-    <w:p>
-      <w:pPr>
-        <w:pStyle w:val="Style24"/>
-        <w:rPr/>
-      </w:pPr>
-      <w:r>
-        <w:rPr/>
-        <w:t>Генерация расписания по шаблону проверялась так: командир выбирает даты и шаблон, нажимает кнопку генерации, после чего появляется сообщение с количеством созданных дежурств и обновляются данные в календаре и списке. Также проверялась возможность ручного создания, редактирования и удаления нарядов.</w:t>
-      </w:r>
-    </w:p>
-    <w:p>
-      <w:pPr>
-        <w:pStyle w:val="Style24"/>
-        <w:rPr/>
-      </w:pPr>
-      <w:r>
-        <w:rPr/>
-        <w:t>Механизм замен проверялся через полный сценарий: солдат создает заявку, выбранный заменяющий, соглашается, командир утверждает замену, после чего расписание обновляется. Также проверялась обработка некорректных ситуаций, таких как попытка замены солдата из другого взвода или выбор командира в качестве заменяющего.</w:t>
-      </w:r>
-    </w:p>
-    <w:p>
-      <w:pPr>
-        <w:pStyle w:val="Style24"/>
-        <w:rPr/>
-      </w:pPr>
-      <w:r>
-        <w:rPr/>
-        <w:t>Справочные модули проверялись на возможность создания, редактирования и удаления типов нарядов, правил и шаблонов. Особое внимание уделялось сохранению данных и корректному отображению после перезагрузки страницы.</w:t>
-      </w:r>
-    </w:p>
-    <w:p>
-      <w:pPr>
-        <w:pStyle w:val="Style24"/>
-        <w:rPr/>
-      </w:pPr>
-      <w:r>
-        <w:rPr/>
-        <w:t>Отсутствие автоматических тестов для пользовательского интерфейса является осознанным ограничением в рамках дипломного проекта. Основное внимание было уделено тестированию бэкенд-логики и API, поскольку именно эти компоненты являются критическими для корректной работы системы. Веб-интерфейс выполняет роль клиента и не содержит сложной бизнес-логики – все вычисления, проверки и правила реализованы на стороне сервера.</w:t>
-      </w:r>
-    </w:p>
-    <w:p>
-      <w:pPr>
-        <w:pStyle w:val="Style24"/>
-        <w:rPr/>
-      </w:pPr>
-      <w:r>
-        <w:rPr/>
-        <w:t>Таким образом, проверка пользовательского интерфейса выполнялась вручную и подтвердила работоспособность всех основных сценариев использования системы. Отсутствие автоматизированных тестов фронтенда не снижает общую надежность системы, так как ключевая логика сосредоточена на бэкенде и покрыта автоматическими тестами, описанными в предыдущем разделе.</w:t>
-      </w:r>
-    </w:p>
-    <w:p>
-      <w:pPr>
-        <w:pStyle w:val="Style24"/>
-        <w:ind w:hanging="0"/>
-        <w:rPr/>
-      </w:pPr>
-      <w:r>
-        <w:rPr/>
-      </w:r>
-    </w:p>
-    <w:p>
-      <w:pPr>
-        <w:pStyle w:val="22"/>
-        <w:spacing w:before="0" w:after="0"/>
-        <w:rPr>
-          <w:bCs/>
-        </w:rPr>
-      </w:pPr>
-      <w:bookmarkStart w:id="59" w:name="__RefHeading___Toc6644_3016159013"/>
-      <w:bookmarkStart w:id="60" w:name="_Toc229932433"/>
-      <w:bookmarkEnd w:id="59"/>
-      <w:r>
-        <w:rPr/>
-        <w:t xml:space="preserve">4.4 </w:t>
-      </w:r>
-      <w:r>
-        <w:rPr>
-          <w:bCs/>
-        </w:rPr>
-        <w:t>Выводы по результатам тестирования и выявленные ограничения</w:t>
-      </w:r>
-      <w:bookmarkEnd w:id="60"/>
-    </w:p>
-    <w:p>
-      <w:pPr>
-        <w:pStyle w:val="22"/>
-        <w:jc w:val="both"/>
-        <w:rPr>
-          <w:bCs/>
-        </w:rPr>
-      </w:pPr>
-      <w:r>
-        <w:rPr>
-          <w:bCs/>
-        </w:rPr>
-      </w:r>
-    </w:p>
-    <w:p>
-      <w:pPr>
-        <w:pStyle w:val="Style24"/>
-        <w:rPr/>
-      </w:pPr>
-      <w:r>
-        <w:rPr/>
-        <w:t>По итогам выполнения всех описанных тестов можно сделать вывод, что бэкенд-часть системы автоматизации дежурств работает корректно и соответствует заявленным требованиям. Все 54 автоматизированных теста успешно проходят при каждом запуске, представлено на рисунке 20. В таблице 4.1 представлено распределение тестов по основным функциональным модулям.</w:t>
-      </w:r>
-    </w:p>
-    <w:p>
-      <w:pPr>
-        <w:pStyle w:val="Style24"/>
-        <w:jc w:val="center"/>
-        <w:rPr/>
-      </w:pPr>
-      <w:r>
-        <w:rPr/>
-        <w:drawing>
-          <wp:inline distT="0" distB="0" distL="0" distR="0">
-            <wp:extent cx="2747645" cy="784860"/>
-            <wp:effectExtent l="0" t="0" r="0" b="0"/>
-            <wp:docPr id="19" name="Рисунок 2"/>
-            <wp:cNvGraphicFramePr>
-              <a:graphicFrameLocks xmlns:a="http://schemas.openxmlformats.org/drawingml/2006/main" noChangeAspect="1"/>
-            </wp:cNvGraphicFramePr>
-            <a:graphic xmlns:a="http://schemas.openxmlformats.org/drawingml/2006/main">
-              <a:graphicData uri="http://schemas.openxmlformats.org/drawingml/2006/picture">
-                <pic:pic xmlns:pic="http://schemas.openxmlformats.org/drawingml/2006/picture">
-                  <pic:nvPicPr>
-                    <pic:cNvPr id="19" name="Рисунок 2"/>
-                    <pic:cNvPicPr>
-                      <a:picLocks noChangeAspect="1" noChangeArrowheads="1"/>
-                    </pic:cNvPicPr>
-                  </pic:nvPicPr>
-                  <pic:blipFill>
-                    <a:blip r:embed="rId20"/>
-                    <a:stretch>
-                      <a:fillRect/>
-                    </a:stretch>
-                  </pic:blipFill>
-                  <pic:spPr bwMode="auto">
-                    <a:xfrm>
-                      <a:off x="0" y="0"/>
-                      <a:ext cx="2747645" cy="784860"/>
-                    </a:xfrm>
-                    <a:prstGeom prst="rect">
-                      <a:avLst/>
-                    </a:prstGeom>
-                    <a:noFill/>
-                  </pic:spPr>
-                </pic:pic>
-              </a:graphicData>
-            </a:graphic>
-          </wp:inline>
-        </w:drawing>
-      </w:r>
-    </w:p>
-    <w:p>
-      <w:pPr>
-        <w:pStyle w:val="Style24"/>
-        <w:jc w:val="center"/>
-        <w:rPr/>
-      </w:pPr>
-      <w:r>
-        <w:rPr/>
-        <w:t>Рисунок 20 – Успешное выполнение всех тестов</w:t>
-      </w:r>
-    </w:p>
-    <w:p>
-      <w:pPr>
-        <w:pStyle w:val="Style24"/>
-        <w:ind w:hanging="0"/>
-        <w:rPr/>
-      </w:pPr>
-      <w:r>
-        <w:rPr/>
-      </w:r>
-    </w:p>
-    <w:p>
-      <w:pPr>
-        <w:pStyle w:val="Style24"/>
-        <w:ind w:hanging="0"/>
-        <w:rPr/>
-      </w:pPr>
-      <w:r>
-        <w:rPr/>
-        <w:t>Таблица 4.1 – Распределение тестов по основным функциональным модулям</w:t>
-      </w:r>
-    </w:p>
-    <w:tbl>
-      <w:tblPr>
-        <w:tblStyle w:val="aa"/>
-        <w:tblW w:w="9345" w:type="dxa"/>
-        <w:jc w:val="start"/>
-        <w:tblInd w:w="0" w:type="dxa"/>
-        <w:tblLayout w:type="fixed"/>
-        <w:tblCellMar>
-          <w:top w:w="0" w:type="dxa"/>
-          <w:start w:w="108" w:type="dxa"/>
-          <w:bottom w:w="0" w:type="dxa"/>
-          <w:end w:w="108" w:type="dxa"/>
-        </w:tblCellMar>
-        <w:tblLook w:firstRow="1" w:noVBand="1" w:lastRow="0" w:firstColumn="1" w:lastColumn="0" w:noHBand="0" w:val="04a0"/>
-      </w:tblPr>
-      <w:tblGrid>
-        <w:gridCol w:w="2263"/>
-        <w:gridCol w:w="5369"/>
-        <w:gridCol w:w="1713"/>
-      </w:tblGrid>
-      <w:tr>
-        <w:trPr/>
-        <w:tc>
-          <w:tcPr>
-            <w:tcW w:w="2263" w:type="dxa"/>
-            <w:tcBorders/>
-          </w:tcPr>
-          <w:p>
-            <w:pPr>
-              <w:pStyle w:val="Style24"/>
-              <w:suppressAutoHyphens w:val="true"/>
-              <w:spacing w:before="0" w:after="0"/>
-              <w:ind w:hanging="0"/>
-              <w:jc w:val="center"/>
-              <w:rPr>
-                <w:b/>
-              </w:rPr>
-            </w:pPr>
-            <w:r>
-              <w:rPr>
-                <w:rFonts w:eastAsia="Calibri" w:cs="Times New Roman"/>
-                <w:b/>
-                <w:kern w:val="0"/>
-                <w:szCs w:val="20"/>
-                <w:lang w:val="ru-RU" w:eastAsia="ru-RU" w:bidi="ar-SA"/>
-              </w:rPr>
-              <w:t>Модуль</w:t>
-            </w:r>
-          </w:p>
-        </w:tc>
-        <w:tc>
-          <w:tcPr>
-            <w:tcW w:w="5369" w:type="dxa"/>
-            <w:tcBorders/>
-          </w:tcPr>
-          <w:p>
-            <w:pPr>
-              <w:pStyle w:val="Style24"/>
-              <w:suppressAutoHyphens w:val="true"/>
-              <w:spacing w:before="0" w:after="0"/>
-              <w:ind w:hanging="0"/>
-              <w:jc w:val="center"/>
-              <w:rPr>
-                <w:b/>
-              </w:rPr>
-            </w:pPr>
-            <w:r>
-              <w:rPr>
-                <w:rFonts w:eastAsia="Calibri" w:cs="Times New Roman"/>
-                <w:b/>
-                <w:kern w:val="0"/>
-                <w:szCs w:val="20"/>
-                <w:lang w:val="ru-RU" w:eastAsia="ru-RU" w:bidi="ar-SA"/>
-              </w:rPr>
-              <w:t>Назначение</w:t>
-            </w:r>
-          </w:p>
-        </w:tc>
-        <w:tc>
-          <w:tcPr>
-            <w:tcW w:w="1713" w:type="dxa"/>
-            <w:tcBorders/>
-          </w:tcPr>
-          <w:p>
-            <w:pPr>
-              <w:pStyle w:val="Style24"/>
-              <w:suppressAutoHyphens w:val="true"/>
-              <w:spacing w:before="0" w:after="0"/>
-              <w:ind w:hanging="0"/>
-              <w:jc w:val="center"/>
-              <w:rPr>
-                <w:b/>
-              </w:rPr>
-            </w:pPr>
-            <w:r>
-              <w:rPr>
-                <w:rFonts w:eastAsia="Calibri" w:cs="Times New Roman"/>
-                <w:b/>
-                <w:kern w:val="0"/>
-                <w:szCs w:val="20"/>
-                <w:lang w:val="ru-RU" w:eastAsia="ru-RU" w:bidi="ar-SA"/>
-              </w:rPr>
-              <w:t>Количество тестов</w:t>
-            </w:r>
-          </w:p>
-        </w:tc>
-      </w:tr>
-      <w:tr>
-        <w:trPr/>
-        <w:tc>
-          <w:tcPr>
-            <w:tcW w:w="2263" w:type="dxa"/>
-            <w:tcBorders/>
-          </w:tcPr>
-          <w:p>
-            <w:pPr>
-              <w:pStyle w:val="Style24"/>
-              <w:suppressAutoHyphens w:val="true"/>
-              <w:spacing w:before="0" w:after="0"/>
-              <w:ind w:hanging="0"/>
-              <w:jc w:val="start"/>
-              <w:rPr>
-                <w:rFonts w:eastAsia="Calibri" w:cs="Times New Roman"/>
-                <w:kern w:val="0"/>
-                <w:szCs w:val="20"/>
-                <w:lang w:val="ru-RU" w:eastAsia="ru-RU" w:bidi="ar-SA"/>
-              </w:rPr>
-            </w:pPr>
-            <w:r>
-              <w:rPr>
-                <w:rFonts w:eastAsia="Calibri" w:cs="Times New Roman"/>
-                <w:kern w:val="0"/>
-                <w:szCs w:val="20"/>
-                <w:lang w:val="ru-RU" w:eastAsia="ru-RU" w:bidi="ar-SA"/>
-              </w:rPr>
-              <w:t>Сервисы расписания</w:t>
-            </w:r>
-          </w:p>
-        </w:tc>
-        <w:tc>
-          <w:tcPr>
-            <w:tcW w:w="5369" w:type="dxa"/>
-            <w:tcBorders/>
-          </w:tcPr>
-          <w:p>
-            <w:pPr>
-              <w:pStyle w:val="Style24"/>
-              <w:suppressAutoHyphens w:val="true"/>
-              <w:spacing w:before="0" w:after="160"/>
-              <w:ind w:hanging="0"/>
-              <w:jc w:val="start"/>
-              <w:rPr>
-                <w:rFonts w:eastAsia="Calibri" w:cs="Times New Roman"/>
-                <w:kern w:val="0"/>
-                <w:szCs w:val="20"/>
-                <w:lang w:val="ru-RU" w:eastAsia="ru-RU" w:bidi="ar-SA"/>
-              </w:rPr>
-            </w:pPr>
-            <w:r>
-              <w:rPr>
-                <w:rFonts w:eastAsia="Calibri" w:cs="Times New Roman"/>
-                <w:kern w:val="0"/>
-                <w:szCs w:val="20"/>
-                <w:lang w:val="ru-RU" w:eastAsia="ru-RU" w:bidi="ar-SA"/>
-              </w:rPr>
-              <w:t>Проверка доступности солдата, генерация по шаблону, сравнение взводов</w:t>
-            </w:r>
-          </w:p>
-        </w:tc>
-        <w:tc>
-          <w:tcPr>
-            <w:tcW w:w="1713" w:type="dxa"/>
-            <w:tcBorders/>
-          </w:tcPr>
-          <w:p>
-            <w:pPr>
-              <w:pStyle w:val="Style24"/>
-              <w:suppressAutoHyphens w:val="true"/>
-              <w:spacing w:before="0" w:after="0"/>
-              <w:ind w:hanging="0"/>
-              <w:jc w:val="start"/>
-              <w:rPr>
-                <w:rFonts w:eastAsia="Calibri" w:cs="Times New Roman"/>
-                <w:kern w:val="0"/>
-                <w:szCs w:val="20"/>
-                <w:lang w:val="ru-RU" w:eastAsia="ru-RU" w:bidi="ar-SA"/>
-              </w:rPr>
-            </w:pPr>
-            <w:r>
-              <w:rPr>
-                <w:rFonts w:eastAsia="Calibri" w:cs="Times New Roman"/>
-                <w:kern w:val="0"/>
-                <w:szCs w:val="20"/>
-                <w:lang w:val="ru-RU" w:eastAsia="ru-RU" w:bidi="ar-SA"/>
-              </w:rPr>
-              <w:t>5</w:t>
-            </w:r>
-          </w:p>
-        </w:tc>
-      </w:tr>
-      <w:tr>
-        <w:trPr/>
-        <w:tc>
-          <w:tcPr>
-            <w:tcW w:w="2263" w:type="dxa"/>
-            <w:tcBorders/>
-          </w:tcPr>
-          <w:p>
-            <w:pPr>
-              <w:pStyle w:val="Style24"/>
-              <w:suppressAutoHyphens w:val="true"/>
-              <w:spacing w:before="0" w:after="0"/>
-              <w:ind w:hanging="0"/>
-              <w:jc w:val="start"/>
-              <w:rPr>
-                <w:rFonts w:eastAsia="Calibri" w:cs="Times New Roman"/>
-                <w:kern w:val="0"/>
-                <w:szCs w:val="20"/>
-                <w:lang w:val="ru-RU" w:eastAsia="ru-RU" w:bidi="ar-SA"/>
-              </w:rPr>
-            </w:pPr>
-            <w:r>
-              <w:rPr>
-                <w:rFonts w:eastAsia="Calibri" w:cs="Times New Roman"/>
-                <w:kern w:val="0"/>
-                <w:szCs w:val="20"/>
-                <w:lang w:val="ru-RU" w:eastAsia="ru-RU" w:bidi="ar-SA"/>
-              </w:rPr>
-              <w:t>Права доступа</w:t>
-            </w:r>
-          </w:p>
-        </w:tc>
-        <w:tc>
-          <w:tcPr>
-            <w:tcW w:w="5369" w:type="dxa"/>
-            <w:tcBorders/>
-          </w:tcPr>
-          <w:p>
-            <w:pPr>
-              <w:pStyle w:val="Style24"/>
-              <w:suppressAutoHyphens w:val="true"/>
-              <w:spacing w:before="0" w:after="160"/>
-              <w:ind w:hanging="0"/>
-              <w:jc w:val="start"/>
-              <w:rPr>
-                <w:rFonts w:eastAsia="Calibri" w:cs="Times New Roman"/>
-                <w:kern w:val="0"/>
-                <w:szCs w:val="20"/>
-                <w:lang w:val="ru-RU" w:eastAsia="ru-RU" w:bidi="ar-SA"/>
-              </w:rPr>
-            </w:pPr>
-            <w:r>
-              <w:rPr>
-                <w:rFonts w:eastAsia="Calibri" w:cs="Times New Roman"/>
-                <w:kern w:val="0"/>
-                <w:szCs w:val="20"/>
-                <w:lang w:val="ru-RU" w:eastAsia="ru-RU" w:bidi="ar-SA"/>
-              </w:rPr>
-              <w:t>Проверка классов разрешений для разных ролей</w:t>
-            </w:r>
-          </w:p>
-        </w:tc>
-        <w:tc>
-          <w:tcPr>
-            <w:tcW w:w="1713" w:type="dxa"/>
-            <w:tcBorders/>
-          </w:tcPr>
-          <w:p>
-            <w:pPr>
-              <w:pStyle w:val="Style24"/>
-              <w:suppressAutoHyphens w:val="true"/>
-              <w:spacing w:before="0" w:after="0"/>
-              <w:ind w:hanging="0"/>
-              <w:jc w:val="start"/>
-              <w:rPr>
-                <w:rFonts w:eastAsia="Calibri" w:cs="Times New Roman"/>
-                <w:kern w:val="0"/>
-                <w:szCs w:val="20"/>
-                <w:lang w:val="ru-RU" w:eastAsia="ru-RU" w:bidi="ar-SA"/>
-              </w:rPr>
-            </w:pPr>
-            <w:r>
-              <w:rPr>
-                <w:rFonts w:eastAsia="Calibri" w:cs="Times New Roman"/>
-                <w:kern w:val="0"/>
-                <w:szCs w:val="20"/>
-                <w:lang w:val="ru-RU" w:eastAsia="ru-RU" w:bidi="ar-SA"/>
-              </w:rPr>
-              <w:t>3</w:t>
-            </w:r>
-          </w:p>
-        </w:tc>
-      </w:tr>
-      <w:tr>
-        <w:trPr/>
-        <w:tc>
-          <w:tcPr>
-            <w:tcW w:w="2263" w:type="dxa"/>
-            <w:tcBorders/>
-          </w:tcPr>
-          <w:p>
-            <w:pPr>
-              <w:pStyle w:val="Style24"/>
-              <w:suppressAutoHyphens w:val="true"/>
-              <w:spacing w:before="0" w:after="0"/>
-              <w:ind w:hanging="0"/>
-              <w:jc w:val="start"/>
-              <w:rPr>
-                <w:rFonts w:eastAsia="Calibri" w:cs="Times New Roman"/>
-                <w:kern w:val="0"/>
-                <w:szCs w:val="20"/>
-                <w:lang w:val="ru-RU" w:eastAsia="ru-RU" w:bidi="ar-SA"/>
-              </w:rPr>
-            </w:pPr>
-            <w:r>
-              <w:rPr>
-                <w:rFonts w:eastAsia="Calibri" w:cs="Times New Roman"/>
-                <w:kern w:val="0"/>
-                <w:szCs w:val="20"/>
-                <w:lang w:val="ru-RU" w:eastAsia="ru-RU" w:bidi="ar-SA"/>
-              </w:rPr>
-              <w:t>Типы дежурств</w:t>
-            </w:r>
-          </w:p>
-        </w:tc>
-        <w:tc>
-          <w:tcPr>
-            <w:tcW w:w="5369" w:type="dxa"/>
-            <w:tcBorders/>
-          </w:tcPr>
-          <w:p>
-            <w:pPr>
-              <w:pStyle w:val="Style24"/>
-              <w:suppressAutoHyphens w:val="true"/>
-              <w:spacing w:before="0" w:after="160"/>
-              <w:ind w:hanging="0"/>
-              <w:jc w:val="start"/>
-              <w:rPr>
-                <w:rFonts w:eastAsia="Calibri" w:cs="Times New Roman"/>
-                <w:kern w:val="0"/>
-                <w:szCs w:val="20"/>
-                <w:lang w:val="ru-RU" w:eastAsia="ru-RU" w:bidi="ar-SA"/>
-              </w:rPr>
-            </w:pPr>
-            <w:r>
-              <w:rPr>
-                <w:rFonts w:eastAsia="Calibri" w:cs="Times New Roman"/>
-                <w:kern w:val="0"/>
-                <w:szCs w:val="20"/>
-                <w:lang w:val="ru-RU" w:eastAsia="ru-RU" w:bidi="ar-SA"/>
-              </w:rPr>
-              <w:t>CRUD-операции, права доступа, валидация полей</w:t>
-            </w:r>
-          </w:p>
-        </w:tc>
-        <w:tc>
-          <w:tcPr>
-            <w:tcW w:w="1713" w:type="dxa"/>
-            <w:tcBorders/>
-          </w:tcPr>
-          <w:p>
-            <w:pPr>
-              <w:pStyle w:val="Style24"/>
-              <w:suppressAutoHyphens w:val="true"/>
-              <w:spacing w:before="0" w:after="0"/>
-              <w:ind w:hanging="0"/>
-              <w:jc w:val="start"/>
-              <w:rPr>
-                <w:rFonts w:eastAsia="Calibri" w:cs="Times New Roman"/>
-                <w:kern w:val="0"/>
-                <w:szCs w:val="20"/>
-                <w:lang w:val="ru-RU" w:eastAsia="ru-RU" w:bidi="ar-SA"/>
-              </w:rPr>
-            </w:pPr>
-            <w:r>
-              <w:rPr>
-                <w:rFonts w:eastAsia="Calibri" w:cs="Times New Roman"/>
-                <w:kern w:val="0"/>
-                <w:szCs w:val="20"/>
-                <w:lang w:val="ru-RU" w:eastAsia="ru-RU" w:bidi="ar-SA"/>
-              </w:rPr>
-              <w:t>7</w:t>
-            </w:r>
-          </w:p>
-        </w:tc>
-      </w:tr>
-      <w:tr>
-        <w:trPr/>
-        <w:tc>
-          <w:tcPr>
-            <w:tcW w:w="2263" w:type="dxa"/>
-            <w:tcBorders/>
-          </w:tcPr>
-          <w:p>
-            <w:pPr>
-              <w:pStyle w:val="Style24"/>
-              <w:suppressAutoHyphens w:val="true"/>
-              <w:spacing w:before="0" w:after="0"/>
-              <w:ind w:hanging="0"/>
-              <w:jc w:val="start"/>
-              <w:rPr>
-                <w:rFonts w:eastAsia="Calibri" w:cs="Times New Roman"/>
-                <w:kern w:val="0"/>
-                <w:szCs w:val="20"/>
-                <w:lang w:val="ru-RU" w:eastAsia="ru-RU" w:bidi="ar-SA"/>
-              </w:rPr>
-            </w:pPr>
-            <w:r>
-              <w:rPr>
-                <w:rFonts w:eastAsia="Calibri" w:cs="Times New Roman"/>
-                <w:kern w:val="0"/>
-                <w:szCs w:val="20"/>
-                <w:lang w:val="ru-RU" w:eastAsia="ru-RU" w:bidi="ar-SA"/>
-              </w:rPr>
-              <w:t>Экземпляры дежурств</w:t>
-            </w:r>
-          </w:p>
-        </w:tc>
-        <w:tc>
-          <w:tcPr>
-            <w:tcW w:w="5369" w:type="dxa"/>
-            <w:tcBorders/>
-          </w:tcPr>
-          <w:p>
-            <w:pPr>
-              <w:pStyle w:val="Style24"/>
-              <w:suppressAutoHyphens w:val="true"/>
-              <w:spacing w:before="0" w:after="160"/>
-              <w:ind w:hanging="0"/>
-              <w:jc w:val="start"/>
-              <w:rPr>
-                <w:rFonts w:eastAsia="Calibri" w:cs="Times New Roman"/>
-                <w:kern w:val="0"/>
-                <w:szCs w:val="20"/>
-                <w:lang w:val="ru-RU" w:eastAsia="ru-RU" w:bidi="ar-SA"/>
-              </w:rPr>
-            </w:pPr>
-            <w:r>
-              <w:rPr>
-                <w:rFonts w:eastAsia="Calibri" w:cs="Times New Roman"/>
-                <w:kern w:val="0"/>
-                <w:szCs w:val="20"/>
-                <w:lang w:val="ru-RU" w:eastAsia="ru-RU" w:bidi="ar-SA"/>
-              </w:rPr>
-              <w:t>Создание, редактирование, удаление, валидация дат и времени, лимиты</w:t>
-            </w:r>
-          </w:p>
-        </w:tc>
-        <w:tc>
-          <w:tcPr>
-            <w:tcW w:w="1713" w:type="dxa"/>
-            <w:tcBorders/>
-          </w:tcPr>
-          <w:p>
-            <w:pPr>
-              <w:pStyle w:val="Style24"/>
-              <w:suppressAutoHyphens w:val="true"/>
-              <w:spacing w:before="0" w:after="0"/>
-              <w:ind w:hanging="0"/>
-              <w:jc w:val="start"/>
-              <w:rPr>
-                <w:rFonts w:eastAsia="Calibri" w:cs="Times New Roman"/>
-                <w:kern w:val="0"/>
-                <w:szCs w:val="20"/>
-                <w:lang w:val="ru-RU" w:eastAsia="ru-RU" w:bidi="ar-SA"/>
-              </w:rPr>
-            </w:pPr>
-            <w:r>
-              <w:rPr>
-                <w:rFonts w:eastAsia="Calibri" w:cs="Times New Roman"/>
-                <w:kern w:val="0"/>
-                <w:szCs w:val="20"/>
-                <w:lang w:val="ru-RU" w:eastAsia="ru-RU" w:bidi="ar-SA"/>
-              </w:rPr>
-              <w:t>6</w:t>
-            </w:r>
-          </w:p>
-        </w:tc>
-      </w:tr>
-      <w:tr>
-        <w:trPr/>
-        <w:tc>
-          <w:tcPr>
-            <w:tcW w:w="2263" w:type="dxa"/>
-            <w:tcBorders/>
-          </w:tcPr>
-          <w:p>
-            <w:pPr>
-              <w:pStyle w:val="Style24"/>
-              <w:suppressAutoHyphens w:val="true"/>
-              <w:spacing w:before="0" w:after="0"/>
-              <w:ind w:hanging="0"/>
-              <w:jc w:val="start"/>
-              <w:rPr>
-                <w:rFonts w:eastAsia="Calibri" w:cs="Times New Roman"/>
-                <w:kern w:val="0"/>
-                <w:szCs w:val="20"/>
-                <w:lang w:val="ru-RU" w:eastAsia="ru-RU" w:bidi="ar-SA"/>
-              </w:rPr>
-            </w:pPr>
-            <w:r>
-              <w:rPr>
-                <w:rFonts w:eastAsia="Calibri" w:cs="Times New Roman"/>
-                <w:kern w:val="0"/>
-                <w:szCs w:val="20"/>
-                <w:lang w:val="ru-RU" w:eastAsia="ru-RU" w:bidi="ar-SA"/>
-              </w:rPr>
-              <w:t>Пользователи и авторизация</w:t>
-            </w:r>
-          </w:p>
-        </w:tc>
-        <w:tc>
-          <w:tcPr>
-            <w:tcW w:w="5369" w:type="dxa"/>
-            <w:tcBorders/>
-          </w:tcPr>
-          <w:p>
-            <w:pPr>
-              <w:pStyle w:val="Style24"/>
-              <w:suppressAutoHyphens w:val="true"/>
-              <w:spacing w:before="0" w:after="160"/>
-              <w:ind w:hanging="0"/>
-              <w:jc w:val="start"/>
-              <w:rPr>
-                <w:rFonts w:eastAsia="Calibri" w:cs="Times New Roman"/>
-                <w:kern w:val="0"/>
-                <w:szCs w:val="20"/>
-                <w:lang w:val="ru-RU" w:eastAsia="ru-RU" w:bidi="ar-SA"/>
-              </w:rPr>
-            </w:pPr>
-            <w:r>
-              <w:rPr>
-                <w:rFonts w:eastAsia="Calibri" w:cs="Times New Roman"/>
-                <w:kern w:val="0"/>
-                <w:szCs w:val="20"/>
-                <w:lang w:val="ru-RU" w:eastAsia="ru-RU" w:bidi="ar-SA"/>
-              </w:rPr>
-              <w:t>Вход в систему, получение токенов, доступ к спискам, редактирование профиля, валидация полей</w:t>
-            </w:r>
-          </w:p>
-        </w:tc>
-        <w:tc>
-          <w:tcPr>
-            <w:tcW w:w="1713" w:type="dxa"/>
-            <w:tcBorders/>
-          </w:tcPr>
-          <w:p>
-            <w:pPr>
-              <w:pStyle w:val="Style24"/>
-              <w:suppressAutoHyphens w:val="true"/>
-              <w:spacing w:before="0" w:after="0"/>
-              <w:ind w:hanging="0"/>
-              <w:jc w:val="start"/>
-              <w:rPr>
-                <w:rFonts w:eastAsia="Calibri" w:cs="Times New Roman"/>
-                <w:kern w:val="0"/>
-                <w:szCs w:val="20"/>
-                <w:lang w:val="ru-RU" w:eastAsia="ru-RU" w:bidi="ar-SA"/>
-              </w:rPr>
-            </w:pPr>
-            <w:r>
-              <w:rPr>
-                <w:rFonts w:eastAsia="Calibri" w:cs="Times New Roman"/>
-                <w:kern w:val="0"/>
-                <w:szCs w:val="20"/>
-                <w:lang w:val="ru-RU" w:eastAsia="ru-RU" w:bidi="ar-SA"/>
-              </w:rPr>
-              <w:t>13</w:t>
-            </w:r>
-          </w:p>
-        </w:tc>
-      </w:tr>
-      <w:tr>
-        <w:trPr/>
-        <w:tc>
-          <w:tcPr>
-            <w:tcW w:w="2263" w:type="dxa"/>
-            <w:tcBorders/>
-          </w:tcPr>
-          <w:p>
-            <w:pPr>
-              <w:pStyle w:val="Style24"/>
-              <w:suppressAutoHyphens w:val="true"/>
-              <w:spacing w:before="0" w:after="0"/>
-              <w:ind w:hanging="0"/>
-              <w:jc w:val="start"/>
-              <w:rPr>
-                <w:rFonts w:eastAsia="Calibri" w:cs="Times New Roman"/>
-                <w:kern w:val="0"/>
-                <w:szCs w:val="20"/>
-                <w:lang w:val="ru-RU" w:eastAsia="ru-RU" w:bidi="ar-SA"/>
-              </w:rPr>
-            </w:pPr>
-            <w:r>
-              <w:rPr>
-                <w:rFonts w:eastAsia="Calibri" w:cs="Times New Roman"/>
-                <w:kern w:val="0"/>
-                <w:szCs w:val="20"/>
-                <w:lang w:val="ru-RU" w:eastAsia="ru-RU" w:bidi="ar-SA"/>
-              </w:rPr>
-              <w:t>Правила и шаблоны</w:t>
-            </w:r>
-          </w:p>
-        </w:tc>
-        <w:tc>
-          <w:tcPr>
-            <w:tcW w:w="5369" w:type="dxa"/>
-            <w:tcBorders/>
-          </w:tcPr>
-          <w:p>
-            <w:pPr>
-              <w:pStyle w:val="Style24"/>
-              <w:suppressAutoHyphens w:val="true"/>
-              <w:spacing w:before="0" w:after="160"/>
-              <w:ind w:hanging="0"/>
-              <w:jc w:val="start"/>
-              <w:rPr>
-                <w:rFonts w:eastAsia="Calibri" w:cs="Times New Roman"/>
-                <w:kern w:val="0"/>
-                <w:szCs w:val="20"/>
-                <w:lang w:val="ru-RU" w:eastAsia="ru-RU" w:bidi="ar-SA"/>
-              </w:rPr>
-            </w:pPr>
-            <w:r>
-              <w:rPr>
-                <w:rFonts w:eastAsia="Calibri" w:cs="Times New Roman"/>
-                <w:kern w:val="0"/>
-                <w:szCs w:val="20"/>
-                <w:lang w:val="ru-RU" w:eastAsia="ru-RU" w:bidi="ar-SA"/>
-              </w:rPr>
-              <w:t>Управление правилами, управление шаблонами, валидация структуры</w:t>
-            </w:r>
-          </w:p>
-        </w:tc>
-        <w:tc>
-          <w:tcPr>
-            <w:tcW w:w="1713" w:type="dxa"/>
-            <w:tcBorders/>
-          </w:tcPr>
-          <w:p>
-            <w:pPr>
-              <w:pStyle w:val="Style24"/>
-              <w:suppressAutoHyphens w:val="true"/>
-              <w:spacing w:before="0" w:after="0"/>
-              <w:ind w:hanging="0"/>
-              <w:jc w:val="start"/>
-              <w:rPr>
-                <w:rFonts w:eastAsia="Calibri" w:cs="Times New Roman"/>
-                <w:kern w:val="0"/>
-                <w:szCs w:val="20"/>
-                <w:lang w:val="ru-RU" w:eastAsia="ru-RU" w:bidi="ar-SA"/>
-              </w:rPr>
-            </w:pPr>
-            <w:r>
-              <w:rPr>
-                <w:rFonts w:eastAsia="Calibri" w:cs="Times New Roman"/>
-                <w:kern w:val="0"/>
-                <w:szCs w:val="20"/>
-                <w:lang w:val="ru-RU" w:eastAsia="ru-RU" w:bidi="ar-SA"/>
-              </w:rPr>
-              <w:t>8</w:t>
-            </w:r>
-          </w:p>
-        </w:tc>
-      </w:tr>
-      <w:tr>
-        <w:trPr/>
-        <w:tc>
-          <w:tcPr>
-            <w:tcW w:w="2263" w:type="dxa"/>
-            <w:tcBorders/>
-          </w:tcPr>
-          <w:p>
-            <w:pPr>
-              <w:pStyle w:val="Style24"/>
-              <w:suppressAutoHyphens w:val="true"/>
-              <w:spacing w:before="0" w:after="0"/>
-              <w:ind w:hanging="0"/>
-              <w:jc w:val="start"/>
-              <w:rPr>
-                <w:rFonts w:eastAsia="Calibri" w:cs="Times New Roman"/>
-                <w:kern w:val="0"/>
-                <w:szCs w:val="20"/>
-                <w:lang w:val="ru-RU" w:eastAsia="ru-RU" w:bidi="ar-SA"/>
-              </w:rPr>
-            </w:pPr>
-            <w:r>
-              <w:rPr>
-                <w:rFonts w:eastAsia="Calibri" w:cs="Times New Roman"/>
-                <w:kern w:val="0"/>
-                <w:szCs w:val="20"/>
-                <w:lang w:val="ru-RU" w:eastAsia="ru-RU" w:bidi="ar-SA"/>
-              </w:rPr>
-              <w:t>Календарь и генерация</w:t>
-            </w:r>
-          </w:p>
-        </w:tc>
-        <w:tc>
-          <w:tcPr>
-            <w:tcW w:w="5369" w:type="dxa"/>
-            <w:tcBorders/>
-          </w:tcPr>
-          <w:p>
-            <w:pPr>
-              <w:pStyle w:val="Style24"/>
-              <w:suppressAutoHyphens w:val="true"/>
-              <w:spacing w:before="0" w:after="160"/>
-              <w:ind w:hanging="0"/>
-              <w:jc w:val="start"/>
-              <w:rPr>
-                <w:rFonts w:eastAsia="Calibri" w:cs="Times New Roman"/>
-                <w:kern w:val="0"/>
-                <w:szCs w:val="20"/>
-                <w:lang w:val="ru-RU" w:eastAsia="ru-RU" w:bidi="ar-SA"/>
-              </w:rPr>
-            </w:pPr>
-            <w:r>
-              <w:rPr>
-                <w:rFonts w:eastAsia="Calibri" w:cs="Times New Roman"/>
-                <w:kern w:val="0"/>
-                <w:szCs w:val="20"/>
-                <w:lang w:val="ru-RU" w:eastAsia="ru-RU" w:bidi="ar-SA"/>
-              </w:rPr>
-              <w:t>Получение календаря и недельного расписания, генерация по шаблону</w:t>
-            </w:r>
-          </w:p>
-        </w:tc>
-        <w:tc>
-          <w:tcPr>
-            <w:tcW w:w="1713" w:type="dxa"/>
-            <w:tcBorders/>
-          </w:tcPr>
-          <w:p>
-            <w:pPr>
-              <w:pStyle w:val="Style24"/>
-              <w:suppressAutoHyphens w:val="true"/>
-              <w:spacing w:before="0" w:after="0"/>
-              <w:ind w:hanging="0"/>
-              <w:jc w:val="start"/>
-              <w:rPr>
-                <w:rFonts w:eastAsia="Calibri" w:cs="Times New Roman"/>
-                <w:kern w:val="0"/>
-                <w:szCs w:val="20"/>
-                <w:lang w:val="ru-RU" w:eastAsia="ru-RU" w:bidi="ar-SA"/>
-              </w:rPr>
-            </w:pPr>
-            <w:r>
-              <w:rPr>
-                <w:rFonts w:eastAsia="Calibri" w:cs="Times New Roman"/>
-                <w:kern w:val="0"/>
-                <w:szCs w:val="20"/>
-                <w:lang w:val="ru-RU" w:eastAsia="ru-RU" w:bidi="ar-SA"/>
-              </w:rPr>
-              <w:t>6</w:t>
-            </w:r>
-          </w:p>
-        </w:tc>
-      </w:tr>
-      <w:tr>
-        <w:trPr/>
-        <w:tc>
-          <w:tcPr>
-            <w:tcW w:w="2263" w:type="dxa"/>
-            <w:tcBorders/>
-          </w:tcPr>
-          <w:p>
-            <w:pPr>
-              <w:pStyle w:val="Style24"/>
-              <w:suppressAutoHyphens w:val="true"/>
-              <w:spacing w:before="0" w:after="0"/>
-              <w:ind w:hanging="0"/>
-              <w:jc w:val="start"/>
-              <w:rPr>
-                <w:rFonts w:eastAsia="Calibri" w:cs="Times New Roman"/>
-                <w:kern w:val="0"/>
-                <w:szCs w:val="20"/>
-                <w:lang w:val="ru-RU" w:eastAsia="ru-RU" w:bidi="ar-SA"/>
-              </w:rPr>
-            </w:pPr>
-            <w:r>
-              <w:rPr>
-                <w:rFonts w:eastAsia="Calibri" w:cs="Times New Roman"/>
-                <w:kern w:val="0"/>
-                <w:szCs w:val="20"/>
-                <w:lang w:val="ru-RU" w:eastAsia="ru-RU" w:bidi="ar-SA"/>
-              </w:rPr>
-              <w:t>Замены дежурств</w:t>
-            </w:r>
-          </w:p>
-        </w:tc>
-        <w:tc>
-          <w:tcPr>
-            <w:tcW w:w="5369" w:type="dxa"/>
-            <w:tcBorders/>
-          </w:tcPr>
-          <w:p>
-            <w:pPr>
-              <w:pStyle w:val="Style24"/>
-              <w:suppressAutoHyphens w:val="true"/>
-              <w:spacing w:before="0" w:after="160"/>
-              <w:ind w:hanging="0"/>
-              <w:jc w:val="start"/>
-              <w:rPr>
-                <w:rFonts w:eastAsia="Calibri" w:cs="Times New Roman"/>
-                <w:kern w:val="0"/>
-                <w:szCs w:val="20"/>
-                <w:lang w:val="ru-RU" w:eastAsia="ru-RU" w:bidi="ar-SA"/>
-              </w:rPr>
-            </w:pPr>
-            <w:r>
-              <w:rPr>
-                <w:rFonts w:eastAsia="Calibri" w:cs="Times New Roman"/>
-                <w:kern w:val="0"/>
-                <w:szCs w:val="20"/>
-                <w:lang w:val="ru-RU" w:eastAsia="ru-RU" w:bidi="ar-SA"/>
-              </w:rPr>
-              <w:t>Создание заявки, ограничения по взводу и роли замены, HTTP-методы, полный цикл согласования и утверждения командиром</w:t>
-            </w:r>
-          </w:p>
-        </w:tc>
-        <w:tc>
-          <w:tcPr>
-            <w:tcW w:w="1713" w:type="dxa"/>
-            <w:tcBorders/>
-          </w:tcPr>
-          <w:p>
-            <w:pPr>
-              <w:pStyle w:val="Style24"/>
-              <w:suppressAutoHyphens w:val="true"/>
-              <w:spacing w:before="0" w:after="0"/>
-              <w:ind w:hanging="0"/>
-              <w:jc w:val="start"/>
-              <w:rPr>
-                <w:rFonts w:eastAsia="Calibri" w:cs="Times New Roman"/>
-                <w:kern w:val="0"/>
-                <w:szCs w:val="20"/>
-                <w:lang w:val="ru-RU" w:eastAsia="ru-RU" w:bidi="ar-SA"/>
-              </w:rPr>
-            </w:pPr>
-            <w:r>
-              <w:rPr>
-                <w:rFonts w:eastAsia="Calibri" w:cs="Times New Roman"/>
-                <w:kern w:val="0"/>
-                <w:szCs w:val="20"/>
-                <w:lang w:val="ru-RU" w:eastAsia="ru-RU" w:bidi="ar-SA"/>
-              </w:rPr>
-              <w:t>6</w:t>
-            </w:r>
-          </w:p>
-        </w:tc>
-      </w:tr>
-    </w:tbl>
-    <w:p>
-      <w:pPr>
-        <w:pStyle w:val="Style24"/>
-        <w:ind w:hanging="0"/>
-        <w:rPr/>
-      </w:pPr>
-      <w:r>
-        <w:rPr/>
-      </w:r>
-    </w:p>
-    <w:p>
-      <w:pPr>
-        <w:pStyle w:val="Style24"/>
-        <w:rPr/>
-      </w:pPr>
-      <w:r>
-        <w:rPr/>
-        <w:t>Как видно из таблицы 4.1, наибольшее количество тестов написано для модуля пользователей и авторизации (13 тестов). Это обусловлено тем, что данный модуль содержит наиболее критичную бизнес-логику и множество проверок входных данных. Наименьшее количество тестов приходится на модуль прав доступа (3 теста), однако это связано с тем, что сами классы разрешений просты по своей структуре, а их фактическое применение в действии проверяется в тестах других модулей.</w:t>
-      </w:r>
-    </w:p>
-    <w:p>
-      <w:pPr>
-        <w:pStyle w:val="Style24"/>
-        <w:rPr/>
-      </w:pPr>
-      <w:r>
-        <w:rPr/>
-        <w:t>В ходе тестирования и анализа покрытия кода были выявлены следующие ограничения. Отсутствуют автоматизированные тесты для фронтенд-части – проверка интерфейса выполнялась только вручную. Не проводилось нагрузочное тестирование, поэтому поведение системы при одновременной работе большого числа пользователей (более 50 человек) не проверялось. Отсутствует пентест – проверка безопасности системы ограничилась тестами прав доступа к API и ручным анализом. Некоторые эндпоинты, такие как полный цикл обновления JWT-токенов, могут быть покрыты тестами не полностью, хотя базовый сценарий входа и получения токенов проверен.</w:t>
-      </w:r>
-    </w:p>
-    <w:p>
-      <w:pPr>
-        <w:pStyle w:val="Style24"/>
-        <w:rPr/>
-      </w:pPr>
-      <w:r>
-        <w:rPr/>
-        <w:t>Несмотря на перечисленные ограничения, разработанная система автоматизации дежурств научной роты Росгвардии обладает достаточным уровнем качества и надежности для демонстрации работоспособности в рамках дипломного проекта. Все ключевые функции покрыты автоматическими тестами, критические сценарии работают корректно, а выявленные ограничения не являются критическими и могут быть устранены при дальнейшем развитии проекта.</w:t>
-      </w:r>
-    </w:p>
-    <w:p>
-      <w:pPr>
-        <w:pStyle w:val="22"/>
-        <w:jc w:val="both"/>
-        <w:rPr/>
-      </w:pPr>
-      <w:r>
-        <w:rPr/>
-      </w:r>
-      <w:r>
-        <w:br w:type="page"/>
-      </w:r>
-    </w:p>
-    <w:p>
-      <w:pPr>
-        <w:pStyle w:val="Heading2"/>
-        <w:spacing w:before="0" w:after="0"/>
-        <w:rPr/>
-      </w:pPr>
-      <w:bookmarkStart w:id="61" w:name="__RefHeading___Toc6646_3016159013"/>
-      <w:bookmarkStart w:id="62" w:name="_Toc229932434"/>
-      <w:bookmarkStart w:id="63" w:name="_Toc190776676"/>
-      <w:bookmarkEnd w:id="61"/>
-      <w:r>
-        <w:rPr/>
-        <w:t>Заключение</w:t>
-      </w:r>
-      <w:bookmarkEnd w:id="62"/>
-      <w:bookmarkEnd w:id="63"/>
     </w:p>
     <w:p>
       <w:pPr>
@@ -9014,16 +6704,16 @@
         <w:spacing w:before="0" w:after="0"/>
         <w:rPr/>
       </w:pPr>
-      <w:bookmarkStart w:id="64" w:name="__RefHeading___Toc6648_3016159013"/>
-      <w:bookmarkStart w:id="65" w:name="_Toc229932435"/>
-      <w:bookmarkStart w:id="66" w:name="_Toc190776677"/>
-      <w:bookmarkEnd w:id="64"/>
+      <w:bookmarkStart w:id="57" w:name="__RefHeading___Toc6648_3016159013"/>
+      <w:bookmarkStart w:id="58" w:name="_Toc229932435"/>
+      <w:bookmarkStart w:id="59" w:name="_Toc190776677"/>
+      <w:bookmarkEnd w:id="57"/>
       <w:r>
         <w:rPr/>
         <w:t>Список использованных источников</w:t>
       </w:r>
-      <w:bookmarkEnd w:id="65"/>
-      <w:bookmarkEnd w:id="66"/>
+      <w:bookmarkEnd w:id="58"/>
+      <w:bookmarkEnd w:id="59"/>
     </w:p>
     <w:p>
       <w:pPr>
@@ -9488,9 +7178,9 @@
       </w:r>
     </w:p>
     <w:sectPr>
-      <w:footerReference w:type="even" r:id="rId21"/>
-      <w:footerReference w:type="default" r:id="rId22"/>
-      <w:footerReference w:type="first" r:id="rId23"/>
+      <w:footerReference w:type="even" r:id="rId9"/>
+      <w:footerReference w:type="default" r:id="rId10"/>
+      <w:footerReference w:type="first" r:id="rId11"/>
       <w:type w:val="nextPage"/>
       <w:pgSz w:w="11906" w:h="16838"/>
       <w:pgMar w:left="1701" w:right="850" w:gutter="0" w:header="0" w:top="1134" w:footer="453" w:bottom="993"/>
@@ -9549,7 +7239,7 @@
         </w:r>
         <w:r>
           <w:rPr/>
-          <w:t>70</w:t>
+          <w:t>64</w:t>
         </w:r>
         <w:r>
           <w:rPr/>
